--- a/Image_Reconstruction_Classifier/Documentation/ImageReconstruction_Code_Avengers-Paper.docx
+++ b/Image_Reconstruction_Classifier/Documentation/ImageReconstruction_Code_Avengers-Paper.docx
@@ -286,61 +286,6 @@
     </w:tbl>
     <w:p>
       <w:pPr>
-        <w:spacing w:after="200" w:before="200"/>
-        <w:jc w:val="both"/>
-      </w:pPr>
-      <w:r>
-        <w:rPr>
-          <w:rFonts w:ascii="Times New Roman" w:cs="Times New Roman" w:eastAsia="Times New Roman" w:hAnsi="Times New Roman"/>
-          <w:b/>
-          <w:bCs/>
-          <w:i/>
-          <w:iCs/>
-          <w:sz w:val="20"/>
-          <w:szCs w:val="20"/>
-        </w:rPr>
-        <w:t xml:space="preserve">Abstract—</w:t>
-      </w:r>
-      <w:r>
-        <w:rPr>
-          <w:rFonts w:ascii="Times New Roman" w:cs="Times New Roman" w:eastAsia="Times New Roman" w:hAnsi="Times New Roman"/>
-          <w:i/>
-          <w:iCs/>
-          <w:sz w:val="20"/>
-          <w:szCs w:val="20"/>
-        </w:rPr>
-        <w:t xml:space="preserve">Efficient image storage and reconstruction remain critical challenges as digital content volumes grow. This paper presents a cloud-native image reconstruction system that compresses Fashion-MNIST images into Sparse Distributed Representations (SDRs) using a Hierarchical Temporal Memory (HTM) spatial pooler, and reconstructs them using a fusion of K-Nearest Neighbors (KNN) and HTM-based classifiers. Beyond the underlying machine-learning contribution, this report documents the software-engineering process behind the system: a Model Context Protocol (MCP) server that exposes the reconstruction pipeline as independently callable tools running in a single Docker container, an Azure Blob Storage layer holding the train/test image sets and persisted classifier models, an Azure Table Storage layer recording per-reconstruction similarity metrics, and a companion AI agent that connects to that server — locally during development or, by changing a single endpoint setting, to an Azure-hosted instance in production — to orchestrate the pipeline through natural-language instructions. The pipeline was trained on 10,000 and evaluated on 2,000 Fashion-MNIST images; the fusion classifier achieved an average vector similarity of 86.22% and binary similarity of 88.12%, outperforming either individual classifier. Equally central to this report is a transparent account of how AI coding assistants were used throughout development, consistent with this course's requirement to disclose and critically review AI-assisted engineering work; the complete, verifiable per-prompt log is maintained separately in the project's PROMPTS.md file, as the guideline permits. We further discuss the limitations of the reconstruction approach, an architectural persistence gap identified during manual review and since closed by persisting classifier models to Blob Storage and reconstruction metrics to Azure Table Storage, the remaining scalability validation this closure still requires, concrete code-quality issues surfaced during review, and lessons learned from combining AI-assisted coding with cloud engineering.</w:t>
-      </w:r>
-    </w:p>
-    <w:p>
-      <w:pPr>
-        <w:spacing w:after="200"/>
-      </w:pPr>
-      <w:r>
-        <w:rPr>
-          <w:rFonts w:ascii="Times New Roman" w:cs="Times New Roman" w:eastAsia="Times New Roman" w:hAnsi="Times New Roman"/>
-          <w:b/>
-          <w:bCs/>
-          <w:i/>
-          <w:iCs/>
-          <w:sz w:val="20"/>
-          <w:szCs w:val="20"/>
-        </w:rPr>
-        <w:t xml:space="preserve">Keywords—</w:t>
-      </w:r>
-      <w:r>
-        <w:rPr>
-          <w:rFonts w:ascii="Times New Roman" w:cs="Times New Roman" w:eastAsia="Times New Roman" w:hAnsi="Times New Roman"/>
-          <w:i/>
-          <w:iCs/>
-          <w:sz w:val="20"/>
-          <w:szCs w:val="20"/>
-        </w:rPr>
-        <w:t xml:space="preserve">Hierarchical Temporal Memory; Sparse Distributed Representations; Image Reconstruction; K-Nearest Neighbors; Model Context Protocol; Azure Blob Storage; AI-Assisted Software Engineering</w:t>
-      </w:r>
-    </w:p>
-    <w:p>
-      <w:pPr>
         <w:sectPr>
           <w:type w:val="continuous"/>
           <w:pgSz w:w="11906" w:h="16838" w:orient="portrait"/>
@@ -352,6 +297,62 @@
     </w:p>
     <w:p>
       <w:pPr>
+        <w:spacing w:after="200" w:before="200"/>
+        <w:jc w:val="both"/>
+      </w:pPr>
+      <w:r>
+        <w:rPr>
+          <w:rFonts w:ascii="Times New Roman" w:cs="Times New Roman" w:eastAsia="Times New Roman" w:hAnsi="Times New Roman"/>
+          <w:b/>
+          <w:bCs/>
+          <w:i/>
+          <w:iCs/>
+          <w:sz w:val="20"/>
+          <w:szCs w:val="20"/>
+        </w:rPr>
+        <w:t xml:space="preserve">Abstract—</w:t>
+      </w:r>
+      <w:r>
+        <w:rPr>
+          <w:rFonts w:ascii="Times New Roman" w:cs="Times New Roman" w:eastAsia="Times New Roman" w:hAnsi="Times New Roman"/>
+          <w:i/>
+          <w:iCs/>
+          <w:sz w:val="20"/>
+          <w:szCs w:val="20"/>
+        </w:rPr>
+        <w:t xml:space="preserve">Efficient image storage and reconstruction remain critical challenges as digital content volumes grow. This paper presents a cloud-native image reconstruction system that compresses Fashion-MNIST images into Sparse Distributed Representations (SDRs) using a Hierarchical Temporal Memory (HTM) spatial pooler, and reconstructs them using a fusion of K-Nearest Neighbors (KNN) and HTM-based classifiers. Beyond the underlying machine-learning contribution, this report documents the software-engineering process behind the system: a Model Context Protocol (MCP) server that exposes the reconstruction pipeline's individual stages as independently callable tools running in a single Docker container, an Azure Blob Storage layer holding the train/test image sets and persisted classifier models, an Azure Table Storage layer recording per-reconstruction similarity metrics, and a companion AI agent that connects to that server — locally during development or, by changing a single endpoint setting, to an Azure-hosted instance in production — to orchestrate the pipeline through natural-language instructions. The pipeline was trained on 10,000 and evaluated on 2,000 Fashion-MNIST images via an offline batch evaluation of the underlying classifier and fusion logic, not via live requests against the deployed server; the fusion classifier achieved an average vector similarity of 86.22% and binary similarity of 88.12%, outperforming either individual classifier. Equally central to this report is a transparent account of how AI coding assistants were used throughout development, consistent with this course's requirement to disclose and critically review AI-assisted engineering work; the complete, verifiable per-prompt log is maintained separately in the project's PROMPTS.md file, as the guideline permits. We further discuss the limitations of the reconstruction approach, an architectural persistence gap identified during manual review and since closed by persisting classifier models to Blob Storage and reconstruction metrics to Azure Table Storage, the remaining scalability validation this closure still requires, concrete code-quality issues surfaced during review, and lessons learned from combining AI-assisted coding with cloud engineering.</w:t>
+      </w:r>
+    </w:p>
+    <w:p>
+      <w:pPr>
+        <w:spacing w:after="200"/>
+      </w:pPr>
+      <w:r>
+        <w:rPr>
+          <w:rFonts w:ascii="Times New Roman" w:cs="Times New Roman" w:eastAsia="Times New Roman" w:hAnsi="Times New Roman"/>
+          <w:b/>
+          <w:bCs/>
+          <w:i/>
+          <w:iCs/>
+          <w:sz w:val="20"/>
+          <w:szCs w:val="20"/>
+        </w:rPr>
+        <w:t xml:space="preserve">Keywords—</w:t>
+      </w:r>
+      <w:r>
+        <w:rPr>
+          <w:rFonts w:ascii="Times New Roman" w:cs="Times New Roman" w:eastAsia="Times New Roman" w:hAnsi="Times New Roman"/>
+          <w:i/>
+          <w:iCs/>
+          <w:sz w:val="20"/>
+          <w:szCs w:val="20"/>
+        </w:rPr>
+        <w:t xml:space="preserve">Hierarchical Temporal Memory; Sparse Distributed Representations; Image Reconstruction; K-Nearest Neighbors; Model Context Protocol; Azure Blob Storage; AI-Assisted Software Engineering</w:t>
+      </w:r>
+    </w:p>
+    <w:p>
+      <w:pPr>
+        <w:pStyle w:val="Heading1"/>
         <w:spacing w:after="100" w:before="200"/>
         <w:jc w:val="center"/>
       </w:pPr>
@@ -369,6 +370,7 @@
     </w:p>
     <w:p>
       <w:pPr>
+        <w:pStyle w:val="IEEEBodyText"/>
         <w:spacing w:after="40" w:line="230" w:lineRule="auto"/>
         <w:jc w:val="both"/>
       </w:pPr>
@@ -383,6 +385,7 @@
     </w:p>
     <w:p>
       <w:pPr>
+        <w:pStyle w:val="IEEEBodyText"/>
         <w:spacing w:after="40" w:line="230" w:lineRule="auto"/>
         <w:jc w:val="both"/>
       </w:pPr>
@@ -392,11 +395,12 @@
           <w:sz w:val="20"/>
           <w:szCs w:val="20"/>
         </w:rPr>
-        <w:t xml:space="preserve">This paper reframes and extends that pipeline as the subject of a software-engineering and cloud-deployment case study. The goals of this work are threefold: (1) package the existing HTM/KNN reconstruction pipeline as a set of independently callable tools behind a Model Context Protocol (MCP) server, so that it can be driven either directly or by an AI agent — and so that the same agent can reach either a local development instance of that server or an Azure-hosted production instance without any code change; (2) move image storage from the local filesystem to Azure Blob Storage and containerize the service with Docker so it can run on a managed Azure compute target; and (3) document, transparently and verifiably, which parts of the resulting codebase were produced with the help of AI coding assistants, what was changed by hand and why, exactly as required by this course's assessment criteria. This agent-to-Azure-hosted-server relationship is the project's main architectural approach, and it is also the seam along which the system is designed to scale, as discussed in Section III-F.</w:t>
-      </w:r>
-    </w:p>
-    <w:p>
-      <w:pPr>
+        <w:t xml:space="preserve">This paper reframes and extends that pipeline as the subject of a software-engineering and cloud-deployment case study. The goals of this work are threefold: (1) package the existing HTM/KNN reconstruction pipeline's individual stages — loading, binarization, spatial pooling, each classifier, denoising, similarity scoring, and PNG conversion — as independently callable tools behind a Model Context Protocol (MCP) server, so that each stage can be driven either directly or by an AI agent, and so that the same agent can reach either a local development instance of that server or an Azure-hosted production instance without any code change (the specific confidence-weighted HTM/KNN fusion recipe reported below remains an offline-only algorithm, not yet one of those live tools); (2) move image storage from the local filesystem to Azure Blob Storage and containerize the service with Docker so it can run on a managed Azure compute target; and (3) document, transparently and verifiably, which parts of the resulting codebase were produced with the help of AI coding assistants, what was changed by hand and why, exactly as required by this course's assessment criteria. This agent-to-Azure-hosted-server relationship is the project's main architectural approach, and it is also the seam along which the system is designed to scale.</w:t>
+      </w:r>
+    </w:p>
+    <w:p>
+      <w:pPr>
+        <w:pStyle w:val="IEEEBodyText"/>
         <w:spacing w:after="40" w:line="230" w:lineRule="auto"/>
         <w:jc w:val="both"/>
       </w:pPr>
@@ -406,11 +410,12 @@
           <w:sz w:val="20"/>
           <w:szCs w:val="20"/>
         </w:rPr>
-        <w:t xml:space="preserve">The chosen architecture, shown in Fig. 1, favors Azure Blob Storage for the Fashion-MNIST image payloads, using exactly two containers ('train' and 'test') that carry each image through a fixed file-format chain: PNG, binarized text, spatial-pooler (SDR) text, and reconstructed output. The reconstruction pipeline itself is wrapped in Model Context Protocol tools rather than a conventional REST controller, so that the same pipeline stages are addressable both by a human operator and by an LLM-driven agent without duplicating logic. Trained classifiers are held in an in-memory cache for fast repeated access during a running process, backed by persisted model files in Blob Storage and per-reconstruction metrics in Azure Table Storage, so state is no longer confined to a single process's memory; what this persistence still needs is validation under an actual multi-replica deployment, as discussed in Section III-F. Docker is used to keep the deployment target-agnostic, matching the containerized deployment pattern shown in the course's reference example.</w:t>
-      </w:r>
-    </w:p>
-    <w:p>
-      <w:pPr>
+        <w:t xml:space="preserve">The chosen architecture, shown in Fig. 1, favors Azure Blob Storage for the Fashion-MNIST image payloads, using exactly two containers ('train' and 'test') that carry each image through a fixed file-format chain: PNG, binarized text, spatial-pooler (SDR) text, and reconstructed output. The reconstruction pipeline itself is wrapped in Model Context Protocol tools rather than a conventional REST controller, so that the same pipeline stages are addressable both by a human operator and by an LLM-driven agent without duplicating logic. Trained classifiers are held in an in-memory cache for fast repeated access during a running process, backed by persisted model files in Blob Storage and per-reconstruction metrics in Azure Table Storage, so state is no longer confined to a single process's memory; what this persistence still needs is validation under an actual multi-replica deployment. Docker is used to keep the deployment target-agnostic, matching the containerized deployment pattern shown in the course's reference example.</w:t>
+      </w:r>
+    </w:p>
+    <w:p>
+      <w:pPr>
+        <w:pStyle w:val="IEEEBodyText"/>
         <w:spacing w:after="40" w:line="230" w:lineRule="auto"/>
         <w:jc w:val="both"/>
       </w:pPr>
@@ -420,11 +425,12 @@
           <w:sz w:val="20"/>
           <w:szCs w:val="20"/>
         </w:rPr>
-        <w:t xml:space="preserve">The remainder of this paper is organized as follows. Section II reviews the related work underlying the reconstruction algorithm and positions this paper's contribution relative to it. Section III describes the system design, cloud architecture, and AI-assisted development workflow. Section IV reports reconstruction accuracy, computational performance, and (pending) deployment evidence. Section V documents AI tool usage in the structured format required by this course. Section VI discusses limitations, threats to validity, and lessons learned, and Section VII concludes with a summary and future work.</w:t>
-      </w:r>
-    </w:p>
-    <w:p>
-      <w:pPr>
+        <w:t xml:space="preserve">The remainder of this paper first reviews the related work underlying the reconstruction algorithm and positions this paper's contribution relative to it, then describes the system design, cloud architecture, and AI-assisted development workflow, then reports reconstruction accuracy, computational performance, and deployment evidence, then documents AI tool usage in the structured format required by this course, then discusses limitations, threats to validity, and lessons learned, and finally concludes with a summary and future work.</w:t>
+      </w:r>
+    </w:p>
+    <w:p>
+      <w:pPr>
+        <w:pStyle w:val="Heading1"/>
         <w:spacing w:after="100" w:before="200"/>
         <w:jc w:val="center"/>
       </w:pPr>
@@ -442,6 +448,7 @@
     </w:p>
     <w:p>
       <w:pPr>
+        <w:pStyle w:val="IEEEBodyText"/>
         <w:spacing w:after="40" w:line="230" w:lineRule="auto"/>
         <w:jc w:val="both"/>
       </w:pPr>
@@ -456,6 +463,7 @@
     </w:p>
     <w:p>
       <w:pPr>
+        <w:pStyle w:val="IEEEBodyText"/>
         <w:spacing w:after="40" w:line="230" w:lineRule="auto"/>
         <w:jc w:val="both"/>
       </w:pPr>
@@ -465,11 +473,12 @@
           <w:sz w:val="20"/>
           <w:szCs w:val="20"/>
         </w:rPr>
-        <w:t xml:space="preserve">These works establish the algorithmic building blocks used in the pipeline evaluated in Section IV, but none of them address the engineering concerns this course requires: packaging an ML pipeline as a cloud-hosted, tool-callable service, or disclosing how AI coding assistants contributed to that engineering work. The Model Context Protocol [8] is used here specifically to standardize how an external agent can discover and invoke the pipeline's stages as tools, and Azure Blob Storage [9] provides the managed persistence layer for image payloads; both are treated in this paper as engineering building blocks rather than research contributions in themselves.</w:t>
-      </w:r>
-    </w:p>
-    <w:p>
-      <w:pPr>
+        <w:t xml:space="preserve">These works establish the algorithmic building blocks used in this paper's reconstruction pipeline, but none of them address the engineering concerns this course requires: packaging an ML pipeline as a cloud-hosted, tool-callable service, or disclosing how AI coding assistants contributed to that engineering work. The Model Context Protocol [8] is used here specifically to standardize how an external agent can discover and invoke the pipeline's stages as tools, and Azure Blob Storage [9] provides the managed persistence layer for image payloads; both are treated in this paper as engineering building blocks rather than research contributions in themselves.</w:t>
+      </w:r>
+    </w:p>
+    <w:p>
+      <w:pPr>
+        <w:pStyle w:val="IEEEBodyText"/>
         <w:spacing w:after="40" w:line="230" w:lineRule="auto"/>
         <w:jc w:val="both"/>
       </w:pPr>
@@ -479,11 +488,12 @@
           <w:sz w:val="20"/>
           <w:szCs w:val="20"/>
         </w:rPr>
-        <w:t xml:space="preserve">Positioning relative to the earlier, ML-focused version of this work: that evaluation established that a fusion of HTM and KNN classifiers reconstructs Fashion-MNIST images more accurately and more consistently than either classifier alone, but it was executed and measured entirely on local hardware, with no externally callable interface and no discussion of how the implementation itself was produced. The present paper treats those results as an established baseline (Section IV-A) and focuses its contribution on the surrounding engineering: how the same pipeline is packaged, deployed, operated, and — per this course's explicit requirement — how its construction with AI coding assistance is disclosed and reviewed (Sections III-D, V, and VI).</w:t>
-      </w:r>
-    </w:p>
-    <w:p>
-      <w:pPr>
+        <w:t xml:space="preserve">Positioning relative to the earlier, ML-focused version of this work: that evaluation established that a fusion of HTM and KNN classifiers reconstructs Fashion-MNIST images more accurately and more consistently than either classifier alone, but it was executed and measured entirely on local hardware, with no externally callable interface and no discussion of how the implementation itself was produced. The present paper treats those results as an established baseline and focuses its contribution on the surrounding engineering: how the same pipeline is packaged, deployed, operated, and — per this course's explicit requirement — how its construction with AI coding assistance is disclosed and reviewed.</w:t>
+      </w:r>
+    </w:p>
+    <w:p>
+      <w:pPr>
+        <w:pStyle w:val="IEEEBodyText"/>
         <w:spacing w:after="40" w:line="230" w:lineRule="auto"/>
         <w:jc w:val="both"/>
       </w:pPr>
@@ -498,6 +508,7 @@
     </w:p>
     <w:p>
       <w:pPr>
+        <w:pStyle w:val="Heading1"/>
         <w:spacing w:after="100" w:before="200"/>
         <w:jc w:val="center"/>
       </w:pPr>
@@ -515,6 +526,7 @@
     </w:p>
     <w:p>
       <w:pPr>
+        <w:pStyle w:val="Heading2"/>
         <w:spacing w:after="60" w:before="140"/>
       </w:pPr>
       <w:r>
@@ -530,6 +542,7 @@
     </w:p>
     <w:p>
       <w:pPr>
+        <w:pStyle w:val="IEEEBodyText"/>
         <w:spacing w:after="40" w:line="230" w:lineRule="auto"/>
         <w:jc w:val="both"/>
       </w:pPr>
@@ -539,11 +552,12 @@
           <w:sz w:val="20"/>
           <w:szCs w:val="20"/>
         </w:rPr>
-        <w:t xml:space="preserve">The service is implemented in C# on .NET 9. The core component, Image_Reconstruction_Classifier, is an ASP.NET Core application hosted as a Model Context Protocol server (via the ModelContextProtocol.AspNetCore SDK) that runs as a single process inside one Docker container and exposes seven tools, one per pipeline stage. A companion console application, ImageReconstructionAgent, uses Microsoft.Agents.AI together with an OpenAI chat model (gpt-4o-mini by default) to connect to the MCP server over HTTP and drive the pipeline through natural-language instructions — training the classifiers, reconstructing images, and evaluating similarity. The server endpoint the agent connects to is a single configuration value, MCP_SERVER_URL: it defaults to a local instance (http://localhost:5280) for development, and is repointed at an Azure-hosted instance for production use, with no change to the agent's code. This agent-accesses-tools-via-Azure relationship is the main approach of the delivered product — the agent never touches the reconstruction pipeline directly, only ever through this MCP boundary — and it is what is meant to be scaled in Section III-F. The agent is itself an architectural component of the delivered product, distinct from the AI coding assistants used to help write the code, which are addressed separately in Section III-D.</w:t>
-      </w:r>
-    </w:p>
-    <w:p>
-      <w:pPr>
+        <w:t xml:space="preserve">The service is implemented in C# on .NET 9. The core component, Image_Reconstruction_Classifier, is an ASP.NET Core application hosted as a Model Context Protocol server (via the ModelContextProtocol.AspNetCore SDK) that runs as a single process inside one Docker container and exposes eight tools, one per pipeline stage. A companion console application, ImageReconstructionAgent, uses Microsoft.Agents.AI together with an OpenAI chat model (gpt-4o-mini by default) to connect to the MCP server over HTTP and drive the pipeline through natural-language instructions — training the classifiers, reconstructing images, and evaluating similarity. The server endpoint the agent connects to is a single configuration value, MCP_SERVER_URL: it defaults to a local instance (http://localhost:5280) for development, and is repointed at an Azure-hosted instance for production use, with no change to the agent's code. This agent-accesses-tools-via-Azure relationship is the main approach of the delivered product — the agent never touches the reconstruction pipeline directly, only ever through this MCP boundary. The agent is itself an architectural component of the delivered product, distinct from the AI coding assistants used to help write the code, which are addressed separately below.</w:t>
+      </w:r>
+    </w:p>
+    <w:p>
+      <w:pPr>
+        <w:pStyle w:val="IEEEBodyText"/>
         <w:spacing w:after="40" w:line="230" w:lineRule="auto"/>
         <w:jc w:val="both"/>
       </w:pPr>
@@ -576,7 +590,7 @@
       <w:r>
         <w:drawing>
           <wp:inline distT="0" distB="0" distL="0" distR="0">
-            <wp:extent cx="3238500" cy="3924300"/>
+            <wp:extent cx="3238500" cy="3486150"/>
             <wp:effectExtent t="0" r="0" b="0" l="0"/>
             <wp:docPr id="1" name="" descr="" title=""/>
             <wp:cNvGraphicFramePr>
@@ -601,7 +615,7 @@
                   <pic:spPr bwMode="auto">
                     <a:xfrm>
                       <a:off x="0" y="0"/>
-                      <a:ext cx="3238500" cy="3924300"/>
+                      <a:ext cx="3238500" cy="3486150"/>
                     </a:xfrm>
                     <a:prstGeom prst="rect">
                       <a:avLst/>
@@ -616,6 +630,7 @@
     </w:p>
     <w:p>
       <w:pPr>
+        <w:pStyle w:val="Caption"/>
         <w:spacing w:after="120" w:before="60"/>
         <w:jc w:val="center"/>
       </w:pPr>
@@ -641,7 +656,7 @@
           <w:sz w:val="20"/>
           <w:szCs w:val="20"/>
         </w:rPr>
-        <w:t xml:space="preserve">As Fig. 1 shows, the MCP server exposes its seven tools behind a single in-process boundary and keeps trained HTM classifiers in an in-memory dictionary (Dictionary&lt;objectType, MyHtmClassifier&gt;) for fast repeated access during a running process; trained HTM/KNN model state is additionally persisted as JSON files in the Blob 'train' container, so a classifier's trained state is no longer confined to that single process's memory. Table I lists the seven MCP tools and the pipeline responsibility each one wraps, and Fig. 2 traces the exact sequence of tool calls a single reconstruction request makes through this boundary.</w:t>
+        <w:t xml:space="preserve">As Fig. 1 shows, the MCP server exposes its eight tools behind a single in-process boundary and keeps trained HTM classifiers in an in-memory dictionary (Dictionary&lt;objectType, MyHtmClassifier&gt;) for fast repeated access during a running process; trained HTM/KNN model state is additionally persisted as JSON files in the Blob 'train' container via each classifier tool's own save/load methods, so a classifier's trained state is no longer confined to that single process's memory. Table I lists the eight MCP tools and the pipeline responsibility each one wraps, and Fig. 2 traces the exact sequence of tool calls a single reconstruction request makes through this boundary.</w:t>
       </w:r>
     </w:p>
     <w:p>
@@ -652,7 +667,7 @@
       <w:r>
         <w:drawing>
           <wp:inline distT="0" distB="0" distL="0" distR="0">
-            <wp:extent cx="2762250" cy="3495675"/>
+            <wp:extent cx="2762250" cy="3257550"/>
             <wp:effectExtent t="0" r="0" b="0" l="0"/>
             <wp:docPr id="1" name="" descr="" title=""/>
             <wp:cNvGraphicFramePr>
@@ -677,7 +692,7 @@
                   <pic:spPr bwMode="auto">
                     <a:xfrm>
                       <a:off x="0" y="0"/>
-                      <a:ext cx="2762250" cy="3495675"/>
+                      <a:ext cx="2762250" cy="3257550"/>
                     </a:xfrm>
                     <a:prstGeom prst="rect">
                       <a:avLst/>
@@ -692,6 +707,7 @@
     </w:p>
     <w:p>
       <w:pPr>
+        <w:pStyle w:val="Caption"/>
         <w:spacing w:after="120" w:before="60"/>
         <w:jc w:val="center"/>
       </w:pPr>
@@ -703,7 +719,7 @@
           <w:sz w:val="16"/>
           <w:szCs w:val="16"/>
         </w:rPr>
-        <w:t xml:space="preserve">Fig. 2. Per-request tool-call flow: a single image travels from the Blob 'train' container through binarization, spatial pooling, dual HTM/KNN classification, confidence-weighted fusion, median filtering, and reconstruction, with the final similarity scores written to Azure Table Storage.</w:t>
+        <w:t xml:space="preserve">Fig. 2. Per-request tool flow: a single image travels from the Blob 'train' container through binarization, spatial pooling, and dual HTM/KNN classification — all live MCP tool calls, shaded orange. Either candidate can then be denoised, converted, and scored (also live). The dashed, separately shaded fusion step is not a live tool call; it exists only in the offline LocalPipelineRunner.cs batch pipeline and is shown here to make that distinction explicit rather than implying it happens in the deployed request path.</w:t>
       </w:r>
     </w:p>
     <w:p>
@@ -720,6 +736,7 @@
     </w:p>
     <w:p>
       <w:pPr>
+        <w:pStyle w:val="Caption"/>
         <w:spacing w:after="120" w:before="60"/>
         <w:jc w:val="center"/>
       </w:pPr>
@@ -1069,7 +1086,7 @@
                 <w:sz w:val="16"/>
                 <w:szCs w:val="16"/>
               </w:rPr>
-              <w:t xml:space="preserve">ImageSimilarityTool</w:t>
+              <w:t xml:space="preserve">KnnClassifierTool</w:t>
             </w:r>
           </w:p>
         </w:tc>
@@ -1095,7 +1112,7 @@
                 <w:sz w:val="16"/>
                 <w:szCs w:val="16"/>
               </w:rPr>
-              <w:t xml:space="preserve">Computes cosine and binary similarity between original and reconstructed images.</w:t>
+              <w:t xml:space="preserve">Trains/queries the KNN classifier over SDR overlap, and persists/reloads its model to and from Blob Storage.</w:t>
             </w:r>
           </w:p>
         </w:tc>
@@ -1127,7 +1144,7 @@
                 <w:sz w:val="16"/>
                 <w:szCs w:val="16"/>
               </w:rPr>
-              <w:t xml:space="preserve">ImageFilterTool</w:t>
+              <w:t xml:space="preserve">ImageSimilarityTool</w:t>
             </w:r>
           </w:p>
         </w:tc>
@@ -1153,7 +1170,7 @@
                 <w:sz w:val="16"/>
                 <w:szCs w:val="16"/>
               </w:rPr>
-              <w:t xml:space="preserve">Applies Gaussian-weighted local voting and median filtering to fuse candidate reconstructions.</w:t>
+              <w:t xml:space="preserve">Computes cosine and binary similarity between original and reconstructed images.</w:t>
             </w:r>
           </w:p>
         </w:tc>
@@ -1185,7 +1202,7 @@
                 <w:sz w:val="16"/>
                 <w:szCs w:val="16"/>
               </w:rPr>
-              <w:t xml:space="preserve">BinaryToImageConverterTool</w:t>
+              <w:t xml:space="preserve">ImageFilterTool</w:t>
             </w:r>
           </w:p>
         </w:tc>
@@ -1211,6 +1228,64 @@
                 <w:sz w:val="16"/>
                 <w:szCs w:val="16"/>
               </w:rPr>
+              <w:t xml:space="preserve">Applies a 3x3 median filter to a single binary image to reduce noise (does not itself perform HTM/KNN fusion; see below).</w:t>
+            </w:r>
+          </w:p>
+        </w:tc>
+      </w:tr>
+      <w:tr>
+        <w:trPr>
+          <w:cantSplit/>
+          <w:tblHeader w:val="false"/>
+        </w:trPr>
+        <w:tc>
+          <w:tcPr>
+            <w:tcW w:type="dxa" w:w="1700"/>
+            <w:tcMar>
+              <w:top w:type="dxa" w:w="40"/>
+              <w:left w:type="dxa" w:w="60"/>
+              <w:bottom w:type="dxa" w:w="40"/>
+              <w:right w:type="dxa" w:w="60"/>
+            </w:tcMar>
+          </w:tcPr>
+          <w:p>
+            <w:pPr>
+              <w:jc w:val="left"/>
+            </w:pPr>
+            <w:r>
+              <w:rPr>
+                <w:rFonts w:ascii="Times New Roman" w:cs="Times New Roman" w:eastAsia="Times New Roman" w:hAnsi="Times New Roman"/>
+                <w:b w:val="false"/>
+                <w:bCs w:val="false"/>
+                <w:sz w:val="16"/>
+                <w:szCs w:val="16"/>
+              </w:rPr>
+              <w:t xml:space="preserve">BinaryToImageConverterTool</w:t>
+            </w:r>
+          </w:p>
+        </w:tc>
+        <w:tc>
+          <w:tcPr>
+            <w:tcW w:type="dxa" w:w="3200"/>
+            <w:tcMar>
+              <w:top w:type="dxa" w:w="40"/>
+              <w:left w:type="dxa" w:w="60"/>
+              <w:bottom w:type="dxa" w:w="40"/>
+              <w:right w:type="dxa" w:w="60"/>
+            </w:tcMar>
+          </w:tcPr>
+          <w:p>
+            <w:pPr>
+              <w:jc w:val="left"/>
+            </w:pPr>
+            <w:r>
+              <w:rPr>
+                <w:rFonts w:ascii="Times New Roman" w:cs="Times New Roman" w:eastAsia="Times New Roman" w:hAnsi="Times New Roman"/>
+                <w:b w:val="false"/>
+                <w:bCs w:val="false"/>
+                <w:sz w:val="16"/>
+                <w:szCs w:val="16"/>
+              </w:rPr>
               <w:t xml:space="preserve">Converts the fused binary reconstruction back into a viewable PNG image.</w:t>
             </w:r>
           </w:p>
@@ -1219,6 +1294,7 @@
     </w:tbl>
     <w:p>
       <w:pPr>
+        <w:pStyle w:val="IEEEBodyText"/>
         <w:spacing w:after="40" w:line="230" w:lineRule="auto"/>
         <w:jc w:val="both"/>
       </w:pPr>
@@ -1228,11 +1304,12 @@
           <w:sz w:val="20"/>
           <w:szCs w:val="20"/>
         </w:rPr>
-        <w:t xml:space="preserve">A single reconstruction request flows through the server as follows: (1) the caller selects a test image and invokes ImageLoaderTool/ImageProcessorTool to obtain its binarized vector; (2) ImageSpatialTool converts that vector into an SDR; (3) HtmClassifierTool and the KNN classifier logic each produce a candidate reconstruction from the SDR, drawing on the in-memory classifier cache; (4) ImageFilterTool fuses the two candidates via cosine-similarity weighting, Gaussian-weighted local voting, and median filtering; (5) BinaryToImageConverterTool renders the fused result as a PNG and writes it back to the appropriate Azure Blob Storage container; and (6) ImageSimilarityTool scores the result against the original image. Each step corresponds to a distinct, independently testable MCP tool call, which is what allows the same pipeline to be driven by a human, a test harness, or the ImageReconstructionAgent without branching logic.</w:t>
-      </w:r>
-    </w:p>
-    <w:p>
-      <w:pPr>
+        <w:t xml:space="preserve">A single reconstruction request can flow through the server as follows: (1) the caller selects a test image and invokes ImageLoaderTool/ImageProcessorTool to obtain its binarized vector; (2) ImageSpatialTool converts that vector into an SDR; (3) HtmClassifierTool and KnnClassifierTool each produce a candidate reconstruction from the SDR, drawing on the in-memory classifier cache; (4) either candidate can be denoised via ImageFilterTool's median filter and rendered as a PNG via BinaryToImageConverterTool; and (5) ImageSimilarityTool scores a reconstruction against the original image. Each of these steps is a distinct, independently testable MCP tool call, which is what lets a human, a test harness, or the ImageReconstructionAgent exercise the HTM and KNN classifiers separately today. Combining the two classifiers' outputs into the single fused reconstruction reported in this paper's results — confidence-weighted averaging plus Gaussian-weighted local voting — is not currently one of those live tool calls or an agent-orchestrated sequence; that specific fusion algorithm exists only in the offline LocalPipelineRunner.cs batch pipeline described further below.</w:t>
+      </w:r>
+    </w:p>
+    <w:p>
+      <w:pPr>
+        <w:pStyle w:val="Heading2"/>
         <w:spacing w:after="60" w:before="140"/>
       </w:pPr>
       <w:r>
@@ -1248,6 +1325,7 @@
     </w:p>
     <w:p>
       <w:pPr>
+        <w:pStyle w:val="IEEEBodyText"/>
         <w:spacing w:after="40" w:line="230" w:lineRule="auto"/>
         <w:jc w:val="both"/>
       </w:pPr>
@@ -1257,11 +1335,12 @@
           <w:sz w:val="20"/>
           <w:szCs w:val="20"/>
         </w:rPr>
-        <w:t xml:space="preserve">Each tool method is annotated with [McpServerTool] plus a natural-language Description attribute on the method and on every parameter (e.g., HtmClassifierTool.TrainClassifier is described as training "the HTM classifier for a specific object type (0-9) using spatial SDR blobs...paired with their matching binarized original images..."). These descriptions are not documentation for a human reader; they are the interface the LLM agent actually uses at run time to decide which tool to call and how to fill its parameters from a natural-language request, which is what makes the ReAct/Toolformer-style tool-calling pattern discussed in Section II concretely work here. Several tools expose more than one MCP-callable method rather than a single entry point — ImageLoaderTool offers both a bulk LoadImagesFromBlob(containerName, numberOfImages) and a single-image LoadSingleImageFromBlob, and HtmClassifierTool offers both a per-class TrainClassifier(containerName, objectType, maxImages) and an all-classes variant — giving the agent a choice of granularity depending on the request. Tool parameters are restricted to primitive and array types (string, int, int[]) rather than custom objects, which keeps the schema the LLM must populate simple and reduces the chance of malformed tool calls.</w:t>
-      </w:r>
-    </w:p>
-    <w:p>
-      <w:pPr>
+        <w:t xml:space="preserve">Each tool method is annotated with [McpServerTool] plus a natural-language Description attribute on the method and on every parameter (e.g., HtmClassifierTool.TrainClassifier is described as training "the HTM classifier for a specific object type (0-9) using spatial SDR blobs...paired with their matching binarized original images..."). These descriptions are not documentation for a human reader; they are the interface the LLM agent actually uses at run time to decide which tool to call and how to fill its parameters from a natural-language request, which is what makes the ReAct/Toolformer-style tool-calling pattern discussed in Section II concretely work here. Several tools expose more than one MCP-callable method rather than a single entry point — ImageLoaderTool offers both a bulk LoadImagesFromBlob(containerName, numberOfImages) and a single-image LoadSingleImageFromBlob, HtmClassifierTool offers both a per-class TrainClassifier(containerName, objectType, maxImages) and an all-classes variant, and KnnClassifierTool exposes four methods covering training (TrainKnnClassifier), prediction (PredictWithKnn), and explicit Blob-backed model persistence (SaveModelToBlob/LoadModelFromBlob) — giving the agent a choice of granularity depending on the request. Tool parameters are restricted to primitive and array types (string, int, int[]) rather than custom objects, which keeps the schema the LLM must populate simple and reduces the chance of malformed tool calls.</w:t>
+      </w:r>
+    </w:p>
+    <w:p>
+      <w:pPr>
+        <w:pStyle w:val="IEEEBodyText"/>
         <w:spacing w:after="40" w:line="230" w:lineRule="auto"/>
         <w:jc w:val="both"/>
       </w:pPr>
@@ -1271,11 +1350,12 @@
           <w:sz w:val="20"/>
           <w:szCs w:val="20"/>
         </w:rPr>
-        <w:t xml:space="preserve">A second, previously unstated architectural consequence follows directly from the tool signatures: every stage-specific tool (ImageProcessorTool, ImageSpatialTool, HtmClassifierTool, BinaryToImageConverterTool) both downloads its input from and uploads its output back to the same containerName in Azure Blob Storage, rather than passing intermediate arrays directly between tool calls in memory. Blob Storage is therefore not only the pipeline's image store, as Fig. 1 shows, but also its de facto inter-tool data-exchange medium: each stage's output must round-trip through Blob Storage before the next tool call can consume it. This keeps individual tool calls stateless and independently retriable, which is valuable for an LLM-driven caller that may retry a failed step, but it also means every pipeline stage pays a network round-trip to Blob Storage that a purely in-process pipeline would not, a cost not captured in the local baseline reported in Section IV-B.</w:t>
-      </w:r>
-    </w:p>
-    <w:p>
-      <w:pPr>
+        <w:t xml:space="preserve">A second, previously unstated architectural consequence follows directly from the tool signatures: every stage-specific tool (ImageProcessorTool, ImageSpatialTool, HtmClassifierTool, KnnClassifierTool, BinaryToImageConverterTool) both downloads its input from and uploads its output back to the same containerName in Azure Blob Storage, rather than passing intermediate arrays directly between tool calls in memory. Blob Storage is therefore not only the pipeline's image store, as Fig. 1 shows, but also its de facto inter-tool data-exchange medium: each stage's output must round-trip through Blob Storage before the next tool call can consume it. This keeps individual tool calls stateless and independently retriable, which is valuable for an LLM-driven caller that may retry a failed step, but it also means every pipeline stage pays a network round-trip to Blob Storage that a purely in-process pipeline would not, a cost not captured in this paper's local baseline measurement.</w:t>
+      </w:r>
+    </w:p>
+    <w:p>
+      <w:pPr>
+        <w:pStyle w:val="Heading2"/>
         <w:spacing w:after="60" w:before="140"/>
       </w:pPr>
       <w:r>
@@ -1291,6 +1371,7 @@
     </w:p>
     <w:p>
       <w:pPr>
+        <w:pStyle w:val="IEEEBodyText"/>
         <w:spacing w:after="40" w:line="230" w:lineRule="auto"/>
         <w:jc w:val="both"/>
       </w:pPr>
@@ -1305,6 +1386,7 @@
     </w:p>
     <w:p>
       <w:pPr>
+        <w:pStyle w:val="IEEEBodyText"/>
         <w:spacing w:after="40" w:line="230" w:lineRule="auto"/>
         <w:jc w:val="both"/>
       </w:pPr>
@@ -1314,11 +1396,12 @@
           <w:sz w:val="20"/>
           <w:szCs w:val="20"/>
         </w:rPr>
-        <w:t xml:space="preserve">The MCP server is packaged with a multi-stage Dockerfile that builds on mcr.microsoft.com/dotnet/sdk:9.0 and runs on the smaller mcr.microsoft.com/dotnet/runtime:9.0 image. It is deployed to Azure App Service for Containers (Linux) as the Web App image-reconstruction-application (App Service plan AnnApiPlan, Basic B1), pulling the image imgreconstructioncr.azurecr.io/image-reconstruction-mcp:v1 from Azure Container Registry imgreconstructioncr via a system-assigned Managed Identity granted the AcrPull role rather than embedded registry credentials. The app listens on the port declared by the WEBSITES_PORT=8080 app setting, and the Blob Storage connection string is supplied via the AZURE_STORAGE_CONNECTION_STRING app setting rather than being hardcoded, so no connection secret lives in source control. No automated health check, monitoring, or CI/CD deployment pipeline exists yet for the containerized service; Section IV-C reports the Portal-captured deployment evidence, including a runtime-status caveat.</w:t>
-      </w:r>
-    </w:p>
-    <w:p>
-      <w:pPr>
+        <w:t xml:space="preserve">The MCP server is packaged with a multi-stage Dockerfile that builds on mcr.microsoft.com/dotnet/sdk:9.0 and runs on the smaller mcr.microsoft.com/dotnet/runtime:9.0 image. It is deployed to Azure App Service for Containers (Linux) as the Web App image-reconstruction-application (App Service plan AnnApiPlan, Basic B1), pulling the image imgreconstructioncr.azurecr.io/image-reconstruction-mcp:v1 from Azure Container Registry imgreconstructioncr via a system-assigned Managed Identity granted the AcrPull role rather than embedded registry credentials. The app listens on the port declared by the WEBSITES_PORT=8080 app setting, and the Blob Storage connection string is supplied via the AZURE_STORAGE_CONNECTION_STRING app setting rather than being hardcoded, so no connection secret lives in source control. No automated health check, monitoring, or CI/CD deployment pipeline exists yet for the containerized service.</w:t>
+      </w:r>
+    </w:p>
+    <w:p>
+      <w:pPr>
+        <w:pStyle w:val="Heading2"/>
         <w:spacing w:after="60" w:before="140"/>
       </w:pPr>
       <w:r>
@@ -1334,6 +1417,7 @@
     </w:p>
     <w:p>
       <w:pPr>
+        <w:pStyle w:val="IEEEBodyText"/>
         <w:spacing w:after="40" w:line="230" w:lineRule="auto"/>
         <w:jc w:val="both"/>
       </w:pPr>
@@ -1394,6 +1478,7 @@
     </w:p>
     <w:p>
       <w:pPr>
+        <w:pStyle w:val="Caption"/>
         <w:spacing w:after="120" w:before="60"/>
         <w:jc w:val="center"/>
       </w:pPr>
@@ -1410,6 +1495,7 @@
     </w:p>
     <w:p>
       <w:pPr>
+        <w:pStyle w:val="IEEEBodyText"/>
         <w:spacing w:after="40" w:line="230" w:lineRule="auto"/>
         <w:jc w:val="both"/>
       </w:pPr>
@@ -1424,6 +1510,7 @@
     </w:p>
     <w:p>
       <w:pPr>
+        <w:pStyle w:val="IEEEBodyText"/>
         <w:spacing w:after="40" w:line="230" w:lineRule="auto"/>
         <w:jc w:val="both"/>
       </w:pPr>
@@ -1433,11 +1520,12 @@
           <w:sz w:val="20"/>
           <w:szCs w:val="20"/>
         </w:rPr>
-        <w:t xml:space="preserve">At inference time, both classifiers are queried and their binary and vector-valued outputs are fused (Fig. 4): vector outputs are combined using cosine-similarity weighting via ImageSimilarityTool, while binary outputs go through Gaussian-weighted local voting to resolve pixel-level disagreements, followed by median filtering to suppress residual noise. The fused binary result is converted back into a PNG via BinaryToImageConverter.cs, and both cosine and binary similarity scores are computed against the ground-truth test image and exported to Excel via ExcelHelper.cs for offline analysis.</w:t>
-      </w:r>
-    </w:p>
-    <w:p>
-      <w:pPr>
+        <w:t xml:space="preserve">At inference time, both classifiers are queried and their binary and vector-valued outputs are fused (Fig. 4): vector outputs are combined using cosine-similarity weighting, while binary outputs go through Gaussian-weighted local voting to resolve pixel-level disagreements, followed by median filtering to suppress residual noise. This entire fusion step, exactly as evaluated later in this paper, is implemented in LocalPipelineRunner.cs and runs as an offline batch job over local files — it is not a live MCP tool call. The individual classifiers (HtmClassifierTool, KnnClassifierTool) and a generic median filter (ImageFilterTool) are separately exposed as live tools (Table I), but no live tool or agent-orchestrated sequence currently reproduces the confidence-weighted combination step itself; closing that gap is listed as future work at the end of this paper. The fused binary result is converted back into a PNG via BinaryToImageConverter.cs within that offline pipeline, and both cosine and binary similarity scores are computed against the ground-truth test image and exported to Excel via ExcelHelper.cs for offline analysis.</w:t>
+      </w:r>
+    </w:p>
+    <w:p>
+      <w:pPr>
+        <w:pStyle w:val="Heading2"/>
         <w:spacing w:after="60" w:before="140"/>
       </w:pPr>
       <w:r>
@@ -1453,6 +1541,7 @@
     </w:p>
     <w:p>
       <w:pPr>
+        <w:pStyle w:val="IEEEBodyText"/>
         <w:spacing w:after="40" w:line="230" w:lineRule="auto"/>
         <w:jc w:val="both"/>
       </w:pPr>
@@ -1467,6 +1556,7 @@
     </w:p>
     <w:p>
       <w:pPr>
+        <w:pStyle w:val="IEEEBodyText"/>
         <w:spacing w:after="40" w:line="230" w:lineRule="auto"/>
         <w:jc w:val="both"/>
       </w:pPr>
@@ -1476,11 +1566,12 @@
           <w:sz w:val="20"/>
           <w:szCs w:val="20"/>
         </w:rPr>
-        <w:t xml:space="preserve">A full per-component breakdown of AI-generated versus hand-written code requires the team's actual commit history, which belongs in PROMPTS.md (Section V) rather than being estimated here. Two artifacts already visible in the repository are worth flagging as concrete starting points for that review, independent of who or what produced them. First, two of the seven tool files break the project's otherwise consistent PascalCase file-naming convention (Tools/ImageprocessingTool.cs and Tools/binaryToImageConverterTool.cs) — the kind of small inconsistency that is easy to miss when accepting AI-suggested file scaffolding without a final pass. Second, Properties/launchSettings.json defines a Training_Image_Spartial environment variable — a misspelling of Spatial — alongside absolute, machine-specific Windows paths that will not resolve on any other machine or inside the Docker container described in Section III-B. Both should be corrected and the paths externalized (e.g., to appsettings.json or environment variables injected at deploy time) regardless of their origin; whether they trace back to an AI suggestion or manual entry is exactly the kind of detail the per-prompt log in PROMPTS.md should settle.</w:t>
-      </w:r>
-    </w:p>
-    <w:p>
-      <w:pPr>
+        <w:t xml:space="preserve">A full per-component breakdown of AI-generated versus hand-written code requires the team's actual commit history, which belongs in PROMPTS.md rather than being estimated here. Two artifacts already visible in the repository are worth flagging as concrete starting points for that review, independent of who or what produced them. First, two of the eight tool files break the project's otherwise consistent PascalCase file-naming convention (Tools/ImageprocessingTool.cs and Tools/binaryToImageConverterTool.cs) — the kind of small inconsistency that is easy to miss when accepting AI-suggested file scaffolding without a final pass. Second, Properties/launchSettings.json defines a Training_Image_Spartial environment variable — a misspelling of Spatial — alongside absolute, machine-specific Windows paths that will not resolve on any other machine or inside the Docker container described in Section III-B. Both should be corrected and the paths externalized (e.g., to appsettings.json or environment variables injected at deploy time) regardless of their origin; whether they trace back to an AI suggestion or manual entry is exactly the kind of detail the per-prompt log in PROMPTS.md should settle.</w:t>
+      </w:r>
+    </w:p>
+    <w:p>
+      <w:pPr>
+        <w:pStyle w:val="IEEEBodyText"/>
         <w:spacing w:after="40" w:line="230" w:lineRule="auto"/>
         <w:jc w:val="both"/>
       </w:pPr>
@@ -1490,11 +1581,12 @@
           <w:sz w:val="20"/>
           <w:szCs w:val="20"/>
         </w:rPr>
-        <w:t xml:space="preserve">The structured, per-prompt disclosure required by the course (prompt text, tool and version, raw AI output, manual changes, and iteration count) is provided in Section V and in the project's PROMPTS.md log, referenced there by commit hash.</w:t>
-      </w:r>
-    </w:p>
-    <w:p>
-      <w:pPr>
+        <w:t xml:space="preserve">The structured, per-prompt disclosure required by the course (prompt text, tool and version, raw AI output, manual changes, and iteration count) is provided in the project's PROMPTS.md log, referenced there by commit hash.</w:t>
+      </w:r>
+    </w:p>
+    <w:p>
+      <w:pPr>
+        <w:pStyle w:val="Heading2"/>
         <w:spacing w:after="60" w:before="140"/>
       </w:pPr>
       <w:r>
@@ -1510,6 +1602,7 @@
     </w:p>
     <w:p>
       <w:pPr>
+        <w:pStyle w:val="IEEEBodyText"/>
         <w:spacing w:after="40" w:line="230" w:lineRule="auto"/>
         <w:jc w:val="both"/>
       </w:pPr>
@@ -1519,11 +1612,12 @@
           <w:sz w:val="20"/>
           <w:szCs w:val="20"/>
         </w:rPr>
-        <w:t xml:space="preserve">For transparency, this subsection reports the codebase's actual size and third-party dependencies as measured directly from the repository rather than estimated. The Image_Reconstruction_Classifier MCP server comprises 22 C# source files and 2,948 lines of code (excluding generated obj/bin artifacts), while the companion ImageReconstructionAgent console application is a single 89-line Program.cs, reflecting its role as a thin orchestration layer that delegates all reconstruction logic to the MCP server rather than duplicating it. Table II breaks this down further.</w:t>
-      </w:r>
-    </w:p>
-    <w:p>
-      <w:pPr>
+        <w:t xml:space="preserve">For transparency, this subsection reports the codebase's actual size and third-party dependencies as measured directly from the repository rather than estimated. The Image_Reconstruction_Classifier MCP server comprises 23 C# source files and 3,118 lines of code (excluding generated obj/bin artifacts), while the companion ImageReconstructionAgent console application is a single 90-line Program.cs, reflecting its role as a thin orchestration layer that delegates all reconstruction logic to the MCP server rather than duplicating it. Table II breaks this down further.</w:t>
+      </w:r>
+    </w:p>
+    <w:p>
+      <w:pPr>
+        <w:pStyle w:val="Caption"/>
         <w:spacing w:after="120" w:before="60"/>
         <w:jc w:val="center"/>
       </w:pPr>
@@ -1723,7 +1817,7 @@
                 <w:sz w:val="15"/>
                 <w:szCs w:val="15"/>
               </w:rPr>
-              <w:t xml:space="preserve">22</w:t>
+              <w:t xml:space="preserve">23</w:t>
             </w:r>
           </w:p>
         </w:tc>
@@ -1749,7 +1843,7 @@
                 <w:sz w:val="15"/>
                 <w:szCs w:val="15"/>
               </w:rPr>
-              <w:t xml:space="preserve">2,948</w:t>
+              <w:t xml:space="preserve">3,118</w:t>
             </w:r>
           </w:p>
         </w:tc>
@@ -1859,7 +1953,7 @@
                 <w:sz w:val="15"/>
                 <w:szCs w:val="15"/>
               </w:rPr>
-              <w:t xml:space="preserve">89</w:t>
+              <w:t xml:space="preserve">90</w:t>
             </w:r>
           </w:p>
         </w:tc>
@@ -1885,7 +1979,7 @@
                 <w:sz w:val="15"/>
                 <w:szCs w:val="15"/>
               </w:rPr>
-              <w:t xml:space="preserve">Program.cs (89)</w:t>
+              <w:t xml:space="preserve">Program.cs (90)</w:t>
             </w:r>
           </w:p>
         </w:tc>
@@ -1893,6 +1987,7 @@
     </w:tbl>
     <w:p>
       <w:pPr>
+        <w:pStyle w:val="IEEEBodyText"/>
         <w:spacing w:after="40" w:line="230" w:lineRule="auto"/>
         <w:jc w:val="both"/>
       </w:pPr>
@@ -1902,11 +1997,12 @@
           <w:sz w:val="20"/>
           <w:szCs w:val="20"/>
         </w:rPr>
-        <w:t xml:space="preserve">Two details in Table II are worth calling out. First, the single largest file in the server project is LocalPipelineRunner.cs (526 lines), a standalone driver that runs the full train/test/evaluate pipeline directly, outside of any MCP tool call or agent interaction — evidence that the pipeline was validated end-to-end as a plain console workflow before being decomposed into the seven independently callable tools in Table I. Second, the server's dependency list (Image_Reconstruction_Classifier.csproj) pulls in ModelContextProtocol.AspNetCore 2.2.0 for the MCP transport, NeoCortexApi 1.1.5 and LearningApi 1.3.1 for the HTM implementation, Azure.Storage.Blobs 12.29.1 for image persistence, Azure.Data.Tables 12.11.0 for the Table Storage-backed result persistence described in Section III-B, and ClosedXML 0.105.1 for the parallel Excel export described in Section III-B. The agent project depends on Microsoft.Agents.AI 1.17.0, Microsoft.Extensions.AI(.OpenAI) 10.9.0, and the matching ModelContextProtocol 2.2.0 client package, confirming that both sides of the MCP boundary in Fig. 1 are pinned to the same protocol version.</w:t>
-      </w:r>
-    </w:p>
-    <w:p>
-      <w:pPr>
+        <w:t xml:space="preserve">Two details in Table II are worth calling out. First, the single largest file in the server project is LocalPipelineRunner.cs (526 lines), a standalone driver that runs the full train/test/evaluate pipeline directly, outside of any MCP tool call or agent interaction — evidence that the pipeline was validated end-to-end as a plain console workflow before being decomposed into the eight independently callable tools in Table I. Second, the server's dependency list (Image_Reconstruction_Classifier.csproj) pulls in ModelContextProtocol.AspNetCore 2.2.0 for the MCP transport, NeoCortexApi 1.1.5 and LearningApi 1.3.1 for the HTM implementation, Azure.Storage.Blobs 12.29.1 for image persistence, Azure.Data.Tables 12.11.0 for the Table Storage-backed result persistence described in Section III-B, and ClosedXML 0.105.1 for the parallel Excel export described in Section III-B. The agent project depends on Microsoft.Agents.AI 1.17.0, Microsoft.Extensions.AI(.OpenAI) 10.9.0, and the matching ModelContextProtocol 2.2.0 client package, confirming that both sides of the MCP boundary in Fig. 1 are pinned to the same protocol version.</w:t>
+      </w:r>
+    </w:p>
+    <w:p>
+      <w:pPr>
+        <w:pStyle w:val="Heading2"/>
         <w:spacing w:after="60" w:before="140"/>
       </w:pPr>
       <w:r>
@@ -1922,6 +2018,7 @@
     </w:p>
     <w:p>
       <w:pPr>
+        <w:pStyle w:val="IEEEBodyText"/>
         <w:spacing w:after="40" w:line="230" w:lineRule="auto"/>
         <w:jc w:val="both"/>
       </w:pPr>
@@ -1936,6 +2033,7 @@
     </w:p>
     <w:p>
       <w:pPr>
+        <w:pStyle w:val="Heading1"/>
         <w:spacing w:after="100" w:before="200"/>
         <w:jc w:val="center"/>
       </w:pPr>
@@ -1953,6 +2051,7 @@
     </w:p>
     <w:p>
       <w:pPr>
+        <w:pStyle w:val="Heading2"/>
         <w:spacing w:after="60" w:before="140"/>
       </w:pPr>
       <w:r>
@@ -1968,6 +2067,7 @@
     </w:p>
     <w:p>
       <w:pPr>
+        <w:pStyle w:val="IEEEBodyText"/>
         <w:spacing w:after="40" w:line="230" w:lineRule="auto"/>
         <w:jc w:val="both"/>
       </w:pPr>
@@ -1977,7 +2077,7 @@
           <w:sz w:val="20"/>
           <w:szCs w:val="20"/>
         </w:rPr>
-        <w:t xml:space="preserve">Table III summarizes similarity results across the full 2,000-image test set for each classifier. Vector similarity is the cosine similarity between the original and reconstructed pixel vectors; binary similarity is the fraction of matching pixel values after thresholding. The fusion classifier outperformed both individual classifiers on both metrics.</w:t>
+        <w:t xml:space="preserve">Table III summarizes similarity results across the full 2,000-image test set for each classifier. Vector similarity is the cosine similarity between the original and reconstructed pixel vectors; binary similarity is the fraction of matching pixel values after thresholding. These figures were produced by the offline LocalPipelineRunner.cs batch pipeline described in Section III-C, run once over the full training/test split; they are not a live measurement of the deployed MCP server, which does not yet expose the fusion step as a callable tool (Section III-A). The fusion classifier outperformed both individual classifiers on both metrics.</w:t>
       </w:r>
     </w:p>
     <w:p>
@@ -2028,6 +2128,7 @@
     </w:p>
     <w:p>
       <w:pPr>
+        <w:pStyle w:val="Caption"/>
         <w:spacing w:after="120" w:before="60"/>
         <w:jc w:val="center"/>
       </w:pPr>
@@ -2044,6 +2145,7 @@
     </w:p>
     <w:p>
       <w:pPr>
+        <w:pStyle w:val="Caption"/>
         <w:spacing w:after="120" w:before="60"/>
         <w:jc w:val="center"/>
       </w:pPr>
@@ -2523,6 +2625,7 @@
     </w:tbl>
     <w:p>
       <w:pPr>
+        <w:pStyle w:val="IEEEBodyText"/>
         <w:spacing w:after="40" w:line="230" w:lineRule="auto"/>
         <w:jc w:val="both"/>
       </w:pPr>
@@ -2537,6 +2640,7 @@
     </w:p>
     <w:p>
       <w:pPr>
+        <w:pStyle w:val="IEEEBodyText"/>
         <w:spacing w:after="40" w:line="230" w:lineRule="auto"/>
         <w:jc w:val="both"/>
       </w:pPr>
@@ -2597,6 +2701,7 @@
     </w:p>
     <w:p>
       <w:pPr>
+        <w:pStyle w:val="Caption"/>
         <w:spacing w:after="120" w:before="60"/>
         <w:jc w:val="center"/>
       </w:pPr>
@@ -2659,6 +2764,7 @@
     </w:p>
     <w:p>
       <w:pPr>
+        <w:pStyle w:val="Caption"/>
         <w:spacing w:after="120" w:before="60"/>
         <w:jc w:val="center"/>
       </w:pPr>
@@ -2675,6 +2781,7 @@
     </w:p>
     <w:p>
       <w:pPr>
+        <w:pStyle w:val="IEEEBodyText"/>
         <w:spacing w:after="40" w:line="230" w:lineRule="auto"/>
         <w:jc w:val="both"/>
       </w:pPr>
@@ -2735,6 +2842,7 @@
     </w:p>
     <w:p>
       <w:pPr>
+        <w:pStyle w:val="Caption"/>
         <w:spacing w:after="120" w:before="60"/>
         <w:jc w:val="center"/>
       </w:pPr>
@@ -2751,6 +2859,7 @@
     </w:p>
     <w:p>
       <w:pPr>
+        <w:pStyle w:val="Heading2"/>
         <w:spacing w:after="60" w:before="140"/>
       </w:pPr>
       <w:r>
@@ -2766,6 +2875,7 @@
     </w:p>
     <w:p>
       <w:pPr>
+        <w:pStyle w:val="IEEEBodyText"/>
         <w:spacing w:after="40" w:line="230" w:lineRule="auto"/>
         <w:jc w:val="both"/>
       </w:pPr>
@@ -2780,6 +2890,7 @@
     </w:p>
     <w:p>
       <w:pPr>
+        <w:pStyle w:val="IEEEBodyText"/>
         <w:spacing w:after="40" w:line="230" w:lineRule="auto"/>
         <w:jc w:val="both"/>
       </w:pPr>
@@ -2794,6 +2905,7 @@
     </w:p>
     <w:p>
       <w:pPr>
+        <w:pStyle w:val="Heading2"/>
         <w:spacing w:after="60" w:before="140"/>
       </w:pPr>
       <w:r>
@@ -2809,6 +2921,7 @@
     </w:p>
     <w:p>
       <w:pPr>
+        <w:pStyle w:val="IEEEBodyText"/>
         <w:spacing w:after="40" w:line="230" w:lineRule="auto"/>
         <w:jc w:val="both"/>
       </w:pPr>
@@ -2818,11 +2931,12 @@
           <w:sz w:val="20"/>
           <w:szCs w:val="20"/>
         </w:rPr>
-        <w:t xml:space="preserve">The documentary evidence the guideline asks for beyond the architecture description itself has since been captured directly from the Azure Portal: a resource-group screenshot for RG-ImageReconstruction (Germany West Central) listing the imgreconstructioncr container registry and imgreconstructionstr storage account; the storage account's Overview and Access Keys blades confirming its name, region, and StorageV2/LRS configuration; a Containers listing confirming exactly 'train' and 'test' plus the platform-managed $logs container; the registry's Overview blade (login server imgreconstructioncr.azurecr.io, Basic tier); and the Web App's Overview blade (image-reconstruction-application, plan AnnApiPlan, Basic B1, Linux). That last screenshot also corrected two facts this section had carried from notes rather than the live system: the deployed image tag is :v1, not :v2, and the Portal reports the runtime status as “Issues Detected” rather than healthy — corrected here rather than left standing, per this paper’s practice of disclosing a mismatch rather than erasing it (Section III-B; Section VI).</w:t>
-      </w:r>
-    </w:p>
-    <w:p>
-      <w:pPr>
+        <w:t xml:space="preserve">The documentary evidence the guideline asks for beyond the architecture description itself has since been captured directly from the Azure Portal: a resource-group screenshot for RG-ImageReconstruction (Germany West Central) listing the imgreconstructioncr container registry and imgreconstructionstr storage account; the storage account's Overview and Access Keys blades confirming its name, region, and StorageV2/LRS configuration; a Containers listing confirming exactly 'train' and 'test' plus the platform-managed $logs container; the registry's Overview blade (login server imgreconstructioncr.azurecr.io, Basic tier); and the Web App's Overview blade (image-reconstruction-application, plan AnnApiPlan, Basic B1, Linux). That last screenshot also corrected two facts this section had carried from notes rather than the live system: the deployed image tag is :v1, not :v2, and the Portal reports the runtime status as “Issues Detected” rather than healthy — corrected here rather than left standing, per this paper’s practice of disclosing a mismatch rather than erasing it (Section III-B).</w:t>
+      </w:r>
+    </w:p>
+    <w:p>
+      <w:pPr>
+        <w:pStyle w:val="IEEEBodyText"/>
         <w:spacing w:after="40" w:line="230" w:lineRule="auto"/>
         <w:jc w:val="both"/>
       </w:pPr>
@@ -2849,6 +2963,7 @@
     </w:p>
     <w:p>
       <w:pPr>
+        <w:pStyle w:val="Heading1"/>
         <w:spacing w:after="100" w:before="200"/>
         <w:jc w:val="center"/>
       </w:pPr>
@@ -2866,6 +2981,7 @@
     </w:p>
     <w:p>
       <w:pPr>
+        <w:pStyle w:val="IEEEBodyText"/>
         <w:spacing w:after="40" w:line="230" w:lineRule="auto"/>
         <w:jc w:val="both"/>
       </w:pPr>
@@ -2880,7 +2996,7 @@
     </w:p>
     <w:tbl>
       <w:tblPr>
-        <w:tblW w:type="dxa" w:w="9000"/>
+        <w:tblW w:type="dxa" w:w="4900"/>
         <w:tblBorders>
           <w:top w:val="single" w:color="auto" w:sz="4"/>
           <w:left w:val="single" w:color="auto" w:sz="4"/>
@@ -2891,9 +3007,9 @@
         </w:tblBorders>
       </w:tblPr>
       <w:tblGrid>
-        <w:gridCol w:w="2200"/>
-        <w:gridCol w:w="3900"/>
-        <w:gridCol w:w="2900"/>
+        <w:gridCol w:w="1200"/>
+        <w:gridCol w:w="2100"/>
+        <w:gridCol w:w="1600"/>
       </w:tblGrid>
       <w:tr>
         <w:trPr>
@@ -2902,7 +3018,7 @@
         </w:trPr>
         <w:tc>
           <w:tcPr>
-            <w:tcW w:type="dxa" w:w="2200"/>
+            <w:tcW w:type="dxa" w:w="1200"/>
             <w:shd w:fill="D9E2F3" w:val="clear"/>
             <w:tcMar>
               <w:top w:type="dxa" w:w="40"/>
@@ -2920,8 +3036,8 @@
                 <w:rFonts w:ascii="Times New Roman" w:cs="Times New Roman" w:eastAsia="Times New Roman" w:hAnsi="Times New Roman"/>
                 <w:b/>
                 <w:bCs/>
-                <w:sz w:val="16"/>
-                <w:szCs w:val="16"/>
+                <w:sz w:val="15"/>
+                <w:szCs w:val="15"/>
               </w:rPr>
               <w:t xml:space="preserve">Category</w:t>
             </w:r>
@@ -2929,7 +3045,7 @@
         </w:tc>
         <w:tc>
           <w:tcPr>
-            <w:tcW w:type="dxa" w:w="3900"/>
+            <w:tcW w:type="dxa" w:w="2100"/>
             <w:shd w:fill="D9E2F3" w:val="clear"/>
             <w:tcMar>
               <w:top w:type="dxa" w:w="40"/>
@@ -2947,8 +3063,8 @@
                 <w:rFonts w:ascii="Times New Roman" w:cs="Times New Roman" w:eastAsia="Times New Roman" w:hAnsi="Times New Roman"/>
                 <w:b/>
                 <w:bCs/>
-                <w:sz w:val="16"/>
-                <w:szCs w:val="16"/>
+                <w:sz w:val="15"/>
+                <w:szCs w:val="15"/>
               </w:rPr>
               <w:t xml:space="preserve">Example Component(s)</w:t>
             </w:r>
@@ -2956,7 +3072,7 @@
         </w:tc>
         <w:tc>
           <w:tcPr>
-            <w:tcW w:type="dxa" w:w="2900"/>
+            <w:tcW w:type="dxa" w:w="1600"/>
             <w:shd w:fill="D9E2F3" w:val="clear"/>
             <w:tcMar>
               <w:top w:type="dxa" w:w="40"/>
@@ -2974,8 +3090,8 @@
                 <w:rFonts w:ascii="Times New Roman" w:cs="Times New Roman" w:eastAsia="Times New Roman" w:hAnsi="Times New Roman"/>
                 <w:b/>
                 <w:bCs/>
-                <w:sz w:val="16"/>
-                <w:szCs w:val="16"/>
+                <w:sz w:val="15"/>
+                <w:szCs w:val="15"/>
               </w:rPr>
               <w:t xml:space="preserve">Disclosed In</w:t>
             </w:r>
@@ -2989,25 +3105,25 @@
         </w:trPr>
         <w:tc>
           <w:tcPr>
-            <w:tcW w:type="dxa" w:w="2200"/>
-            <w:tcMar>
-              <w:top w:type="dxa" w:w="40"/>
-              <w:left w:type="dxa" w:w="60"/>
-              <w:bottom w:type="dxa" w:w="40"/>
-              <w:right w:type="dxa" w:w="60"/>
-            </w:tcMar>
-          </w:tcPr>
-          <w:p>
-            <w:pPr>
-              <w:jc w:val="left"/>
-            </w:pPr>
-            <w:r>
-              <w:rPr>
-                <w:rFonts w:ascii="Times New Roman" w:cs="Times New Roman" w:eastAsia="Times New Roman" w:hAnsi="Times New Roman"/>
-                <w:b w:val="false"/>
-                <w:bCs w:val="false"/>
-                <w:sz w:val="16"/>
-                <w:szCs w:val="16"/>
+            <w:tcW w:type="dxa" w:w="1200"/>
+            <w:tcMar>
+              <w:top w:type="dxa" w:w="40"/>
+              <w:left w:type="dxa" w:w="60"/>
+              <w:bottom w:type="dxa" w:w="40"/>
+              <w:right w:type="dxa" w:w="60"/>
+            </w:tcMar>
+          </w:tcPr>
+          <w:p>
+            <w:pPr>
+              <w:jc w:val="left"/>
+            </w:pPr>
+            <w:r>
+              <w:rPr>
+                <w:rFonts w:ascii="Times New Roman" w:cs="Times New Roman" w:eastAsia="Times New Roman" w:hAnsi="Times New Roman"/>
+                <w:b w:val="false"/>
+                <w:bCs w:val="false"/>
+                <w:sz w:val="15"/>
+                <w:szCs w:val="15"/>
               </w:rPr>
               <w:t xml:space="preserve">Run-time agent tool-calling</w:t>
             </w:r>
@@ -3015,25 +3131,25 @@
         </w:tc>
         <w:tc>
           <w:tcPr>
-            <w:tcW w:type="dxa" w:w="3900"/>
-            <w:tcMar>
-              <w:top w:type="dxa" w:w="40"/>
-              <w:left w:type="dxa" w:w="60"/>
-              <w:bottom w:type="dxa" w:w="40"/>
-              <w:right w:type="dxa" w:w="60"/>
-            </w:tcMar>
-          </w:tcPr>
-          <w:p>
-            <w:pPr>
-              <w:jc w:val="left"/>
-            </w:pPr>
-            <w:r>
-              <w:rPr>
-                <w:rFonts w:ascii="Times New Roman" w:cs="Times New Roman" w:eastAsia="Times New Roman" w:hAnsi="Times New Roman"/>
-                <w:b w:val="false"/>
-                <w:bCs w:val="false"/>
-                <w:sz w:val="16"/>
-                <w:szCs w:val="16"/>
+            <w:tcW w:type="dxa" w:w="2100"/>
+            <w:tcMar>
+              <w:top w:type="dxa" w:w="40"/>
+              <w:left w:type="dxa" w:w="60"/>
+              <w:bottom w:type="dxa" w:w="40"/>
+              <w:right w:type="dxa" w:w="60"/>
+            </w:tcMar>
+          </w:tcPr>
+          <w:p>
+            <w:pPr>
+              <w:jc w:val="left"/>
+            </w:pPr>
+            <w:r>
+              <w:rPr>
+                <w:rFonts w:ascii="Times New Roman" w:cs="Times New Roman" w:eastAsia="Times New Roman" w:hAnsi="Times New Roman"/>
+                <w:b w:val="false"/>
+                <w:bCs w:val="false"/>
+                <w:sz w:val="15"/>
+                <w:szCs w:val="15"/>
               </w:rPr>
               <w:t xml:space="preserve">ImageReconstructionAgent (Microsoft.Agents.AI, gpt-4o-mini) invoking MCP tools</w:t>
             </w:r>
@@ -3041,25 +3157,25 @@
         </w:tc>
         <w:tc>
           <w:tcPr>
-            <w:tcW w:type="dxa" w:w="2900"/>
-            <w:tcMar>
-              <w:top w:type="dxa" w:w="40"/>
-              <w:left w:type="dxa" w:w="60"/>
-              <w:bottom w:type="dxa" w:w="40"/>
-              <w:right w:type="dxa" w:w="60"/>
-            </w:tcMar>
-          </w:tcPr>
-          <w:p>
-            <w:pPr>
-              <w:jc w:val="left"/>
-            </w:pPr>
-            <w:r>
-              <w:rPr>
-                <w:rFonts w:ascii="Times New Roman" w:cs="Times New Roman" w:eastAsia="Times New Roman" w:hAnsi="Times New Roman"/>
-                <w:b w:val="false"/>
-                <w:bCs w:val="false"/>
-                <w:sz w:val="16"/>
-                <w:szCs w:val="16"/>
+            <w:tcW w:type="dxa" w:w="1600"/>
+            <w:tcMar>
+              <w:top w:type="dxa" w:w="40"/>
+              <w:left w:type="dxa" w:w="60"/>
+              <w:bottom w:type="dxa" w:w="40"/>
+              <w:right w:type="dxa" w:w="60"/>
+            </w:tcMar>
+          </w:tcPr>
+          <w:p>
+            <w:pPr>
+              <w:jc w:val="left"/>
+            </w:pPr>
+            <w:r>
+              <w:rPr>
+                <w:rFonts w:ascii="Times New Roman" w:cs="Times New Roman" w:eastAsia="Times New Roman" w:hAnsi="Times New Roman"/>
+                <w:b w:val="false"/>
+                <w:bCs w:val="false"/>
+                <w:sz w:val="15"/>
+                <w:szCs w:val="15"/>
               </w:rPr>
               <w:t xml:space="preserve">Section III-A, III-D</w:t>
             </w:r>
@@ -3073,25 +3189,25 @@
         </w:trPr>
         <w:tc>
           <w:tcPr>
-            <w:tcW w:type="dxa" w:w="2200"/>
-            <w:tcMar>
-              <w:top w:type="dxa" w:w="40"/>
-              <w:left w:type="dxa" w:w="60"/>
-              <w:bottom w:type="dxa" w:w="40"/>
-              <w:right w:type="dxa" w:w="60"/>
-            </w:tcMar>
-          </w:tcPr>
-          <w:p>
-            <w:pPr>
-              <w:jc w:val="left"/>
-            </w:pPr>
-            <w:r>
-              <w:rPr>
-                <w:rFonts w:ascii="Times New Roman" w:cs="Times New Roman" w:eastAsia="Times New Roman" w:hAnsi="Times New Roman"/>
-                <w:b w:val="false"/>
-                <w:bCs w:val="false"/>
-                <w:sz w:val="16"/>
-                <w:szCs w:val="16"/>
+            <w:tcW w:type="dxa" w:w="1200"/>
+            <w:tcMar>
+              <w:top w:type="dxa" w:w="40"/>
+              <w:left w:type="dxa" w:w="60"/>
+              <w:bottom w:type="dxa" w:w="40"/>
+              <w:right w:type="dxa" w:w="60"/>
+            </w:tcMar>
+          </w:tcPr>
+          <w:p>
+            <w:pPr>
+              <w:jc w:val="left"/>
+            </w:pPr>
+            <w:r>
+              <w:rPr>
+                <w:rFonts w:ascii="Times New Roman" w:cs="Times New Roman" w:eastAsia="Times New Roman" w:hAnsi="Times New Roman"/>
+                <w:b w:val="false"/>
+                <w:bCs w:val="false"/>
+                <w:sz w:val="15"/>
+                <w:szCs w:val="15"/>
               </w:rPr>
               <w:t xml:space="preserve">AI-assisted coding during development</w:t>
             </w:r>
@@ -3099,25 +3215,25 @@
         </w:tc>
         <w:tc>
           <w:tcPr>
-            <w:tcW w:type="dxa" w:w="3900"/>
-            <w:tcMar>
-              <w:top w:type="dxa" w:w="40"/>
-              <w:left w:type="dxa" w:w="60"/>
-              <w:bottom w:type="dxa" w:w="40"/>
-              <w:right w:type="dxa" w:w="60"/>
-            </w:tcMar>
-          </w:tcPr>
-          <w:p>
-            <w:pPr>
-              <w:jc w:val="left"/>
-            </w:pPr>
-            <w:r>
-              <w:rPr>
-                <w:rFonts w:ascii="Times New Roman" w:cs="Times New Roman" w:eastAsia="Times New Roman" w:hAnsi="Times New Roman"/>
-                <w:b w:val="false"/>
-                <w:bCs w:val="false"/>
-                <w:sz w:val="16"/>
-                <w:szCs w:val="16"/>
+            <w:tcW w:type="dxa" w:w="2100"/>
+            <w:tcMar>
+              <w:top w:type="dxa" w:w="40"/>
+              <w:left w:type="dxa" w:w="60"/>
+              <w:bottom w:type="dxa" w:w="40"/>
+              <w:right w:type="dxa" w:w="60"/>
+            </w:tcMar>
+          </w:tcPr>
+          <w:p>
+            <w:pPr>
+              <w:jc w:val="left"/>
+            </w:pPr>
+            <w:r>
+              <w:rPr>
+                <w:rFonts w:ascii="Times New Roman" w:cs="Times New Roman" w:eastAsia="Times New Roman" w:hAnsi="Times New Roman"/>
+                <w:b w:val="false"/>
+                <w:bCs w:val="false"/>
+                <w:sz w:val="15"/>
+                <w:szCs w:val="15"/>
               </w:rPr>
               <w:t xml:space="preserve">MCP tool scaffolding, classifier and pipeline helper code</w:t>
             </w:r>
@@ -3125,25 +3241,25 @@
         </w:tc>
         <w:tc>
           <w:tcPr>
-            <w:tcW w:type="dxa" w:w="2900"/>
-            <w:tcMar>
-              <w:top w:type="dxa" w:w="40"/>
-              <w:left w:type="dxa" w:w="60"/>
-              <w:bottom w:type="dxa" w:w="40"/>
-              <w:right w:type="dxa" w:w="60"/>
-            </w:tcMar>
-          </w:tcPr>
-          <w:p>
-            <w:pPr>
-              <w:jc w:val="left"/>
-            </w:pPr>
-            <w:r>
-              <w:rPr>
-                <w:rFonts w:ascii="Times New Roman" w:cs="Times New Roman" w:eastAsia="Times New Roman" w:hAnsi="Times New Roman"/>
-                <w:b w:val="false"/>
-                <w:bCs w:val="false"/>
-                <w:sz w:val="16"/>
-                <w:szCs w:val="16"/>
+            <w:tcW w:type="dxa" w:w="1600"/>
+            <w:tcMar>
+              <w:top w:type="dxa" w:w="40"/>
+              <w:left w:type="dxa" w:w="60"/>
+              <w:bottom w:type="dxa" w:w="40"/>
+              <w:right w:type="dxa" w:w="60"/>
+            </w:tcMar>
+          </w:tcPr>
+          <w:p>
+            <w:pPr>
+              <w:jc w:val="left"/>
+            </w:pPr>
+            <w:r>
+              <w:rPr>
+                <w:rFonts w:ascii="Times New Roman" w:cs="Times New Roman" w:eastAsia="Times New Roman" w:hAnsi="Times New Roman"/>
+                <w:b w:val="false"/>
+                <w:bCs w:val="false"/>
+                <w:sz w:val="15"/>
+                <w:szCs w:val="15"/>
               </w:rPr>
               <w:t xml:space="preserve">PROMPTS.md (full log)</w:t>
             </w:r>
@@ -3157,25 +3273,25 @@
         </w:trPr>
         <w:tc>
           <w:tcPr>
-            <w:tcW w:type="dxa" w:w="2200"/>
-            <w:tcMar>
-              <w:top w:type="dxa" w:w="40"/>
-              <w:left w:type="dxa" w:w="60"/>
-              <w:bottom w:type="dxa" w:w="40"/>
-              <w:right w:type="dxa" w:w="60"/>
-            </w:tcMar>
-          </w:tcPr>
-          <w:p>
-            <w:pPr>
-              <w:jc w:val="left"/>
-            </w:pPr>
-            <w:r>
-              <w:rPr>
-                <w:rFonts w:ascii="Times New Roman" w:cs="Times New Roman" w:eastAsia="Times New Roman" w:hAnsi="Times New Roman"/>
-                <w:b w:val="false"/>
-                <w:bCs w:val="false"/>
-                <w:sz w:val="16"/>
-                <w:szCs w:val="16"/>
+            <w:tcW w:type="dxa" w:w="1200"/>
+            <w:tcMar>
+              <w:top w:type="dxa" w:w="40"/>
+              <w:left w:type="dxa" w:w="60"/>
+              <w:bottom w:type="dxa" w:w="40"/>
+              <w:right w:type="dxa" w:w="60"/>
+            </w:tcMar>
+          </w:tcPr>
+          <w:p>
+            <w:pPr>
+              <w:jc w:val="left"/>
+            </w:pPr>
+            <w:r>
+              <w:rPr>
+                <w:rFonts w:ascii="Times New Roman" w:cs="Times New Roman" w:eastAsia="Times New Roman" w:hAnsi="Times New Roman"/>
+                <w:b w:val="false"/>
+                <w:bCs w:val="false"/>
+                <w:sz w:val="15"/>
+                <w:szCs w:val="15"/>
               </w:rPr>
               <w:t xml:space="preserve">AI-assisted debugging / correction</w:t>
             </w:r>
@@ -3183,53 +3299,53 @@
         </w:tc>
         <w:tc>
           <w:tcPr>
-            <w:tcW w:type="dxa" w:w="3900"/>
-            <w:tcMar>
-              <w:top w:type="dxa" w:w="40"/>
-              <w:left w:type="dxa" w:w="60"/>
-              <w:bottom w:type="dxa" w:w="40"/>
-              <w:right w:type="dxa" w:w="60"/>
-            </w:tcMar>
-          </w:tcPr>
-          <w:p>
-            <w:pPr>
-              <w:jc w:val="left"/>
-            </w:pPr>
-            <w:r>
-              <w:rPr>
-                <w:rFonts w:ascii="Times New Roman" w:cs="Times New Roman" w:eastAsia="Times New Roman" w:hAnsi="Times New Roman"/>
-                <w:b w:val="false"/>
-                <w:bCs w:val="false"/>
-                <w:sz w:val="16"/>
-                <w:szCs w:val="16"/>
-              </w:rPr>
-              <w:t xml:space="preserve">Fixes to AI-suggested cloud SDK usage and naming/config issues identified in Sections III-D and VI</w:t>
-            </w:r>
-          </w:p>
-        </w:tc>
-        <w:tc>
-          <w:tcPr>
-            <w:tcW w:type="dxa" w:w="2900"/>
-            <w:tcMar>
-              <w:top w:type="dxa" w:w="40"/>
-              <w:left w:type="dxa" w:w="60"/>
-              <w:bottom w:type="dxa" w:w="40"/>
-              <w:right w:type="dxa" w:w="60"/>
-            </w:tcMar>
-          </w:tcPr>
-          <w:p>
-            <w:pPr>
-              <w:jc w:val="left"/>
-            </w:pPr>
-            <w:r>
-              <w:rPr>
-                <w:rFonts w:ascii="Times New Roman" w:cs="Times New Roman" w:eastAsia="Times New Roman" w:hAnsi="Times New Roman"/>
-                <w:b w:val="false"/>
-                <w:bCs w:val="false"/>
-                <w:sz w:val="16"/>
-                <w:szCs w:val="16"/>
-              </w:rPr>
-              <w:t xml:space="preserve">PROMPTS.md; Sections III-D, VI</w:t>
+            <w:tcW w:type="dxa" w:w="2100"/>
+            <w:tcMar>
+              <w:top w:type="dxa" w:w="40"/>
+              <w:left w:type="dxa" w:w="60"/>
+              <w:bottom w:type="dxa" w:w="40"/>
+              <w:right w:type="dxa" w:w="60"/>
+            </w:tcMar>
+          </w:tcPr>
+          <w:p>
+            <w:pPr>
+              <w:jc w:val="left"/>
+            </w:pPr>
+            <w:r>
+              <w:rPr>
+                <w:rFonts w:ascii="Times New Roman" w:cs="Times New Roman" w:eastAsia="Times New Roman" w:hAnsi="Times New Roman"/>
+                <w:b w:val="false"/>
+                <w:bCs w:val="false"/>
+                <w:sz w:val="15"/>
+                <w:szCs w:val="15"/>
+              </w:rPr>
+              <w:t xml:space="preserve">Fixes to AI-suggested cloud SDK usage and naming/config issues identified in Section III-D</w:t>
+            </w:r>
+          </w:p>
+        </w:tc>
+        <w:tc>
+          <w:tcPr>
+            <w:tcW w:type="dxa" w:w="1600"/>
+            <w:tcMar>
+              <w:top w:type="dxa" w:w="40"/>
+              <w:left w:type="dxa" w:w="60"/>
+              <w:bottom w:type="dxa" w:w="40"/>
+              <w:right w:type="dxa" w:w="60"/>
+            </w:tcMar>
+          </w:tcPr>
+          <w:p>
+            <w:pPr>
+              <w:jc w:val="left"/>
+            </w:pPr>
+            <w:r>
+              <w:rPr>
+                <w:rFonts w:ascii="Times New Roman" w:cs="Times New Roman" w:eastAsia="Times New Roman" w:hAnsi="Times New Roman"/>
+                <w:b w:val="false"/>
+                <w:bCs w:val="false"/>
+                <w:sz w:val="15"/>
+                <w:szCs w:val="15"/>
+              </w:rPr>
+              <w:t xml:space="preserve">PROMPTS.md; Section III-D</w:t>
             </w:r>
           </w:p>
         </w:tc>
@@ -3241,25 +3357,25 @@
         </w:trPr>
         <w:tc>
           <w:tcPr>
-            <w:tcW w:type="dxa" w:w="2200"/>
-            <w:tcMar>
-              <w:top w:type="dxa" w:w="40"/>
-              <w:left w:type="dxa" w:w="60"/>
-              <w:bottom w:type="dxa" w:w="40"/>
-              <w:right w:type="dxa" w:w="60"/>
-            </w:tcMar>
-          </w:tcPr>
-          <w:p>
-            <w:pPr>
-              <w:jc w:val="left"/>
-            </w:pPr>
-            <w:r>
-              <w:rPr>
-                <w:rFonts w:ascii="Times New Roman" w:cs="Times New Roman" w:eastAsia="Times New Roman" w:hAnsi="Times New Roman"/>
-                <w:b w:val="false"/>
-                <w:bCs w:val="false"/>
-                <w:sz w:val="16"/>
-                <w:szCs w:val="16"/>
+            <w:tcW w:type="dxa" w:w="1200"/>
+            <w:tcMar>
+              <w:top w:type="dxa" w:w="40"/>
+              <w:left w:type="dxa" w:w="60"/>
+              <w:bottom w:type="dxa" w:w="40"/>
+              <w:right w:type="dxa" w:w="60"/>
+            </w:tcMar>
+          </w:tcPr>
+          <w:p>
+            <w:pPr>
+              <w:jc w:val="left"/>
+            </w:pPr>
+            <w:r>
+              <w:rPr>
+                <w:rFonts w:ascii="Times New Roman" w:cs="Times New Roman" w:eastAsia="Times New Roman" w:hAnsi="Times New Roman"/>
+                <w:b w:val="false"/>
+                <w:bCs w:val="false"/>
+                <w:sz w:val="15"/>
+                <w:szCs w:val="15"/>
               </w:rPr>
               <w:t xml:space="preserve">Manually authored, algorithm-critical logic</w:t>
             </w:r>
@@ -3267,25 +3383,25 @@
         </w:tc>
         <w:tc>
           <w:tcPr>
-            <w:tcW w:type="dxa" w:w="3900"/>
-            <w:tcMar>
-              <w:top w:type="dxa" w:w="40"/>
-              <w:left w:type="dxa" w:w="60"/>
-              <w:bottom w:type="dxa" w:w="40"/>
-              <w:right w:type="dxa" w:w="60"/>
-            </w:tcMar>
-          </w:tcPr>
-          <w:p>
-            <w:pPr>
-              <w:jc w:val="left"/>
-            </w:pPr>
-            <w:r>
-              <w:rPr>
-                <w:rFonts w:ascii="Times New Roman" w:cs="Times New Roman" w:eastAsia="Times New Roman" w:hAnsi="Times New Roman"/>
-                <w:b w:val="false"/>
-                <w:bCs w:val="false"/>
-                <w:sz w:val="16"/>
-                <w:szCs w:val="16"/>
+            <w:tcW w:type="dxa" w:w="2100"/>
+            <w:tcMar>
+              <w:top w:type="dxa" w:w="40"/>
+              <w:left w:type="dxa" w:w="60"/>
+              <w:bottom w:type="dxa" w:w="40"/>
+              <w:right w:type="dxa" w:w="60"/>
+            </w:tcMar>
+          </w:tcPr>
+          <w:p>
+            <w:pPr>
+              <w:jc w:val="left"/>
+            </w:pPr>
+            <w:r>
+              <w:rPr>
+                <w:rFonts w:ascii="Times New Roman" w:cs="Times New Roman" w:eastAsia="Times New Roman" w:hAnsi="Times New Roman"/>
+                <w:b w:val="false"/>
+                <w:bCs w:val="false"/>
+                <w:sz w:val="15"/>
+                <w:szCs w:val="15"/>
               </w:rPr>
               <w:t xml:space="preserve">HTM/KNN fusion weighting, similarity scoring (believed hand-designed; to be confirmed against PROMPTS.md)</w:t>
             </w:r>
@@ -3293,25 +3409,25 @@
         </w:tc>
         <w:tc>
           <w:tcPr>
-            <w:tcW w:type="dxa" w:w="2900"/>
-            <w:tcMar>
-              <w:top w:type="dxa" w:w="40"/>
-              <w:left w:type="dxa" w:w="60"/>
-              <w:bottom w:type="dxa" w:w="40"/>
-              <w:right w:type="dxa" w:w="60"/>
-            </w:tcMar>
-          </w:tcPr>
-          <w:p>
-            <w:pPr>
-              <w:jc w:val="left"/>
-            </w:pPr>
-            <w:r>
-              <w:rPr>
-                <w:rFonts w:ascii="Times New Roman" w:cs="Times New Roman" w:eastAsia="Times New Roman" w:hAnsi="Times New Roman"/>
-                <w:b w:val="false"/>
-                <w:bCs w:val="false"/>
-                <w:sz w:val="16"/>
-                <w:szCs w:val="16"/>
+            <w:tcW w:type="dxa" w:w="1600"/>
+            <w:tcMar>
+              <w:top w:type="dxa" w:w="40"/>
+              <w:left w:type="dxa" w:w="60"/>
+              <w:bottom w:type="dxa" w:w="40"/>
+              <w:right w:type="dxa" w:w="60"/>
+            </w:tcMar>
+          </w:tcPr>
+          <w:p>
+            <w:pPr>
+              <w:jc w:val="left"/>
+            </w:pPr>
+            <w:r>
+              <w:rPr>
+                <w:rFonts w:ascii="Times New Roman" w:cs="Times New Roman" w:eastAsia="Times New Roman" w:hAnsi="Times New Roman"/>
+                <w:b w:val="false"/>
+                <w:bCs w:val="false"/>
+                <w:sz w:val="15"/>
+                <w:szCs w:val="15"/>
               </w:rPr>
               <w:t xml:space="preserve">Section III-C</w:t>
             </w:r>
@@ -3321,6 +3437,7 @@
     </w:tbl>
     <w:p>
       <w:pPr>
+        <w:pStyle w:val="Caption"/>
         <w:spacing w:after="120" w:before="60"/>
         <w:jc w:val="center"/>
       </w:pPr>
@@ -3337,18 +3454,7 @@
     </w:p>
     <w:p>
       <w:pPr>
-        <w:sectPr>
-          <w:type w:val="continuous"/>
-          <w:pgSz w:w="11906" w:h="16838" w:orient="portrait"/>
-          <w:pgMar w:top="1077" w:right="812" w:bottom="2438" w:left="812" w:header="708" w:footer="708" w:gutter="0"/>
-          <w:pgNumType/>
-          <w:cols w:num="1"/>
-          <w:docGrid w:linePitch="360"/>
-        </w:sectPr>
-      </w:pPr>
-    </w:p>
-    <w:p>
-      <w:pPr>
+        <w:pStyle w:val="Heading1"/>
         <w:spacing w:after="100" w:before="200"/>
         <w:jc w:val="center"/>
       </w:pPr>
@@ -3366,6 +3472,7 @@
     </w:p>
     <w:p>
       <w:pPr>
+        <w:pStyle w:val="IEEEBodyText"/>
         <w:spacing w:after="40" w:line="230" w:lineRule="auto"/>
         <w:jc w:val="both"/>
       </w:pPr>
@@ -3380,6 +3487,7 @@
     </w:p>
     <w:p>
       <w:pPr>
+        <w:pStyle w:val="IEEEBodyText"/>
         <w:spacing w:after="40" w:line="230" w:lineRule="auto"/>
         <w:jc w:val="both"/>
       </w:pPr>
@@ -3394,6 +3502,7 @@
     </w:p>
     <w:p>
       <w:pPr>
+        <w:pStyle w:val="IEEEBodyText"/>
         <w:spacing w:after="40" w:line="230" w:lineRule="auto"/>
         <w:jc w:val="both"/>
       </w:pPr>
@@ -3408,6 +3517,7 @@
     </w:p>
     <w:p>
       <w:pPr>
+        <w:pStyle w:val="IEEEBodyText"/>
         <w:spacing w:after="40" w:line="230" w:lineRule="auto"/>
         <w:jc w:val="both"/>
       </w:pPr>
@@ -3422,6 +3532,7 @@
     </w:p>
     <w:p>
       <w:pPr>
+        <w:pStyle w:val="Heading2"/>
         <w:spacing w:after="60" w:before="140"/>
       </w:pPr>
       <w:r>
@@ -3437,6 +3548,7 @@
     </w:p>
     <w:p>
       <w:pPr>
+        <w:pStyle w:val="IEEEBodyText"/>
         <w:spacing w:after="40" w:line="230" w:lineRule="auto"/>
         <w:jc w:val="both"/>
       </w:pPr>
@@ -3451,6 +3563,7 @@
     </w:p>
     <w:p>
       <w:pPr>
+        <w:pStyle w:val="Heading1"/>
         <w:spacing w:after="100" w:before="200"/>
         <w:jc w:val="center"/>
       </w:pPr>
@@ -3468,6 +3581,7 @@
     </w:p>
     <w:p>
       <w:pPr>
+        <w:pStyle w:val="IEEEBodyText"/>
         <w:spacing w:after="40" w:line="230" w:lineRule="auto"/>
         <w:jc w:val="both"/>
       </w:pPr>
@@ -3482,6 +3596,7 @@
     </w:p>
     <w:p>
       <w:pPr>
+        <w:pStyle w:val="IEEEBodyText"/>
         <w:spacing w:after="40" w:line="230" w:lineRule="auto"/>
         <w:jc w:val="both"/>
       </w:pPr>
@@ -3491,11 +3606,12 @@
           <w:sz w:val="20"/>
           <w:szCs w:val="20"/>
         </w:rPr>
-        <w:t xml:space="preserve">Future work includes improving reconstruction quality for low-contrast, low-edge-density images through adaptive binarization or contrast enhancement; expanding the training and test sets to more diverse garment types and image conditions; and, on the engineering side, validating the newly-closed persistence path under an actual multi-replica deployment: concurrent writes to ReconstructionResults, cold-start latency for loading a persisted model from Blob Storage, and replica-to-replica consistency have not yet been measured, and are the prerequisite for confidently claiming the scaling path laid out in Section III-F. Remaining future work includes adding automated CI/CD deployment to Azure, monitoring and alerting for the hosted MCP server, capturing the populated ReconstructionResults listing still outstanding per Section IV-C and diagnosing the “Issues Detected” runtime status reported there, and cost/performance profiling of the Blob and Table Storage access patterns under sustained, multi-replica, agent-driven load.</w:t>
-      </w:r>
-    </w:p>
-    <w:p>
-      <w:pPr>
+        <w:t xml:space="preserve">Future work includes exposing the confidence-weighted HTM/KNN fusion step itself as a live MCP tool call or a documented agent-orchestrated sequence, so the accuracy figures reported here can eventually be reproduced against the deployed server rather than only the offline batch pipeline; improving reconstruction quality for low-contrast, low-edge-density images through adaptive binarization or contrast enhancement; expanding the training and test sets to more diverse garment types and image conditions; and, on the engineering side, validating the newly-closed persistence path under an actual multi-replica deployment: concurrent writes to ReconstructionResults, cold-start latency for loading a persisted model from Blob Storage, and replica-to-replica consistency have not yet been measured, and are the prerequisite for confidently claiming the scaling path laid out in Section III-F. Remaining future work includes adding automated CI/CD deployment to Azure, monitoring and alerting for the hosted MCP server, capturing the populated ReconstructionResults listing still outstanding per Section IV-C and diagnosing the “Issues Detected” runtime status reported there, and cost/performance profiling of the Blob and Table Storage access patterns under sustained, multi-replica, agent-driven load.</w:t>
+      </w:r>
+    </w:p>
+    <w:p>
+      <w:pPr>
+        <w:pStyle w:val="Heading1"/>
         <w:spacing w:after="100" w:before="200"/>
         <w:jc w:val="center"/>
       </w:pPr>
@@ -3513,6 +3629,7 @@
     </w:p>
     <w:p>
       <w:pPr>
+        <w:pStyle w:val="IEEEReference"/>
         <w:spacing w:after="50" w:line="220"/>
         <w:ind w:left="260" w:hanging="260"/>
       </w:pPr>
@@ -3527,6 +3644,7 @@
     </w:p>
     <w:p>
       <w:pPr>
+        <w:pStyle w:val="IEEEReference"/>
         <w:spacing w:after="50" w:line="220"/>
         <w:ind w:left="260" w:hanging="260"/>
       </w:pPr>
@@ -3541,6 +3659,7 @@
     </w:p>
     <w:p>
       <w:pPr>
+        <w:pStyle w:val="IEEEReference"/>
         <w:spacing w:after="50" w:line="220"/>
         <w:ind w:left="260" w:hanging="260"/>
       </w:pPr>
@@ -3555,6 +3674,7 @@
     </w:p>
     <w:p>
       <w:pPr>
+        <w:pStyle w:val="IEEEReference"/>
         <w:spacing w:after="50" w:line="220"/>
         <w:ind w:left="260" w:hanging="260"/>
       </w:pPr>
@@ -3569,6 +3689,7 @@
     </w:p>
     <w:p>
       <w:pPr>
+        <w:pStyle w:val="IEEEReference"/>
         <w:spacing w:after="50" w:line="220"/>
         <w:ind w:left="260" w:hanging="260"/>
       </w:pPr>
@@ -3583,6 +3704,7 @@
     </w:p>
     <w:p>
       <w:pPr>
+        <w:pStyle w:val="IEEEReference"/>
         <w:spacing w:after="50" w:line="220"/>
         <w:ind w:left="260" w:hanging="260"/>
       </w:pPr>
@@ -3597,6 +3719,7 @@
     </w:p>
     <w:p>
       <w:pPr>
+        <w:pStyle w:val="IEEEReference"/>
         <w:spacing w:after="50" w:line="220"/>
         <w:ind w:left="260" w:hanging="260"/>
       </w:pPr>
@@ -3611,6 +3734,7 @@
     </w:p>
     <w:p>
       <w:pPr>
+        <w:pStyle w:val="IEEEReference"/>
         <w:spacing w:after="50" w:line="220"/>
         <w:ind w:left="260" w:hanging="260"/>
       </w:pPr>
@@ -3625,6 +3749,7 @@
     </w:p>
     <w:p>
       <w:pPr>
+        <w:pStyle w:val="IEEEReference"/>
         <w:spacing w:after="50" w:line="220"/>
         <w:ind w:left="260" w:hanging="260"/>
       </w:pPr>
@@ -3639,6 +3764,7 @@
     </w:p>
     <w:p>
       <w:pPr>
+        <w:pStyle w:val="IEEEReference"/>
         <w:spacing w:after="50" w:line="220"/>
         <w:ind w:left="260" w:hanging="260"/>
       </w:pPr>
@@ -3653,6 +3779,7 @@
     </w:p>
     <w:p>
       <w:pPr>
+        <w:pStyle w:val="IEEEReference"/>
         <w:spacing w:after="50" w:line="220"/>
         <w:ind w:left="260" w:hanging="260"/>
       </w:pPr>
@@ -3667,6 +3794,7 @@
     </w:p>
     <w:p>
       <w:pPr>
+        <w:pStyle w:val="IEEEReference"/>
         <w:spacing w:after="50" w:line="220"/>
         <w:ind w:left="260" w:hanging="260"/>
       </w:pPr>
@@ -4041,5 +4169,86 @@
       <w:szCs w:val="20"/>
     </w:rPr>
   </w:style>
+  <w:style w:type="paragraph" w:styleId="Heading1">
+    <w:name w:val="Heading 1"/>
+    <w:basedOn w:val="Normal"/>
+    <w:next w:val="Normal"/>
+    <w:qFormat/>
+    <w:pPr>
+      <w:spacing w:after="100" w:before="200"/>
+      <w:jc w:val="center"/>
+    </w:pPr>
+    <w:rPr>
+      <w:rFonts w:ascii="Times New Roman" w:cs="Times New Roman" w:eastAsia="Times New Roman" w:hAnsi="Times New Roman"/>
+      <w:b/>
+      <w:bCs/>
+      <w:caps/>
+      <w:sz w:val="20"/>
+      <w:szCs w:val="20"/>
+    </w:rPr>
+  </w:style>
+  <w:style w:type="paragraph" w:styleId="Heading2">
+    <w:name w:val="Heading 2"/>
+    <w:basedOn w:val="Normal"/>
+    <w:next w:val="Normal"/>
+    <w:qFormat/>
+    <w:pPr>
+      <w:spacing w:after="60" w:before="140"/>
+    </w:pPr>
+    <w:rPr>
+      <w:rFonts w:ascii="Times New Roman" w:cs="Times New Roman" w:eastAsia="Times New Roman" w:hAnsi="Times New Roman"/>
+      <w:i/>
+      <w:iCs/>
+      <w:sz w:val="20"/>
+      <w:szCs w:val="20"/>
+    </w:rPr>
+  </w:style>
+  <w:style w:type="paragraph" w:styleId="Caption">
+    <w:name w:val="Caption"/>
+    <w:basedOn w:val="Normal"/>
+    <w:next w:val="Normal"/>
+    <w:qFormat/>
+    <w:pPr>
+      <w:spacing w:after="120" w:before="60"/>
+      <w:jc w:val="center"/>
+    </w:pPr>
+    <w:rPr>
+      <w:rFonts w:ascii="Times New Roman" w:cs="Times New Roman" w:eastAsia="Times New Roman" w:hAnsi="Times New Roman"/>
+      <w:i/>
+      <w:iCs/>
+      <w:sz w:val="16"/>
+      <w:szCs w:val="16"/>
+    </w:rPr>
+  </w:style>
+  <w:style w:type="paragraph" w:styleId="IEEEBodyText">
+    <w:name w:val="IEEE Body Text"/>
+    <w:basedOn w:val="Normal"/>
+    <w:next w:val="IEEEBodyText"/>
+    <w:qFormat/>
+    <w:pPr>
+      <w:spacing w:after="40" w:line="230" w:lineRule="auto"/>
+      <w:jc w:val="both"/>
+    </w:pPr>
+    <w:rPr>
+      <w:rFonts w:ascii="Times New Roman" w:cs="Times New Roman" w:eastAsia="Times New Roman" w:hAnsi="Times New Roman"/>
+      <w:sz w:val="20"/>
+      <w:szCs w:val="20"/>
+    </w:rPr>
+  </w:style>
+  <w:style w:type="paragraph" w:styleId="IEEEReference">
+    <w:name w:val="IEEE Reference"/>
+    <w:basedOn w:val="Normal"/>
+    <w:next w:val="IEEEReference"/>
+    <w:qFormat/>
+    <w:pPr>
+      <w:spacing w:after="50" w:line="220"/>
+      <w:ind w:left="260" w:hanging="260"/>
+    </w:pPr>
+    <w:rPr>
+      <w:rFonts w:ascii="Times New Roman" w:cs="Times New Roman" w:eastAsia="Times New Roman" w:hAnsi="Times New Roman"/>
+      <w:sz w:val="18"/>
+      <w:szCs w:val="18"/>
+    </w:rPr>
+  </w:style>
 </w:styles>
 </file>
--- a/Image_Reconstruction_Classifier/Documentation/ImageReconstruction_Code_Avengers-Paper.docx
+++ b/Image_Reconstruction_Classifier/Documentation/ImageReconstruction_Code_Avengers-Paper.docx
@@ -286,6 +286,61 @@
     </w:tbl>
     <w:p>
       <w:pPr>
+        <w:spacing w:after="200" w:before="200"/>
+        <w:jc w:val="both"/>
+      </w:pPr>
+      <w:r>
+        <w:rPr>
+          <w:rFonts w:ascii="Times New Roman" w:cs="Times New Roman" w:eastAsia="Times New Roman" w:hAnsi="Times New Roman"/>
+          <w:b/>
+          <w:bCs/>
+          <w:i/>
+          <w:iCs/>
+          <w:sz w:val="20"/>
+          <w:szCs w:val="20"/>
+        </w:rPr>
+        <w:t xml:space="preserve">Abstract—</w:t>
+      </w:r>
+      <w:r>
+        <w:rPr>
+          <w:rFonts w:ascii="Times New Roman" w:cs="Times New Roman" w:eastAsia="Times New Roman" w:hAnsi="Times New Roman"/>
+          <w:i/>
+          <w:iCs/>
+          <w:sz w:val="20"/>
+          <w:szCs w:val="20"/>
+        </w:rPr>
+        <w:t xml:space="preserve">Efficient image storage and reconstruction remain critical challenges as digital content volumes grow. This paper presents a cloud-native image reconstruction system that compresses Fashion-MNIST images into Sparse Distributed Representations (SDRs) using a Hierarchical Temporal Memory (HTM) spatial pooler, and reconstructs them using a fusion of K-Nearest Neighbors (KNN) and HTM-based classifiers. Beyond the underlying machine-learning contribution, this report documents the software-engineering process behind the system: a Model Context Protocol (MCP) server that exposes the reconstruction pipeline as independently callable tools running in a single Docker container, an Azure Blob Storage layer holding the train/test image sets and persisted classifier models, an Azure Table Storage layer recording per-reconstruction similarity metrics, and a companion AI agent that connects to that server — locally during development or, by changing a single endpoint setting, to an Azure-hosted instance in production — to orchestrate the pipeline through natural-language instructions. The pipeline was trained on 10,000 and evaluated on 2,000 Fashion-MNIST images; the fusion classifier achieved an average vector similarity of 86.22% and binary similarity of 88.12%, outperforming either individual classifier. Equally central to this report is a transparent account of how AI coding assistants were used throughout development, consistent with this course's requirement to disclose and critically review AI-assisted engineering work; the complete, verifiable per-prompt log is maintained separately in the project's PROMPTS.md file, as the guideline permits. We further discuss the limitations of the reconstruction approach, an architectural persistence gap identified during manual review and since closed by persisting classifier models to Blob Storage and reconstruction metrics to Azure Table Storage, the remaining scalability validation this closure still requires, concrete code-quality issues surfaced during review, and lessons learned from combining AI-assisted coding with cloud engineering.</w:t>
+      </w:r>
+    </w:p>
+    <w:p>
+      <w:pPr>
+        <w:spacing w:after="200"/>
+      </w:pPr>
+      <w:r>
+        <w:rPr>
+          <w:rFonts w:ascii="Times New Roman" w:cs="Times New Roman" w:eastAsia="Times New Roman" w:hAnsi="Times New Roman"/>
+          <w:b/>
+          <w:bCs/>
+          <w:i/>
+          <w:iCs/>
+          <w:sz w:val="20"/>
+          <w:szCs w:val="20"/>
+        </w:rPr>
+        <w:t xml:space="preserve">Keywords—</w:t>
+      </w:r>
+      <w:r>
+        <w:rPr>
+          <w:rFonts w:ascii="Times New Roman" w:cs="Times New Roman" w:eastAsia="Times New Roman" w:hAnsi="Times New Roman"/>
+          <w:i/>
+          <w:iCs/>
+          <w:sz w:val="20"/>
+          <w:szCs w:val="20"/>
+        </w:rPr>
+        <w:t xml:space="preserve">Hierarchical Temporal Memory; Sparse Distributed Representations; Image Reconstruction; K-Nearest Neighbors; Model Context Protocol; Azure Blob Storage; AI-Assisted Software Engineering</w:t>
+      </w:r>
+    </w:p>
+    <w:p>
+      <w:pPr>
         <w:sectPr>
           <w:type w:val="continuous"/>
           <w:pgSz w:w="11906" w:h="16838" w:orient="portrait"/>
@@ -297,62 +352,6 @@
     </w:p>
     <w:p>
       <w:pPr>
-        <w:spacing w:after="200" w:before="200"/>
-        <w:jc w:val="both"/>
-      </w:pPr>
-      <w:r>
-        <w:rPr>
-          <w:rFonts w:ascii="Times New Roman" w:cs="Times New Roman" w:eastAsia="Times New Roman" w:hAnsi="Times New Roman"/>
-          <w:b/>
-          <w:bCs/>
-          <w:i/>
-          <w:iCs/>
-          <w:sz w:val="20"/>
-          <w:szCs w:val="20"/>
-        </w:rPr>
-        <w:t xml:space="preserve">Abstract—</w:t>
-      </w:r>
-      <w:r>
-        <w:rPr>
-          <w:rFonts w:ascii="Times New Roman" w:cs="Times New Roman" w:eastAsia="Times New Roman" w:hAnsi="Times New Roman"/>
-          <w:i/>
-          <w:iCs/>
-          <w:sz w:val="20"/>
-          <w:szCs w:val="20"/>
-        </w:rPr>
-        <w:t xml:space="preserve">Efficient image storage and reconstruction remain critical challenges as digital content volumes grow. This paper presents a cloud-native image reconstruction system that compresses Fashion-MNIST images into Sparse Distributed Representations (SDRs) using a Hierarchical Temporal Memory (HTM) spatial pooler, and reconstructs them using a fusion of K-Nearest Neighbors (KNN) and HTM-based classifiers. Beyond the underlying machine-learning contribution, this report documents the software-engineering process behind the system: a Model Context Protocol (MCP) server that exposes the reconstruction pipeline's individual stages as independently callable tools running in a single Docker container, an Azure Blob Storage layer holding the train/test image sets and persisted classifier models, an Azure Table Storage layer recording per-reconstruction similarity metrics, and a companion AI agent that connects to that server — locally during development or, by changing a single endpoint setting, to an Azure-hosted instance in production — to orchestrate the pipeline through natural-language instructions. The pipeline was trained on 10,000 and evaluated on 2,000 Fashion-MNIST images via an offline batch evaluation of the underlying classifier and fusion logic, not via live requests against the deployed server; the fusion classifier achieved an average vector similarity of 86.22% and binary similarity of 88.12%, outperforming either individual classifier. Equally central to this report is a transparent account of how AI coding assistants were used throughout development, consistent with this course's requirement to disclose and critically review AI-assisted engineering work; the complete, verifiable per-prompt log is maintained separately in the project's PROMPTS.md file, as the guideline permits. We further discuss the limitations of the reconstruction approach, an architectural persistence gap identified during manual review and since closed by persisting classifier models to Blob Storage and reconstruction metrics to Azure Table Storage, the remaining scalability validation this closure still requires, concrete code-quality issues surfaced during review, and lessons learned from combining AI-assisted coding with cloud engineering.</w:t>
-      </w:r>
-    </w:p>
-    <w:p>
-      <w:pPr>
-        <w:spacing w:after="200"/>
-      </w:pPr>
-      <w:r>
-        <w:rPr>
-          <w:rFonts w:ascii="Times New Roman" w:cs="Times New Roman" w:eastAsia="Times New Roman" w:hAnsi="Times New Roman"/>
-          <w:b/>
-          <w:bCs/>
-          <w:i/>
-          <w:iCs/>
-          <w:sz w:val="20"/>
-          <w:szCs w:val="20"/>
-        </w:rPr>
-        <w:t xml:space="preserve">Keywords—</w:t>
-      </w:r>
-      <w:r>
-        <w:rPr>
-          <w:rFonts w:ascii="Times New Roman" w:cs="Times New Roman" w:eastAsia="Times New Roman" w:hAnsi="Times New Roman"/>
-          <w:i/>
-          <w:iCs/>
-          <w:sz w:val="20"/>
-          <w:szCs w:val="20"/>
-        </w:rPr>
-        <w:t xml:space="preserve">Hierarchical Temporal Memory; Sparse Distributed Representations; Image Reconstruction; K-Nearest Neighbors; Model Context Protocol; Azure Blob Storage; AI-Assisted Software Engineering</w:t>
-      </w:r>
-    </w:p>
-    <w:p>
-      <w:pPr>
-        <w:pStyle w:val="Heading1"/>
         <w:spacing w:after="100" w:before="200"/>
         <w:jc w:val="center"/>
       </w:pPr>
@@ -370,7 +369,6 @@
     </w:p>
     <w:p>
       <w:pPr>
-        <w:pStyle w:val="IEEEBodyText"/>
         <w:spacing w:after="40" w:line="230" w:lineRule="auto"/>
         <w:jc w:val="both"/>
       </w:pPr>
@@ -385,7 +383,6 @@
     </w:p>
     <w:p>
       <w:pPr>
-        <w:pStyle w:val="IEEEBodyText"/>
         <w:spacing w:after="40" w:line="230" w:lineRule="auto"/>
         <w:jc w:val="both"/>
       </w:pPr>
@@ -395,12 +392,11 @@
           <w:sz w:val="20"/>
           <w:szCs w:val="20"/>
         </w:rPr>
-        <w:t xml:space="preserve">This paper reframes and extends that pipeline as the subject of a software-engineering and cloud-deployment case study. The goals of this work are threefold: (1) package the existing HTM/KNN reconstruction pipeline's individual stages — loading, binarization, spatial pooling, each classifier, denoising, similarity scoring, and PNG conversion — as independently callable tools behind a Model Context Protocol (MCP) server, so that each stage can be driven either directly or by an AI agent, and so that the same agent can reach either a local development instance of that server or an Azure-hosted production instance without any code change (the specific confidence-weighted HTM/KNN fusion recipe reported below remains an offline-only algorithm, not yet one of those live tools); (2) move image storage from the local filesystem to Azure Blob Storage and containerize the service with Docker so it can run on a managed Azure compute target; and (3) document, transparently and verifiably, which parts of the resulting codebase were produced with the help of AI coding assistants, what was changed by hand and why, exactly as required by this course's assessment criteria. This agent-to-Azure-hosted-server relationship is the project's main architectural approach, and it is also the seam along which the system is designed to scale.</w:t>
-      </w:r>
-    </w:p>
-    <w:p>
-      <w:pPr>
-        <w:pStyle w:val="IEEEBodyText"/>
+        <w:t xml:space="preserve">This paper reframes and extends that pipeline as the subject of a software-engineering and cloud-deployment case study. The goals of this work are threefold: (1) package the existing HTM/KNN reconstruction pipeline as a set of independently callable tools behind a Model Context Protocol (MCP) server, so that it can be driven either directly or by an AI agent — and so that the same agent can reach either a local development instance of that server or an Azure-hosted production instance without any code change; (2) move image storage from the local filesystem to Azure Blob Storage and containerize the service with Docker so it can run on a managed Azure compute target; and (3) document, transparently and verifiably, which parts of the resulting codebase were produced with the help of AI coding assistants, what was changed by hand and why, exactly as required by this course's assessment criteria. This agent-to-Azure-hosted-server relationship is the project's main architectural approach, and it is also the seam along which the system is designed to scale, as discussed in Section III-F.</w:t>
+      </w:r>
+    </w:p>
+    <w:p>
+      <w:pPr>
         <w:spacing w:after="40" w:line="230" w:lineRule="auto"/>
         <w:jc w:val="both"/>
       </w:pPr>
@@ -410,12 +406,11 @@
           <w:sz w:val="20"/>
           <w:szCs w:val="20"/>
         </w:rPr>
-        <w:t xml:space="preserve">The chosen architecture, shown in Fig. 1, favors Azure Blob Storage for the Fashion-MNIST image payloads, using exactly two containers ('train' and 'test') that carry each image through a fixed file-format chain: PNG, binarized text, spatial-pooler (SDR) text, and reconstructed output. The reconstruction pipeline itself is wrapped in Model Context Protocol tools rather than a conventional REST controller, so that the same pipeline stages are addressable both by a human operator and by an LLM-driven agent without duplicating logic. Trained classifiers are held in an in-memory cache for fast repeated access during a running process, backed by persisted model files in Blob Storage and per-reconstruction metrics in Azure Table Storage, so state is no longer confined to a single process's memory; what this persistence still needs is validation under an actual multi-replica deployment. Docker is used to keep the deployment target-agnostic, matching the containerized deployment pattern shown in the course's reference example.</w:t>
-      </w:r>
-    </w:p>
-    <w:p>
-      <w:pPr>
-        <w:pStyle w:val="IEEEBodyText"/>
+        <w:t xml:space="preserve">The chosen architecture, shown in Fig. 1, favors Azure Blob Storage for the Fashion-MNIST image payloads, using exactly two containers ('train' and 'test') that carry each image through a fixed file-format chain: PNG, binarized text, spatial-pooler (SDR) text, and reconstructed output. The reconstruction pipeline itself is wrapped in Model Context Protocol tools rather than a conventional REST controller, so that the same pipeline stages are addressable both by a human operator and by an LLM-driven agent without duplicating logic. Trained classifiers are held in an in-memory cache for fast repeated access during a running process, backed by persisted model files in Blob Storage and per-reconstruction metrics in Azure Table Storage, so state is no longer confined to a single process's memory; what this persistence still needs is validation under an actual multi-replica deployment, as discussed in Section III-F. Docker is used to keep the deployment target-agnostic, matching the containerized deployment pattern shown in the course's reference example.</w:t>
+      </w:r>
+    </w:p>
+    <w:p>
+      <w:pPr>
         <w:spacing w:after="40" w:line="230" w:lineRule="auto"/>
         <w:jc w:val="both"/>
       </w:pPr>
@@ -425,12 +420,11 @@
           <w:sz w:val="20"/>
           <w:szCs w:val="20"/>
         </w:rPr>
-        <w:t xml:space="preserve">The remainder of this paper first reviews the related work underlying the reconstruction algorithm and positions this paper's contribution relative to it, then describes the system design, cloud architecture, and AI-assisted development workflow, then reports reconstruction accuracy, computational performance, and deployment evidence, then documents AI tool usage in the structured format required by this course, then discusses limitations, threats to validity, and lessons learned, and finally concludes with a summary and future work.</w:t>
-      </w:r>
-    </w:p>
-    <w:p>
-      <w:pPr>
-        <w:pStyle w:val="Heading1"/>
+        <w:t xml:space="preserve">The remainder of this paper is organized as follows. Section II reviews the related work underlying the reconstruction algorithm and positions this paper's contribution relative to it. Section III describes the system design, cloud architecture, and AI-assisted development workflow. Section IV reports reconstruction accuracy, computational performance, and (pending) deployment evidence. Section V documents AI tool usage in the structured format required by this course. Section VI discusses limitations, threats to validity, and lessons learned, and Section VII concludes with a summary and future work.</w:t>
+      </w:r>
+    </w:p>
+    <w:p>
+      <w:pPr>
         <w:spacing w:after="100" w:before="200"/>
         <w:jc w:val="center"/>
       </w:pPr>
@@ -448,7 +442,6 @@
     </w:p>
     <w:p>
       <w:pPr>
-        <w:pStyle w:val="IEEEBodyText"/>
         <w:spacing w:after="40" w:line="230" w:lineRule="auto"/>
         <w:jc w:val="both"/>
       </w:pPr>
@@ -463,7 +456,6 @@
     </w:p>
     <w:p>
       <w:pPr>
-        <w:pStyle w:val="IEEEBodyText"/>
         <w:spacing w:after="40" w:line="230" w:lineRule="auto"/>
         <w:jc w:val="both"/>
       </w:pPr>
@@ -473,12 +465,11 @@
           <w:sz w:val="20"/>
           <w:szCs w:val="20"/>
         </w:rPr>
-        <w:t xml:space="preserve">These works establish the algorithmic building blocks used in this paper's reconstruction pipeline, but none of them address the engineering concerns this course requires: packaging an ML pipeline as a cloud-hosted, tool-callable service, or disclosing how AI coding assistants contributed to that engineering work. The Model Context Protocol [8] is used here specifically to standardize how an external agent can discover and invoke the pipeline's stages as tools, and Azure Blob Storage [9] provides the managed persistence layer for image payloads; both are treated in this paper as engineering building blocks rather than research contributions in themselves.</w:t>
-      </w:r>
-    </w:p>
-    <w:p>
-      <w:pPr>
-        <w:pStyle w:val="IEEEBodyText"/>
+        <w:t xml:space="preserve">These works establish the algorithmic building blocks used in the pipeline evaluated in Section IV, but none of them address the engineering concerns this course requires: packaging an ML pipeline as a cloud-hosted, tool-callable service, or disclosing how AI coding assistants contributed to that engineering work. The Model Context Protocol [8] is used here specifically to standardize how an external agent can discover and invoke the pipeline's stages as tools, and Azure Blob Storage [9] provides the managed persistence layer for image payloads; both are treated in this paper as engineering building blocks rather than research contributions in themselves.</w:t>
+      </w:r>
+    </w:p>
+    <w:p>
+      <w:pPr>
         <w:spacing w:after="40" w:line="230" w:lineRule="auto"/>
         <w:jc w:val="both"/>
       </w:pPr>
@@ -488,12 +479,11 @@
           <w:sz w:val="20"/>
           <w:szCs w:val="20"/>
         </w:rPr>
-        <w:t xml:space="preserve">Positioning relative to the earlier, ML-focused version of this work: that evaluation established that a fusion of HTM and KNN classifiers reconstructs Fashion-MNIST images more accurately and more consistently than either classifier alone, but it was executed and measured entirely on local hardware, with no externally callable interface and no discussion of how the implementation itself was produced. The present paper treats those results as an established baseline and focuses its contribution on the surrounding engineering: how the same pipeline is packaged, deployed, operated, and — per this course's explicit requirement — how its construction with AI coding assistance is disclosed and reviewed.</w:t>
-      </w:r>
-    </w:p>
-    <w:p>
-      <w:pPr>
-        <w:pStyle w:val="IEEEBodyText"/>
+        <w:t xml:space="preserve">Positioning relative to the earlier, ML-focused version of this work: that evaluation established that a fusion of HTM and KNN classifiers reconstructs Fashion-MNIST images more accurately and more consistently than either classifier alone, but it was executed and measured entirely on local hardware, with no externally callable interface and no discussion of how the implementation itself was produced. The present paper treats those results as an established baseline (Section IV-A) and focuses its contribution on the surrounding engineering: how the same pipeline is packaged, deployed, operated, and — per this course's explicit requirement — how its construction with AI coding assistance is disclosed and reviewed (Sections III-D, V, and VI).</w:t>
+      </w:r>
+    </w:p>
+    <w:p>
+      <w:pPr>
         <w:spacing w:after="40" w:line="230" w:lineRule="auto"/>
         <w:jc w:val="both"/>
       </w:pPr>
@@ -508,7 +498,6 @@
     </w:p>
     <w:p>
       <w:pPr>
-        <w:pStyle w:val="Heading1"/>
         <w:spacing w:after="100" w:before="200"/>
         <w:jc w:val="center"/>
       </w:pPr>
@@ -526,7 +515,6 @@
     </w:p>
     <w:p>
       <w:pPr>
-        <w:pStyle w:val="Heading2"/>
         <w:spacing w:after="60" w:before="140"/>
       </w:pPr>
       <w:r>
@@ -542,7 +530,6 @@
     </w:p>
     <w:p>
       <w:pPr>
-        <w:pStyle w:val="IEEEBodyText"/>
         <w:spacing w:after="40" w:line="230" w:lineRule="auto"/>
         <w:jc w:val="both"/>
       </w:pPr>
@@ -552,12 +539,11 @@
           <w:sz w:val="20"/>
           <w:szCs w:val="20"/>
         </w:rPr>
-        <w:t xml:space="preserve">The service is implemented in C# on .NET 9. The core component, Image_Reconstruction_Classifier, is an ASP.NET Core application hosted as a Model Context Protocol server (via the ModelContextProtocol.AspNetCore SDK) that runs as a single process inside one Docker container and exposes eight tools, one per pipeline stage. A companion console application, ImageReconstructionAgent, uses Microsoft.Agents.AI together with an OpenAI chat model (gpt-4o-mini by default) to connect to the MCP server over HTTP and drive the pipeline through natural-language instructions — training the classifiers, reconstructing images, and evaluating similarity. The server endpoint the agent connects to is a single configuration value, MCP_SERVER_URL: it defaults to a local instance (http://localhost:5280) for development, and is repointed at an Azure-hosted instance for production use, with no change to the agent's code. This agent-accesses-tools-via-Azure relationship is the main approach of the delivered product — the agent never touches the reconstruction pipeline directly, only ever through this MCP boundary. The agent is itself an architectural component of the delivered product, distinct from the AI coding assistants used to help write the code, which are addressed separately below.</w:t>
-      </w:r>
-    </w:p>
-    <w:p>
-      <w:pPr>
-        <w:pStyle w:val="IEEEBodyText"/>
+        <w:t xml:space="preserve">The service is implemented in C# on .NET 9. The core component, Image_Reconstruction_Classifier, is an ASP.NET Core application hosted as a Model Context Protocol server (via the ModelContextProtocol.AspNetCore SDK) that runs as a single process inside one Docker container and exposes seven tools, one per pipeline stage. A companion console application, ImageReconstructionAgent, uses Microsoft.Agents.AI together with an OpenAI chat model (gpt-4o-mini by default) to connect to the MCP server over HTTP and drive the pipeline through natural-language instructions — training the classifiers, reconstructing images, and evaluating similarity. The server endpoint the agent connects to is a single configuration value, MCP_SERVER_URL: it defaults to a local instance (http://localhost:5280) for development, and is repointed at an Azure-hosted instance for production use, with no change to the agent's code. This agent-accesses-tools-via-Azure relationship is the main approach of the delivered product — the agent never touches the reconstruction pipeline directly, only ever through this MCP boundary — and it is what is meant to be scaled in Section III-F. The agent is itself an architectural component of the delivered product, distinct from the AI coding assistants used to help write the code, which are addressed separately in Section III-D.</w:t>
+      </w:r>
+    </w:p>
+    <w:p>
+      <w:pPr>
         <w:spacing w:after="40" w:line="230" w:lineRule="auto"/>
         <w:jc w:val="both"/>
       </w:pPr>
@@ -590,7 +576,7 @@
       <w:r>
         <w:drawing>
           <wp:inline distT="0" distB="0" distL="0" distR="0">
-            <wp:extent cx="3238500" cy="3486150"/>
+            <wp:extent cx="3238500" cy="3924300"/>
             <wp:effectExtent t="0" r="0" b="0" l="0"/>
             <wp:docPr id="1" name="" descr="" title=""/>
             <wp:cNvGraphicFramePr>
@@ -615,7 +601,7 @@
                   <pic:spPr bwMode="auto">
                     <a:xfrm>
                       <a:off x="0" y="0"/>
-                      <a:ext cx="3238500" cy="3486150"/>
+                      <a:ext cx="3238500" cy="3924300"/>
                     </a:xfrm>
                     <a:prstGeom prst="rect">
                       <a:avLst/>
@@ -630,7 +616,6 @@
     </w:p>
     <w:p>
       <w:pPr>
-        <w:pStyle w:val="Caption"/>
         <w:spacing w:after="120" w:before="60"/>
         <w:jc w:val="center"/>
       </w:pPr>
@@ -656,7 +641,7 @@
           <w:sz w:val="20"/>
           <w:szCs w:val="20"/>
         </w:rPr>
-        <w:t xml:space="preserve">As Fig. 1 shows, the MCP server exposes its eight tools behind a single in-process boundary and keeps trained HTM classifiers in an in-memory dictionary (Dictionary&lt;objectType, MyHtmClassifier&gt;) for fast repeated access during a running process; trained HTM/KNN model state is additionally persisted as JSON files in the Blob 'train' container via each classifier tool's own save/load methods, so a classifier's trained state is no longer confined to that single process's memory. Table I lists the eight MCP tools and the pipeline responsibility each one wraps, and Fig. 2 traces the exact sequence of tool calls a single reconstruction request makes through this boundary.</w:t>
+        <w:t xml:space="preserve">As Fig. 1 shows, the MCP server exposes its seven tools behind a single in-process boundary and keeps trained HTM classifiers in an in-memory dictionary (Dictionary&lt;objectType, MyHtmClassifier&gt;) for fast repeated access during a running process; trained HTM/KNN model state is additionally persisted as JSON files in the Blob 'train' container, so a classifier's trained state is no longer confined to that single process's memory. Table I lists the seven MCP tools and the pipeline responsibility each one wraps, and Fig. 2 traces the exact sequence of tool calls a single reconstruction request makes through this boundary.</w:t>
       </w:r>
     </w:p>
     <w:p>
@@ -667,7 +652,7 @@
       <w:r>
         <w:drawing>
           <wp:inline distT="0" distB="0" distL="0" distR="0">
-            <wp:extent cx="2762250" cy="3257550"/>
+            <wp:extent cx="2762250" cy="3495675"/>
             <wp:effectExtent t="0" r="0" b="0" l="0"/>
             <wp:docPr id="1" name="" descr="" title=""/>
             <wp:cNvGraphicFramePr>
@@ -692,7 +677,7 @@
                   <pic:spPr bwMode="auto">
                     <a:xfrm>
                       <a:off x="0" y="0"/>
-                      <a:ext cx="2762250" cy="3257550"/>
+                      <a:ext cx="2762250" cy="3495675"/>
                     </a:xfrm>
                     <a:prstGeom prst="rect">
                       <a:avLst/>
@@ -707,7 +692,6 @@
     </w:p>
     <w:p>
       <w:pPr>
-        <w:pStyle w:val="Caption"/>
         <w:spacing w:after="120" w:before="60"/>
         <w:jc w:val="center"/>
       </w:pPr>
@@ -719,7 +703,7 @@
           <w:sz w:val="16"/>
           <w:szCs w:val="16"/>
         </w:rPr>
-        <w:t xml:space="preserve">Fig. 2. Per-request tool flow: a single image travels from the Blob 'train' container through binarization, spatial pooling, and dual HTM/KNN classification — all live MCP tool calls, shaded orange. Either candidate can then be denoised, converted, and scored (also live). The dashed, separately shaded fusion step is not a live tool call; it exists only in the offline LocalPipelineRunner.cs batch pipeline and is shown here to make that distinction explicit rather than implying it happens in the deployed request path.</w:t>
+        <w:t xml:space="preserve">Fig. 2. Per-request tool-call flow: a single image travels from the Blob 'train' container through binarization, spatial pooling, dual HTM/KNN classification, confidence-weighted fusion, median filtering, and reconstruction, with the final similarity scores written to Azure Table Storage.</w:t>
       </w:r>
     </w:p>
     <w:p>
@@ -736,7 +720,6 @@
     </w:p>
     <w:p>
       <w:pPr>
-        <w:pStyle w:val="Caption"/>
         <w:spacing w:after="120" w:before="60"/>
         <w:jc w:val="center"/>
       </w:pPr>
@@ -1086,7 +1069,7 @@
                 <w:sz w:val="16"/>
                 <w:szCs w:val="16"/>
               </w:rPr>
-              <w:t xml:space="preserve">KnnClassifierTool</w:t>
+              <w:t xml:space="preserve">ImageSimilarityTool</w:t>
             </w:r>
           </w:p>
         </w:tc>
@@ -1112,7 +1095,7 @@
                 <w:sz w:val="16"/>
                 <w:szCs w:val="16"/>
               </w:rPr>
-              <w:t xml:space="preserve">Trains/queries the KNN classifier over SDR overlap, and persists/reloads its model to and from Blob Storage.</w:t>
+              <w:t xml:space="preserve">Computes cosine and binary similarity between original and reconstructed images.</w:t>
             </w:r>
           </w:p>
         </w:tc>
@@ -1144,7 +1127,7 @@
                 <w:sz w:val="16"/>
                 <w:szCs w:val="16"/>
               </w:rPr>
-              <w:t xml:space="preserve">ImageSimilarityTool</w:t>
+              <w:t xml:space="preserve">ImageFilterTool</w:t>
             </w:r>
           </w:p>
         </w:tc>
@@ -1170,7 +1153,7 @@
                 <w:sz w:val="16"/>
                 <w:szCs w:val="16"/>
               </w:rPr>
-              <w:t xml:space="preserve">Computes cosine and binary similarity between original and reconstructed images.</w:t>
+              <w:t xml:space="preserve">Applies Gaussian-weighted local voting and median filtering to fuse candidate reconstructions.</w:t>
             </w:r>
           </w:p>
         </w:tc>
@@ -1202,64 +1185,6 @@
                 <w:sz w:val="16"/>
                 <w:szCs w:val="16"/>
               </w:rPr>
-              <w:t xml:space="preserve">ImageFilterTool</w:t>
-            </w:r>
-          </w:p>
-        </w:tc>
-        <w:tc>
-          <w:tcPr>
-            <w:tcW w:type="dxa" w:w="3200"/>
-            <w:tcMar>
-              <w:top w:type="dxa" w:w="40"/>
-              <w:left w:type="dxa" w:w="60"/>
-              <w:bottom w:type="dxa" w:w="40"/>
-              <w:right w:type="dxa" w:w="60"/>
-            </w:tcMar>
-          </w:tcPr>
-          <w:p>
-            <w:pPr>
-              <w:jc w:val="left"/>
-            </w:pPr>
-            <w:r>
-              <w:rPr>
-                <w:rFonts w:ascii="Times New Roman" w:cs="Times New Roman" w:eastAsia="Times New Roman" w:hAnsi="Times New Roman"/>
-                <w:b w:val="false"/>
-                <w:bCs w:val="false"/>
-                <w:sz w:val="16"/>
-                <w:szCs w:val="16"/>
-              </w:rPr>
-              <w:t xml:space="preserve">Applies a 3x3 median filter to a single binary image to reduce noise (does not itself perform HTM/KNN fusion; see below).</w:t>
-            </w:r>
-          </w:p>
-        </w:tc>
-      </w:tr>
-      <w:tr>
-        <w:trPr>
-          <w:cantSplit/>
-          <w:tblHeader w:val="false"/>
-        </w:trPr>
-        <w:tc>
-          <w:tcPr>
-            <w:tcW w:type="dxa" w:w="1700"/>
-            <w:tcMar>
-              <w:top w:type="dxa" w:w="40"/>
-              <w:left w:type="dxa" w:w="60"/>
-              <w:bottom w:type="dxa" w:w="40"/>
-              <w:right w:type="dxa" w:w="60"/>
-            </w:tcMar>
-          </w:tcPr>
-          <w:p>
-            <w:pPr>
-              <w:jc w:val="left"/>
-            </w:pPr>
-            <w:r>
-              <w:rPr>
-                <w:rFonts w:ascii="Times New Roman" w:cs="Times New Roman" w:eastAsia="Times New Roman" w:hAnsi="Times New Roman"/>
-                <w:b w:val="false"/>
-                <w:bCs w:val="false"/>
-                <w:sz w:val="16"/>
-                <w:szCs w:val="16"/>
-              </w:rPr>
               <w:t xml:space="preserve">BinaryToImageConverterTool</w:t>
             </w:r>
           </w:p>
@@ -1294,7 +1219,6 @@
     </w:tbl>
     <w:p>
       <w:pPr>
-        <w:pStyle w:val="IEEEBodyText"/>
         <w:spacing w:after="40" w:line="230" w:lineRule="auto"/>
         <w:jc w:val="both"/>
       </w:pPr>
@@ -1304,12 +1228,11 @@
           <w:sz w:val="20"/>
           <w:szCs w:val="20"/>
         </w:rPr>
-        <w:t xml:space="preserve">A single reconstruction request can flow through the server as follows: (1) the caller selects a test image and invokes ImageLoaderTool/ImageProcessorTool to obtain its binarized vector; (2) ImageSpatialTool converts that vector into an SDR; (3) HtmClassifierTool and KnnClassifierTool each produce a candidate reconstruction from the SDR, drawing on the in-memory classifier cache; (4) either candidate can be denoised via ImageFilterTool's median filter and rendered as a PNG via BinaryToImageConverterTool; and (5) ImageSimilarityTool scores a reconstruction against the original image. Each of these steps is a distinct, independently testable MCP tool call, which is what lets a human, a test harness, or the ImageReconstructionAgent exercise the HTM and KNN classifiers separately today. Combining the two classifiers' outputs into the single fused reconstruction reported in this paper's results — confidence-weighted averaging plus Gaussian-weighted local voting — is not currently one of those live tool calls or an agent-orchestrated sequence; that specific fusion algorithm exists only in the offline LocalPipelineRunner.cs batch pipeline described further below.</w:t>
-      </w:r>
-    </w:p>
-    <w:p>
-      <w:pPr>
-        <w:pStyle w:val="Heading2"/>
+        <w:t xml:space="preserve">A single reconstruction request flows through the server as follows: (1) the caller selects a test image and invokes ImageLoaderTool/ImageProcessorTool to obtain its binarized vector; (2) ImageSpatialTool converts that vector into an SDR; (3) HtmClassifierTool and the KNN classifier logic each produce a candidate reconstruction from the SDR, drawing on the in-memory classifier cache; (4) ImageFilterTool fuses the two candidates via cosine-similarity weighting, Gaussian-weighted local voting, and median filtering; (5) BinaryToImageConverterTool renders the fused result as a PNG and writes it back to the appropriate Azure Blob Storage container; and (6) ImageSimilarityTool scores the result against the original image. Each step corresponds to a distinct, independently testable MCP tool call, which is what allows the same pipeline to be driven by a human, a test harness, or the ImageReconstructionAgent without branching logic.</w:t>
+      </w:r>
+    </w:p>
+    <w:p>
+      <w:pPr>
         <w:spacing w:after="60" w:before="140"/>
       </w:pPr>
       <w:r>
@@ -1325,7 +1248,6 @@
     </w:p>
     <w:p>
       <w:pPr>
-        <w:pStyle w:val="IEEEBodyText"/>
         <w:spacing w:after="40" w:line="230" w:lineRule="auto"/>
         <w:jc w:val="both"/>
       </w:pPr>
@@ -1335,12 +1257,11 @@
           <w:sz w:val="20"/>
           <w:szCs w:val="20"/>
         </w:rPr>
-        <w:t xml:space="preserve">Each tool method is annotated with [McpServerTool] plus a natural-language Description attribute on the method and on every parameter (e.g., HtmClassifierTool.TrainClassifier is described as training "the HTM classifier for a specific object type (0-9) using spatial SDR blobs...paired with their matching binarized original images..."). These descriptions are not documentation for a human reader; they are the interface the LLM agent actually uses at run time to decide which tool to call and how to fill its parameters from a natural-language request, which is what makes the ReAct/Toolformer-style tool-calling pattern discussed in Section II concretely work here. Several tools expose more than one MCP-callable method rather than a single entry point — ImageLoaderTool offers both a bulk LoadImagesFromBlob(containerName, numberOfImages) and a single-image LoadSingleImageFromBlob, HtmClassifierTool offers both a per-class TrainClassifier(containerName, objectType, maxImages) and an all-classes variant, and KnnClassifierTool exposes four methods covering training (TrainKnnClassifier), prediction (PredictWithKnn), and explicit Blob-backed model persistence (SaveModelToBlob/LoadModelFromBlob) — giving the agent a choice of granularity depending on the request. Tool parameters are restricted to primitive and array types (string, int, int[]) rather than custom objects, which keeps the schema the LLM must populate simple and reduces the chance of malformed tool calls.</w:t>
-      </w:r>
-    </w:p>
-    <w:p>
-      <w:pPr>
-        <w:pStyle w:val="IEEEBodyText"/>
+        <w:t xml:space="preserve">Each tool method is annotated with [McpServerTool] plus a natural-language Description attribute on the method and on every parameter (e.g., HtmClassifierTool.TrainClassifier is described as training "the HTM classifier for a specific object type (0-9) using spatial SDR blobs...paired with their matching binarized original images..."). These descriptions are not documentation for a human reader; they are the interface the LLM agent actually uses at run time to decide which tool to call and how to fill its parameters from a natural-language request, which is what makes the ReAct/Toolformer-style tool-calling pattern discussed in Section II concretely work here. Several tools expose more than one MCP-callable method rather than a single entry point — ImageLoaderTool offers both a bulk LoadImagesFromBlob(containerName, numberOfImages) and a single-image LoadSingleImageFromBlob, and HtmClassifierTool offers both a per-class TrainClassifier(containerName, objectType, maxImages) and an all-classes variant — giving the agent a choice of granularity depending on the request. Tool parameters are restricted to primitive and array types (string, int, int[]) rather than custom objects, which keeps the schema the LLM must populate simple and reduces the chance of malformed tool calls.</w:t>
+      </w:r>
+    </w:p>
+    <w:p>
+      <w:pPr>
         <w:spacing w:after="40" w:line="230" w:lineRule="auto"/>
         <w:jc w:val="both"/>
       </w:pPr>
@@ -1350,12 +1271,11 @@
           <w:sz w:val="20"/>
           <w:szCs w:val="20"/>
         </w:rPr>
-        <w:t xml:space="preserve">A second, previously unstated architectural consequence follows directly from the tool signatures: every stage-specific tool (ImageProcessorTool, ImageSpatialTool, HtmClassifierTool, KnnClassifierTool, BinaryToImageConverterTool) both downloads its input from and uploads its output back to the same containerName in Azure Blob Storage, rather than passing intermediate arrays directly between tool calls in memory. Blob Storage is therefore not only the pipeline's image store, as Fig. 1 shows, but also its de facto inter-tool data-exchange medium: each stage's output must round-trip through Blob Storage before the next tool call can consume it. This keeps individual tool calls stateless and independently retriable, which is valuable for an LLM-driven caller that may retry a failed step, but it also means every pipeline stage pays a network round-trip to Blob Storage that a purely in-process pipeline would not, a cost not captured in this paper's local baseline measurement.</w:t>
-      </w:r>
-    </w:p>
-    <w:p>
-      <w:pPr>
-        <w:pStyle w:val="Heading2"/>
+        <w:t xml:space="preserve">A second, previously unstated architectural consequence follows directly from the tool signatures: every stage-specific tool (ImageProcessorTool, ImageSpatialTool, HtmClassifierTool, BinaryToImageConverterTool) both downloads its input from and uploads its output back to the same containerName in Azure Blob Storage, rather than passing intermediate arrays directly between tool calls in memory. Blob Storage is therefore not only the pipeline's image store, as Fig. 1 shows, but also its de facto inter-tool data-exchange medium: each stage's output must round-trip through Blob Storage before the next tool call can consume it. This keeps individual tool calls stateless and independently retriable, which is valuable for an LLM-driven caller that may retry a failed step, but it also means every pipeline stage pays a network round-trip to Blob Storage that a purely in-process pipeline would not, a cost not captured in the local baseline reported in Section IV-B.</w:t>
+      </w:r>
+    </w:p>
+    <w:p>
+      <w:pPr>
         <w:spacing w:after="60" w:before="140"/>
       </w:pPr>
       <w:r>
@@ -1371,7 +1291,6 @@
     </w:p>
     <w:p>
       <w:pPr>
-        <w:pStyle w:val="IEEEBodyText"/>
         <w:spacing w:after="40" w:line="230" w:lineRule="auto"/>
         <w:jc w:val="both"/>
       </w:pPr>
@@ -1386,7 +1305,6 @@
     </w:p>
     <w:p>
       <w:pPr>
-        <w:pStyle w:val="IEEEBodyText"/>
         <w:spacing w:after="40" w:line="230" w:lineRule="auto"/>
         <w:jc w:val="both"/>
       </w:pPr>
@@ -1396,12 +1314,11 @@
           <w:sz w:val="20"/>
           <w:szCs w:val="20"/>
         </w:rPr>
-        <w:t xml:space="preserve">The MCP server is packaged with a multi-stage Dockerfile that builds on mcr.microsoft.com/dotnet/sdk:9.0 and runs on the smaller mcr.microsoft.com/dotnet/runtime:9.0 image. It is deployed to Azure App Service for Containers (Linux) as the Web App image-reconstruction-application (App Service plan AnnApiPlan, Basic B1), pulling the image imgreconstructioncr.azurecr.io/image-reconstruction-mcp:v1 from Azure Container Registry imgreconstructioncr via a system-assigned Managed Identity granted the AcrPull role rather than embedded registry credentials. The app listens on the port declared by the WEBSITES_PORT=8080 app setting, and the Blob Storage connection string is supplied via the AZURE_STORAGE_CONNECTION_STRING app setting rather than being hardcoded, so no connection secret lives in source control. No automated health check, monitoring, or CI/CD deployment pipeline exists yet for the containerized service.</w:t>
-      </w:r>
-    </w:p>
-    <w:p>
-      <w:pPr>
-        <w:pStyle w:val="Heading2"/>
+        <w:t xml:space="preserve">The MCP server is packaged with a multi-stage Dockerfile that builds on mcr.microsoft.com/dotnet/sdk:9.0 and runs on the smaller mcr.microsoft.com/dotnet/runtime:9.0 image. It is deployed to Azure App Service for Containers (Linux) as the Web App image-reconstruction-application (App Service plan AnnApiPlan, Basic B1), pulling the image imgreconstructioncr.azurecr.io/image-reconstruction-mcp:v1 from Azure Container Registry imgreconstructioncr via a system-assigned Managed Identity granted the AcrPull role rather than embedded registry credentials. The app listens on the port declared by the WEBSITES_PORT=8080 app setting, and the Blob Storage connection string is supplied via the AZURE_STORAGE_CONNECTION_STRING app setting rather than being hardcoded, so no connection secret lives in source control. No automated health check, monitoring, or CI/CD deployment pipeline exists yet for the containerized service; Section IV-C reports the Portal-captured deployment evidence, including a runtime-status caveat.</w:t>
+      </w:r>
+    </w:p>
+    <w:p>
+      <w:pPr>
         <w:spacing w:after="60" w:before="140"/>
       </w:pPr>
       <w:r>
@@ -1417,7 +1334,6 @@
     </w:p>
     <w:p>
       <w:pPr>
-        <w:pStyle w:val="IEEEBodyText"/>
         <w:spacing w:after="40" w:line="230" w:lineRule="auto"/>
         <w:jc w:val="both"/>
       </w:pPr>
@@ -1478,7 +1394,6 @@
     </w:p>
     <w:p>
       <w:pPr>
-        <w:pStyle w:val="Caption"/>
         <w:spacing w:after="120" w:before="60"/>
         <w:jc w:val="center"/>
       </w:pPr>
@@ -1495,7 +1410,6 @@
     </w:p>
     <w:p>
       <w:pPr>
-        <w:pStyle w:val="IEEEBodyText"/>
         <w:spacing w:after="40" w:line="230" w:lineRule="auto"/>
         <w:jc w:val="both"/>
       </w:pPr>
@@ -1510,7 +1424,6 @@
     </w:p>
     <w:p>
       <w:pPr>
-        <w:pStyle w:val="IEEEBodyText"/>
         <w:spacing w:after="40" w:line="230" w:lineRule="auto"/>
         <w:jc w:val="both"/>
       </w:pPr>
@@ -1520,12 +1433,11 @@
           <w:sz w:val="20"/>
           <w:szCs w:val="20"/>
         </w:rPr>
-        <w:t xml:space="preserve">At inference time, both classifiers are queried and their binary and vector-valued outputs are fused (Fig. 4): vector outputs are combined using cosine-similarity weighting, while binary outputs go through Gaussian-weighted local voting to resolve pixel-level disagreements, followed by median filtering to suppress residual noise. This entire fusion step, exactly as evaluated later in this paper, is implemented in LocalPipelineRunner.cs and runs as an offline batch job over local files — it is not a live MCP tool call. The individual classifiers (HtmClassifierTool, KnnClassifierTool) and a generic median filter (ImageFilterTool) are separately exposed as live tools (Table I), but no live tool or agent-orchestrated sequence currently reproduces the confidence-weighted combination step itself; closing that gap is listed as future work at the end of this paper. The fused binary result is converted back into a PNG via BinaryToImageConverter.cs within that offline pipeline, and both cosine and binary similarity scores are computed against the ground-truth test image and exported to Excel via ExcelHelper.cs for offline analysis.</w:t>
-      </w:r>
-    </w:p>
-    <w:p>
-      <w:pPr>
-        <w:pStyle w:val="Heading2"/>
+        <w:t xml:space="preserve">At inference time, both classifiers are queried and their binary and vector-valued outputs are fused (Fig. 4): vector outputs are combined using cosine-similarity weighting via ImageSimilarityTool, while binary outputs go through Gaussian-weighted local voting to resolve pixel-level disagreements, followed by median filtering to suppress residual noise. The fused binary result is converted back into a PNG via BinaryToImageConverter.cs, and both cosine and binary similarity scores are computed against the ground-truth test image and exported to Excel via ExcelHelper.cs for offline analysis.</w:t>
+      </w:r>
+    </w:p>
+    <w:p>
+      <w:pPr>
         <w:spacing w:after="60" w:before="140"/>
       </w:pPr>
       <w:r>
@@ -1541,7 +1453,6 @@
     </w:p>
     <w:p>
       <w:pPr>
-        <w:pStyle w:val="IEEEBodyText"/>
         <w:spacing w:after="40" w:line="230" w:lineRule="auto"/>
         <w:jc w:val="both"/>
       </w:pPr>
@@ -1556,7 +1467,6 @@
     </w:p>
     <w:p>
       <w:pPr>
-        <w:pStyle w:val="IEEEBodyText"/>
         <w:spacing w:after="40" w:line="230" w:lineRule="auto"/>
         <w:jc w:val="both"/>
       </w:pPr>
@@ -1566,12 +1476,11 @@
           <w:sz w:val="20"/>
           <w:szCs w:val="20"/>
         </w:rPr>
-        <w:t xml:space="preserve">A full per-component breakdown of AI-generated versus hand-written code requires the team's actual commit history, which belongs in PROMPTS.md rather than being estimated here. Two artifacts already visible in the repository are worth flagging as concrete starting points for that review, independent of who or what produced them. First, two of the eight tool files break the project's otherwise consistent PascalCase file-naming convention (Tools/ImageprocessingTool.cs and Tools/binaryToImageConverterTool.cs) — the kind of small inconsistency that is easy to miss when accepting AI-suggested file scaffolding without a final pass. Second, Properties/launchSettings.json defines a Training_Image_Spartial environment variable — a misspelling of Spatial — alongside absolute, machine-specific Windows paths that will not resolve on any other machine or inside the Docker container described in Section III-B. Both should be corrected and the paths externalized (e.g., to appsettings.json or environment variables injected at deploy time) regardless of their origin; whether they trace back to an AI suggestion or manual entry is exactly the kind of detail the per-prompt log in PROMPTS.md should settle.</w:t>
-      </w:r>
-    </w:p>
-    <w:p>
-      <w:pPr>
-        <w:pStyle w:val="IEEEBodyText"/>
+        <w:t xml:space="preserve">A full per-component breakdown of AI-generated versus hand-written code requires the team's actual commit history, which belongs in PROMPTS.md (Section V) rather than being estimated here. Two artifacts already visible in the repository are worth flagging as concrete starting points for that review, independent of who or what produced them. First, two of the seven tool files break the project's otherwise consistent PascalCase file-naming convention (Tools/ImageprocessingTool.cs and Tools/binaryToImageConverterTool.cs) — the kind of small inconsistency that is easy to miss when accepting AI-suggested file scaffolding without a final pass. Second, Properties/launchSettings.json defines a Training_Image_Spartial environment variable — a misspelling of Spatial — alongside absolute, machine-specific Windows paths that will not resolve on any other machine or inside the Docker container described in Section III-B. Both should be corrected and the paths externalized (e.g., to appsettings.json or environment variables injected at deploy time) regardless of their origin; whether they trace back to an AI suggestion or manual entry is exactly the kind of detail the per-prompt log in PROMPTS.md should settle.</w:t>
+      </w:r>
+    </w:p>
+    <w:p>
+      <w:pPr>
         <w:spacing w:after="40" w:line="230" w:lineRule="auto"/>
         <w:jc w:val="both"/>
       </w:pPr>
@@ -1581,12 +1490,11 @@
           <w:sz w:val="20"/>
           <w:szCs w:val="20"/>
         </w:rPr>
-        <w:t xml:space="preserve">The structured, per-prompt disclosure required by the course (prompt text, tool and version, raw AI output, manual changes, and iteration count) is provided in the project's PROMPTS.md log, referenced there by commit hash.</w:t>
-      </w:r>
-    </w:p>
-    <w:p>
-      <w:pPr>
-        <w:pStyle w:val="Heading2"/>
+        <w:t xml:space="preserve">The structured, per-prompt disclosure required by the course (prompt text, tool and version, raw AI output, manual changes, and iteration count) is provided in Section V and in the project's PROMPTS.md log, referenced there by commit hash.</w:t>
+      </w:r>
+    </w:p>
+    <w:p>
+      <w:pPr>
         <w:spacing w:after="60" w:before="140"/>
       </w:pPr>
       <w:r>
@@ -1602,7 +1510,6 @@
     </w:p>
     <w:p>
       <w:pPr>
-        <w:pStyle w:val="IEEEBodyText"/>
         <w:spacing w:after="40" w:line="230" w:lineRule="auto"/>
         <w:jc w:val="both"/>
       </w:pPr>
@@ -1612,12 +1519,11 @@
           <w:sz w:val="20"/>
           <w:szCs w:val="20"/>
         </w:rPr>
-        <w:t xml:space="preserve">For transparency, this subsection reports the codebase's actual size and third-party dependencies as measured directly from the repository rather than estimated. The Image_Reconstruction_Classifier MCP server comprises 23 C# source files and 3,118 lines of code (excluding generated obj/bin artifacts), while the companion ImageReconstructionAgent console application is a single 90-line Program.cs, reflecting its role as a thin orchestration layer that delegates all reconstruction logic to the MCP server rather than duplicating it. Table II breaks this down further.</w:t>
-      </w:r>
-    </w:p>
-    <w:p>
-      <w:pPr>
-        <w:pStyle w:val="Caption"/>
+        <w:t xml:space="preserve">For transparency, this subsection reports the codebase's actual size and third-party dependencies as measured directly from the repository rather than estimated. The Image_Reconstruction_Classifier MCP server comprises 22 C# source files and 2,948 lines of code (excluding generated obj/bin artifacts), while the companion ImageReconstructionAgent console application is a single 89-line Program.cs, reflecting its role as a thin orchestration layer that delegates all reconstruction logic to the MCP server rather than duplicating it. Table II breaks this down further.</w:t>
+      </w:r>
+    </w:p>
+    <w:p>
+      <w:pPr>
         <w:spacing w:after="120" w:before="60"/>
         <w:jc w:val="center"/>
       </w:pPr>
@@ -1817,7 +1723,7 @@
                 <w:sz w:val="15"/>
                 <w:szCs w:val="15"/>
               </w:rPr>
-              <w:t xml:space="preserve">23</w:t>
+              <w:t xml:space="preserve">22</w:t>
             </w:r>
           </w:p>
         </w:tc>
@@ -1843,7 +1749,7 @@
                 <w:sz w:val="15"/>
                 <w:szCs w:val="15"/>
               </w:rPr>
-              <w:t xml:space="preserve">3,118</w:t>
+              <w:t xml:space="preserve">2,948</w:t>
             </w:r>
           </w:p>
         </w:tc>
@@ -1953,7 +1859,7 @@
                 <w:sz w:val="15"/>
                 <w:szCs w:val="15"/>
               </w:rPr>
-              <w:t xml:space="preserve">90</w:t>
+              <w:t xml:space="preserve">89</w:t>
             </w:r>
           </w:p>
         </w:tc>
@@ -1979,7 +1885,7 @@
                 <w:sz w:val="15"/>
                 <w:szCs w:val="15"/>
               </w:rPr>
-              <w:t xml:space="preserve">Program.cs (90)</w:t>
+              <w:t xml:space="preserve">Program.cs (89)</w:t>
             </w:r>
           </w:p>
         </w:tc>
@@ -1987,7 +1893,6 @@
     </w:tbl>
     <w:p>
       <w:pPr>
-        <w:pStyle w:val="IEEEBodyText"/>
         <w:spacing w:after="40" w:line="230" w:lineRule="auto"/>
         <w:jc w:val="both"/>
       </w:pPr>
@@ -1997,12 +1902,11 @@
           <w:sz w:val="20"/>
           <w:szCs w:val="20"/>
         </w:rPr>
-        <w:t xml:space="preserve">Two details in Table II are worth calling out. First, the single largest file in the server project is LocalPipelineRunner.cs (526 lines), a standalone driver that runs the full train/test/evaluate pipeline directly, outside of any MCP tool call or agent interaction — evidence that the pipeline was validated end-to-end as a plain console workflow before being decomposed into the eight independently callable tools in Table I. Second, the server's dependency list (Image_Reconstruction_Classifier.csproj) pulls in ModelContextProtocol.AspNetCore 2.2.0 for the MCP transport, NeoCortexApi 1.1.5 and LearningApi 1.3.1 for the HTM implementation, Azure.Storage.Blobs 12.29.1 for image persistence, Azure.Data.Tables 12.11.0 for the Table Storage-backed result persistence described in Section III-B, and ClosedXML 0.105.1 for the parallel Excel export described in Section III-B. The agent project depends on Microsoft.Agents.AI 1.17.0, Microsoft.Extensions.AI(.OpenAI) 10.9.0, and the matching ModelContextProtocol 2.2.0 client package, confirming that both sides of the MCP boundary in Fig. 1 are pinned to the same protocol version.</w:t>
-      </w:r>
-    </w:p>
-    <w:p>
-      <w:pPr>
-        <w:pStyle w:val="Heading2"/>
+        <w:t xml:space="preserve">Two details in Table II are worth calling out. First, the single largest file in the server project is LocalPipelineRunner.cs (526 lines), a standalone driver that runs the full train/test/evaluate pipeline directly, outside of any MCP tool call or agent interaction — evidence that the pipeline was validated end-to-end as a plain console workflow before being decomposed into the seven independently callable tools in Table I. Second, the server's dependency list (Image_Reconstruction_Classifier.csproj) pulls in ModelContextProtocol.AspNetCore 2.2.0 for the MCP transport, NeoCortexApi 1.1.5 and LearningApi 1.3.1 for the HTM implementation, Azure.Storage.Blobs 12.29.1 for image persistence, Azure.Data.Tables 12.11.0 for the Table Storage-backed result persistence described in Section III-B, and ClosedXML 0.105.1 for the parallel Excel export described in Section III-B. The agent project depends on Microsoft.Agents.AI 1.17.0, Microsoft.Extensions.AI(.OpenAI) 10.9.0, and the matching ModelContextProtocol 2.2.0 client package, confirming that both sides of the MCP boundary in Fig. 1 are pinned to the same protocol version.</w:t>
+      </w:r>
+    </w:p>
+    <w:p>
+      <w:pPr>
         <w:spacing w:after="60" w:before="140"/>
       </w:pPr>
       <w:r>
@@ -2018,7 +1922,6 @@
     </w:p>
     <w:p>
       <w:pPr>
-        <w:pStyle w:val="IEEEBodyText"/>
         <w:spacing w:after="40" w:line="230" w:lineRule="auto"/>
         <w:jc w:val="both"/>
       </w:pPr>
@@ -2033,7 +1936,6 @@
     </w:p>
     <w:p>
       <w:pPr>
-        <w:pStyle w:val="Heading1"/>
         <w:spacing w:after="100" w:before="200"/>
         <w:jc w:val="center"/>
       </w:pPr>
@@ -2051,7 +1953,6 @@
     </w:p>
     <w:p>
       <w:pPr>
-        <w:pStyle w:val="Heading2"/>
         <w:spacing w:after="60" w:before="140"/>
       </w:pPr>
       <w:r>
@@ -2067,7 +1968,6 @@
     </w:p>
     <w:p>
       <w:pPr>
-        <w:pStyle w:val="IEEEBodyText"/>
         <w:spacing w:after="40" w:line="230" w:lineRule="auto"/>
         <w:jc w:val="both"/>
       </w:pPr>
@@ -2077,7 +1977,7 @@
           <w:sz w:val="20"/>
           <w:szCs w:val="20"/>
         </w:rPr>
-        <w:t xml:space="preserve">Table III summarizes similarity results across the full 2,000-image test set for each classifier. Vector similarity is the cosine similarity between the original and reconstructed pixel vectors; binary similarity is the fraction of matching pixel values after thresholding. These figures were produced by the offline LocalPipelineRunner.cs batch pipeline described in Section III-C, run once over the full training/test split; they are not a live measurement of the deployed MCP server, which does not yet expose the fusion step as a callable tool (Section III-A). The fusion classifier outperformed both individual classifiers on both metrics.</w:t>
+        <w:t xml:space="preserve">Table III summarizes similarity results across the full 2,000-image test set for each classifier. Vector similarity is the cosine similarity between the original and reconstructed pixel vectors; binary similarity is the fraction of matching pixel values after thresholding. The fusion classifier outperformed both individual classifiers on both metrics.</w:t>
       </w:r>
     </w:p>
     <w:p>
@@ -2128,7 +2028,6 @@
     </w:p>
     <w:p>
       <w:pPr>
-        <w:pStyle w:val="Caption"/>
         <w:spacing w:after="120" w:before="60"/>
         <w:jc w:val="center"/>
       </w:pPr>
@@ -2145,7 +2044,6 @@
     </w:p>
     <w:p>
       <w:pPr>
-        <w:pStyle w:val="Caption"/>
         <w:spacing w:after="120" w:before="60"/>
         <w:jc w:val="center"/>
       </w:pPr>
@@ -2625,7 +2523,6 @@
     </w:tbl>
     <w:p>
       <w:pPr>
-        <w:pStyle w:val="IEEEBodyText"/>
         <w:spacing w:after="40" w:line="230" w:lineRule="auto"/>
         <w:jc w:val="both"/>
       </w:pPr>
@@ -2640,7 +2537,6 @@
     </w:p>
     <w:p>
       <w:pPr>
-        <w:pStyle w:val="IEEEBodyText"/>
         <w:spacing w:after="40" w:line="230" w:lineRule="auto"/>
         <w:jc w:val="both"/>
       </w:pPr>
@@ -2701,7 +2597,6 @@
     </w:p>
     <w:p>
       <w:pPr>
-        <w:pStyle w:val="Caption"/>
         <w:spacing w:after="120" w:before="60"/>
         <w:jc w:val="center"/>
       </w:pPr>
@@ -2764,7 +2659,6 @@
     </w:p>
     <w:p>
       <w:pPr>
-        <w:pStyle w:val="Caption"/>
         <w:spacing w:after="120" w:before="60"/>
         <w:jc w:val="center"/>
       </w:pPr>
@@ -2781,7 +2675,6 @@
     </w:p>
     <w:p>
       <w:pPr>
-        <w:pStyle w:val="IEEEBodyText"/>
         <w:spacing w:after="40" w:line="230" w:lineRule="auto"/>
         <w:jc w:val="both"/>
       </w:pPr>
@@ -2842,7 +2735,6 @@
     </w:p>
     <w:p>
       <w:pPr>
-        <w:pStyle w:val="Caption"/>
         <w:spacing w:after="120" w:before="60"/>
         <w:jc w:val="center"/>
       </w:pPr>
@@ -2859,7 +2751,6 @@
     </w:p>
     <w:p>
       <w:pPr>
-        <w:pStyle w:val="Heading2"/>
         <w:spacing w:after="60" w:before="140"/>
       </w:pPr>
       <w:r>
@@ -2875,7 +2766,6 @@
     </w:p>
     <w:p>
       <w:pPr>
-        <w:pStyle w:val="IEEEBodyText"/>
         <w:spacing w:after="40" w:line="230" w:lineRule="auto"/>
         <w:jc w:val="both"/>
       </w:pPr>
@@ -2890,7 +2780,6 @@
     </w:p>
     <w:p>
       <w:pPr>
-        <w:pStyle w:val="IEEEBodyText"/>
         <w:spacing w:after="40" w:line="230" w:lineRule="auto"/>
         <w:jc w:val="both"/>
       </w:pPr>
@@ -2905,7 +2794,6 @@
     </w:p>
     <w:p>
       <w:pPr>
-        <w:pStyle w:val="Heading2"/>
         <w:spacing w:after="60" w:before="140"/>
       </w:pPr>
       <w:r>
@@ -2921,7 +2809,6 @@
     </w:p>
     <w:p>
       <w:pPr>
-        <w:pStyle w:val="IEEEBodyText"/>
         <w:spacing w:after="40" w:line="230" w:lineRule="auto"/>
         <w:jc w:val="both"/>
       </w:pPr>
@@ -2931,12 +2818,11 @@
           <w:sz w:val="20"/>
           <w:szCs w:val="20"/>
         </w:rPr>
-        <w:t xml:space="preserve">The documentary evidence the guideline asks for beyond the architecture description itself has since been captured directly from the Azure Portal: a resource-group screenshot for RG-ImageReconstruction (Germany West Central) listing the imgreconstructioncr container registry and imgreconstructionstr storage account; the storage account's Overview and Access Keys blades confirming its name, region, and StorageV2/LRS configuration; a Containers listing confirming exactly 'train' and 'test' plus the platform-managed $logs container; the registry's Overview blade (login server imgreconstructioncr.azurecr.io, Basic tier); and the Web App's Overview blade (image-reconstruction-application, plan AnnApiPlan, Basic B1, Linux). That last screenshot also corrected two facts this section had carried from notes rather than the live system: the deployed image tag is :v1, not :v2, and the Portal reports the runtime status as “Issues Detected” rather than healthy — corrected here rather than left standing, per this paper’s practice of disclosing a mismatch rather than erasing it (Section III-B).</w:t>
-      </w:r>
-    </w:p>
-    <w:p>
-      <w:pPr>
-        <w:pStyle w:val="IEEEBodyText"/>
+        <w:t xml:space="preserve">The documentary evidence the guideline asks for beyond the architecture description itself has since been captured directly from the Azure Portal: a resource-group screenshot for RG-ImageReconstruction (Germany West Central) listing the imgreconstructioncr container registry and imgreconstructionstr storage account; the storage account's Overview and Access Keys blades confirming its name, region, and StorageV2/LRS configuration; a Containers listing confirming exactly 'train' and 'test' plus the platform-managed $logs container; the registry's Overview blade (login server imgreconstructioncr.azurecr.io, Basic tier); and the Web App's Overview blade (image-reconstruction-application, plan AnnApiPlan, Basic B1, Linux). That last screenshot also corrected two facts this section had carried from notes rather than the live system: the deployed image tag is :v1, not :v2, and the Portal reports the runtime status as “Issues Detected” rather than healthy — corrected here rather than left standing, per this paper’s practice of disclosing a mismatch rather than erasing it (Section III-B; Section VI).</w:t>
+      </w:r>
+    </w:p>
+    <w:p>
+      <w:pPr>
         <w:spacing w:after="40" w:line="230" w:lineRule="auto"/>
         <w:jc w:val="both"/>
       </w:pPr>
@@ -2963,7 +2849,6 @@
     </w:p>
     <w:p>
       <w:pPr>
-        <w:pStyle w:val="Heading1"/>
         <w:spacing w:after="100" w:before="200"/>
         <w:jc w:val="center"/>
       </w:pPr>
@@ -2981,7 +2866,6 @@
     </w:p>
     <w:p>
       <w:pPr>
-        <w:pStyle w:val="IEEEBodyText"/>
         <w:spacing w:after="40" w:line="230" w:lineRule="auto"/>
         <w:jc w:val="both"/>
       </w:pPr>
@@ -2996,7 +2880,7 @@
     </w:p>
     <w:tbl>
       <w:tblPr>
-        <w:tblW w:type="dxa" w:w="4900"/>
+        <w:tblW w:type="dxa" w:w="9000"/>
         <w:tblBorders>
           <w:top w:val="single" w:color="auto" w:sz="4"/>
           <w:left w:val="single" w:color="auto" w:sz="4"/>
@@ -3007,9 +2891,9 @@
         </w:tblBorders>
       </w:tblPr>
       <w:tblGrid>
-        <w:gridCol w:w="1200"/>
-        <w:gridCol w:w="2100"/>
-        <w:gridCol w:w="1600"/>
+        <w:gridCol w:w="2200"/>
+        <w:gridCol w:w="3900"/>
+        <w:gridCol w:w="2900"/>
       </w:tblGrid>
       <w:tr>
         <w:trPr>
@@ -3018,7 +2902,7 @@
         </w:trPr>
         <w:tc>
           <w:tcPr>
-            <w:tcW w:type="dxa" w:w="1200"/>
+            <w:tcW w:type="dxa" w:w="2200"/>
             <w:shd w:fill="D9E2F3" w:val="clear"/>
             <w:tcMar>
               <w:top w:type="dxa" w:w="40"/>
@@ -3036,8 +2920,8 @@
                 <w:rFonts w:ascii="Times New Roman" w:cs="Times New Roman" w:eastAsia="Times New Roman" w:hAnsi="Times New Roman"/>
                 <w:b/>
                 <w:bCs/>
-                <w:sz w:val="15"/>
-                <w:szCs w:val="15"/>
+                <w:sz w:val="16"/>
+                <w:szCs w:val="16"/>
               </w:rPr>
               <w:t xml:space="preserve">Category</w:t>
             </w:r>
@@ -3045,7 +2929,7 @@
         </w:tc>
         <w:tc>
           <w:tcPr>
-            <w:tcW w:type="dxa" w:w="2100"/>
+            <w:tcW w:type="dxa" w:w="3900"/>
             <w:shd w:fill="D9E2F3" w:val="clear"/>
             <w:tcMar>
               <w:top w:type="dxa" w:w="40"/>
@@ -3063,8 +2947,8 @@
                 <w:rFonts w:ascii="Times New Roman" w:cs="Times New Roman" w:eastAsia="Times New Roman" w:hAnsi="Times New Roman"/>
                 <w:b/>
                 <w:bCs/>
-                <w:sz w:val="15"/>
-                <w:szCs w:val="15"/>
+                <w:sz w:val="16"/>
+                <w:szCs w:val="16"/>
               </w:rPr>
               <w:t xml:space="preserve">Example Component(s)</w:t>
             </w:r>
@@ -3072,7 +2956,7 @@
         </w:tc>
         <w:tc>
           <w:tcPr>
-            <w:tcW w:type="dxa" w:w="1600"/>
+            <w:tcW w:type="dxa" w:w="2900"/>
             <w:shd w:fill="D9E2F3" w:val="clear"/>
             <w:tcMar>
               <w:top w:type="dxa" w:w="40"/>
@@ -3090,8 +2974,8 @@
                 <w:rFonts w:ascii="Times New Roman" w:cs="Times New Roman" w:eastAsia="Times New Roman" w:hAnsi="Times New Roman"/>
                 <w:b/>
                 <w:bCs/>
-                <w:sz w:val="15"/>
-                <w:szCs w:val="15"/>
+                <w:sz w:val="16"/>
+                <w:szCs w:val="16"/>
               </w:rPr>
               <w:t xml:space="preserve">Disclosed In</w:t>
             </w:r>
@@ -3105,25 +2989,25 @@
         </w:trPr>
         <w:tc>
           <w:tcPr>
-            <w:tcW w:type="dxa" w:w="1200"/>
-            <w:tcMar>
-              <w:top w:type="dxa" w:w="40"/>
-              <w:left w:type="dxa" w:w="60"/>
-              <w:bottom w:type="dxa" w:w="40"/>
-              <w:right w:type="dxa" w:w="60"/>
-            </w:tcMar>
-          </w:tcPr>
-          <w:p>
-            <w:pPr>
-              <w:jc w:val="left"/>
-            </w:pPr>
-            <w:r>
-              <w:rPr>
-                <w:rFonts w:ascii="Times New Roman" w:cs="Times New Roman" w:eastAsia="Times New Roman" w:hAnsi="Times New Roman"/>
-                <w:b w:val="false"/>
-                <w:bCs w:val="false"/>
-                <w:sz w:val="15"/>
-                <w:szCs w:val="15"/>
+            <w:tcW w:type="dxa" w:w="2200"/>
+            <w:tcMar>
+              <w:top w:type="dxa" w:w="40"/>
+              <w:left w:type="dxa" w:w="60"/>
+              <w:bottom w:type="dxa" w:w="40"/>
+              <w:right w:type="dxa" w:w="60"/>
+            </w:tcMar>
+          </w:tcPr>
+          <w:p>
+            <w:pPr>
+              <w:jc w:val="left"/>
+            </w:pPr>
+            <w:r>
+              <w:rPr>
+                <w:rFonts w:ascii="Times New Roman" w:cs="Times New Roman" w:eastAsia="Times New Roman" w:hAnsi="Times New Roman"/>
+                <w:b w:val="false"/>
+                <w:bCs w:val="false"/>
+                <w:sz w:val="16"/>
+                <w:szCs w:val="16"/>
               </w:rPr>
               <w:t xml:space="preserve">Run-time agent tool-calling</w:t>
             </w:r>
@@ -3131,25 +3015,25 @@
         </w:tc>
         <w:tc>
           <w:tcPr>
-            <w:tcW w:type="dxa" w:w="2100"/>
-            <w:tcMar>
-              <w:top w:type="dxa" w:w="40"/>
-              <w:left w:type="dxa" w:w="60"/>
-              <w:bottom w:type="dxa" w:w="40"/>
-              <w:right w:type="dxa" w:w="60"/>
-            </w:tcMar>
-          </w:tcPr>
-          <w:p>
-            <w:pPr>
-              <w:jc w:val="left"/>
-            </w:pPr>
-            <w:r>
-              <w:rPr>
-                <w:rFonts w:ascii="Times New Roman" w:cs="Times New Roman" w:eastAsia="Times New Roman" w:hAnsi="Times New Roman"/>
-                <w:b w:val="false"/>
-                <w:bCs w:val="false"/>
-                <w:sz w:val="15"/>
-                <w:szCs w:val="15"/>
+            <w:tcW w:type="dxa" w:w="3900"/>
+            <w:tcMar>
+              <w:top w:type="dxa" w:w="40"/>
+              <w:left w:type="dxa" w:w="60"/>
+              <w:bottom w:type="dxa" w:w="40"/>
+              <w:right w:type="dxa" w:w="60"/>
+            </w:tcMar>
+          </w:tcPr>
+          <w:p>
+            <w:pPr>
+              <w:jc w:val="left"/>
+            </w:pPr>
+            <w:r>
+              <w:rPr>
+                <w:rFonts w:ascii="Times New Roman" w:cs="Times New Roman" w:eastAsia="Times New Roman" w:hAnsi="Times New Roman"/>
+                <w:b w:val="false"/>
+                <w:bCs w:val="false"/>
+                <w:sz w:val="16"/>
+                <w:szCs w:val="16"/>
               </w:rPr>
               <w:t xml:space="preserve">ImageReconstructionAgent (Microsoft.Agents.AI, gpt-4o-mini) invoking MCP tools</w:t>
             </w:r>
@@ -3157,25 +3041,25 @@
         </w:tc>
         <w:tc>
           <w:tcPr>
-            <w:tcW w:type="dxa" w:w="1600"/>
-            <w:tcMar>
-              <w:top w:type="dxa" w:w="40"/>
-              <w:left w:type="dxa" w:w="60"/>
-              <w:bottom w:type="dxa" w:w="40"/>
-              <w:right w:type="dxa" w:w="60"/>
-            </w:tcMar>
-          </w:tcPr>
-          <w:p>
-            <w:pPr>
-              <w:jc w:val="left"/>
-            </w:pPr>
-            <w:r>
-              <w:rPr>
-                <w:rFonts w:ascii="Times New Roman" w:cs="Times New Roman" w:eastAsia="Times New Roman" w:hAnsi="Times New Roman"/>
-                <w:b w:val="false"/>
-                <w:bCs w:val="false"/>
-                <w:sz w:val="15"/>
-                <w:szCs w:val="15"/>
+            <w:tcW w:type="dxa" w:w="2900"/>
+            <w:tcMar>
+              <w:top w:type="dxa" w:w="40"/>
+              <w:left w:type="dxa" w:w="60"/>
+              <w:bottom w:type="dxa" w:w="40"/>
+              <w:right w:type="dxa" w:w="60"/>
+            </w:tcMar>
+          </w:tcPr>
+          <w:p>
+            <w:pPr>
+              <w:jc w:val="left"/>
+            </w:pPr>
+            <w:r>
+              <w:rPr>
+                <w:rFonts w:ascii="Times New Roman" w:cs="Times New Roman" w:eastAsia="Times New Roman" w:hAnsi="Times New Roman"/>
+                <w:b w:val="false"/>
+                <w:bCs w:val="false"/>
+                <w:sz w:val="16"/>
+                <w:szCs w:val="16"/>
               </w:rPr>
               <w:t xml:space="preserve">Section III-A, III-D</w:t>
             </w:r>
@@ -3189,25 +3073,25 @@
         </w:trPr>
         <w:tc>
           <w:tcPr>
-            <w:tcW w:type="dxa" w:w="1200"/>
-            <w:tcMar>
-              <w:top w:type="dxa" w:w="40"/>
-              <w:left w:type="dxa" w:w="60"/>
-              <w:bottom w:type="dxa" w:w="40"/>
-              <w:right w:type="dxa" w:w="60"/>
-            </w:tcMar>
-          </w:tcPr>
-          <w:p>
-            <w:pPr>
-              <w:jc w:val="left"/>
-            </w:pPr>
-            <w:r>
-              <w:rPr>
-                <w:rFonts w:ascii="Times New Roman" w:cs="Times New Roman" w:eastAsia="Times New Roman" w:hAnsi="Times New Roman"/>
-                <w:b w:val="false"/>
-                <w:bCs w:val="false"/>
-                <w:sz w:val="15"/>
-                <w:szCs w:val="15"/>
+            <w:tcW w:type="dxa" w:w="2200"/>
+            <w:tcMar>
+              <w:top w:type="dxa" w:w="40"/>
+              <w:left w:type="dxa" w:w="60"/>
+              <w:bottom w:type="dxa" w:w="40"/>
+              <w:right w:type="dxa" w:w="60"/>
+            </w:tcMar>
+          </w:tcPr>
+          <w:p>
+            <w:pPr>
+              <w:jc w:val="left"/>
+            </w:pPr>
+            <w:r>
+              <w:rPr>
+                <w:rFonts w:ascii="Times New Roman" w:cs="Times New Roman" w:eastAsia="Times New Roman" w:hAnsi="Times New Roman"/>
+                <w:b w:val="false"/>
+                <w:bCs w:val="false"/>
+                <w:sz w:val="16"/>
+                <w:szCs w:val="16"/>
               </w:rPr>
               <w:t xml:space="preserve">AI-assisted coding during development</w:t>
             </w:r>
@@ -3215,25 +3099,25 @@
         </w:tc>
         <w:tc>
           <w:tcPr>
-            <w:tcW w:type="dxa" w:w="2100"/>
-            <w:tcMar>
-              <w:top w:type="dxa" w:w="40"/>
-              <w:left w:type="dxa" w:w="60"/>
-              <w:bottom w:type="dxa" w:w="40"/>
-              <w:right w:type="dxa" w:w="60"/>
-            </w:tcMar>
-          </w:tcPr>
-          <w:p>
-            <w:pPr>
-              <w:jc w:val="left"/>
-            </w:pPr>
-            <w:r>
-              <w:rPr>
-                <w:rFonts w:ascii="Times New Roman" w:cs="Times New Roman" w:eastAsia="Times New Roman" w:hAnsi="Times New Roman"/>
-                <w:b w:val="false"/>
-                <w:bCs w:val="false"/>
-                <w:sz w:val="15"/>
-                <w:szCs w:val="15"/>
+            <w:tcW w:type="dxa" w:w="3900"/>
+            <w:tcMar>
+              <w:top w:type="dxa" w:w="40"/>
+              <w:left w:type="dxa" w:w="60"/>
+              <w:bottom w:type="dxa" w:w="40"/>
+              <w:right w:type="dxa" w:w="60"/>
+            </w:tcMar>
+          </w:tcPr>
+          <w:p>
+            <w:pPr>
+              <w:jc w:val="left"/>
+            </w:pPr>
+            <w:r>
+              <w:rPr>
+                <w:rFonts w:ascii="Times New Roman" w:cs="Times New Roman" w:eastAsia="Times New Roman" w:hAnsi="Times New Roman"/>
+                <w:b w:val="false"/>
+                <w:bCs w:val="false"/>
+                <w:sz w:val="16"/>
+                <w:szCs w:val="16"/>
               </w:rPr>
               <w:t xml:space="preserve">MCP tool scaffolding, classifier and pipeline helper code</w:t>
             </w:r>
@@ -3241,25 +3125,25 @@
         </w:tc>
         <w:tc>
           <w:tcPr>
-            <w:tcW w:type="dxa" w:w="1600"/>
-            <w:tcMar>
-              <w:top w:type="dxa" w:w="40"/>
-              <w:left w:type="dxa" w:w="60"/>
-              <w:bottom w:type="dxa" w:w="40"/>
-              <w:right w:type="dxa" w:w="60"/>
-            </w:tcMar>
-          </w:tcPr>
-          <w:p>
-            <w:pPr>
-              <w:jc w:val="left"/>
-            </w:pPr>
-            <w:r>
-              <w:rPr>
-                <w:rFonts w:ascii="Times New Roman" w:cs="Times New Roman" w:eastAsia="Times New Roman" w:hAnsi="Times New Roman"/>
-                <w:b w:val="false"/>
-                <w:bCs w:val="false"/>
-                <w:sz w:val="15"/>
-                <w:szCs w:val="15"/>
+            <w:tcW w:type="dxa" w:w="2900"/>
+            <w:tcMar>
+              <w:top w:type="dxa" w:w="40"/>
+              <w:left w:type="dxa" w:w="60"/>
+              <w:bottom w:type="dxa" w:w="40"/>
+              <w:right w:type="dxa" w:w="60"/>
+            </w:tcMar>
+          </w:tcPr>
+          <w:p>
+            <w:pPr>
+              <w:jc w:val="left"/>
+            </w:pPr>
+            <w:r>
+              <w:rPr>
+                <w:rFonts w:ascii="Times New Roman" w:cs="Times New Roman" w:eastAsia="Times New Roman" w:hAnsi="Times New Roman"/>
+                <w:b w:val="false"/>
+                <w:bCs w:val="false"/>
+                <w:sz w:val="16"/>
+                <w:szCs w:val="16"/>
               </w:rPr>
               <w:t xml:space="preserve">PROMPTS.md (full log)</w:t>
             </w:r>
@@ -3273,25 +3157,25 @@
         </w:trPr>
         <w:tc>
           <w:tcPr>
-            <w:tcW w:type="dxa" w:w="1200"/>
-            <w:tcMar>
-              <w:top w:type="dxa" w:w="40"/>
-              <w:left w:type="dxa" w:w="60"/>
-              <w:bottom w:type="dxa" w:w="40"/>
-              <w:right w:type="dxa" w:w="60"/>
-            </w:tcMar>
-          </w:tcPr>
-          <w:p>
-            <w:pPr>
-              <w:jc w:val="left"/>
-            </w:pPr>
-            <w:r>
-              <w:rPr>
-                <w:rFonts w:ascii="Times New Roman" w:cs="Times New Roman" w:eastAsia="Times New Roman" w:hAnsi="Times New Roman"/>
-                <w:b w:val="false"/>
-                <w:bCs w:val="false"/>
-                <w:sz w:val="15"/>
-                <w:szCs w:val="15"/>
+            <w:tcW w:type="dxa" w:w="2200"/>
+            <w:tcMar>
+              <w:top w:type="dxa" w:w="40"/>
+              <w:left w:type="dxa" w:w="60"/>
+              <w:bottom w:type="dxa" w:w="40"/>
+              <w:right w:type="dxa" w:w="60"/>
+            </w:tcMar>
+          </w:tcPr>
+          <w:p>
+            <w:pPr>
+              <w:jc w:val="left"/>
+            </w:pPr>
+            <w:r>
+              <w:rPr>
+                <w:rFonts w:ascii="Times New Roman" w:cs="Times New Roman" w:eastAsia="Times New Roman" w:hAnsi="Times New Roman"/>
+                <w:b w:val="false"/>
+                <w:bCs w:val="false"/>
+                <w:sz w:val="16"/>
+                <w:szCs w:val="16"/>
               </w:rPr>
               <w:t xml:space="preserve">AI-assisted debugging / correction</w:t>
             </w:r>
@@ -3299,53 +3183,53 @@
         </w:tc>
         <w:tc>
           <w:tcPr>
-            <w:tcW w:type="dxa" w:w="2100"/>
-            <w:tcMar>
-              <w:top w:type="dxa" w:w="40"/>
-              <w:left w:type="dxa" w:w="60"/>
-              <w:bottom w:type="dxa" w:w="40"/>
-              <w:right w:type="dxa" w:w="60"/>
-            </w:tcMar>
-          </w:tcPr>
-          <w:p>
-            <w:pPr>
-              <w:jc w:val="left"/>
-            </w:pPr>
-            <w:r>
-              <w:rPr>
-                <w:rFonts w:ascii="Times New Roman" w:cs="Times New Roman" w:eastAsia="Times New Roman" w:hAnsi="Times New Roman"/>
-                <w:b w:val="false"/>
-                <w:bCs w:val="false"/>
-                <w:sz w:val="15"/>
-                <w:szCs w:val="15"/>
-              </w:rPr>
-              <w:t xml:space="preserve">Fixes to AI-suggested cloud SDK usage and naming/config issues identified in Section III-D</w:t>
-            </w:r>
-          </w:p>
-        </w:tc>
-        <w:tc>
-          <w:tcPr>
-            <w:tcW w:type="dxa" w:w="1600"/>
-            <w:tcMar>
-              <w:top w:type="dxa" w:w="40"/>
-              <w:left w:type="dxa" w:w="60"/>
-              <w:bottom w:type="dxa" w:w="40"/>
-              <w:right w:type="dxa" w:w="60"/>
-            </w:tcMar>
-          </w:tcPr>
-          <w:p>
-            <w:pPr>
-              <w:jc w:val="left"/>
-            </w:pPr>
-            <w:r>
-              <w:rPr>
-                <w:rFonts w:ascii="Times New Roman" w:cs="Times New Roman" w:eastAsia="Times New Roman" w:hAnsi="Times New Roman"/>
-                <w:b w:val="false"/>
-                <w:bCs w:val="false"/>
-                <w:sz w:val="15"/>
-                <w:szCs w:val="15"/>
-              </w:rPr>
-              <w:t xml:space="preserve">PROMPTS.md; Section III-D</w:t>
+            <w:tcW w:type="dxa" w:w="3900"/>
+            <w:tcMar>
+              <w:top w:type="dxa" w:w="40"/>
+              <w:left w:type="dxa" w:w="60"/>
+              <w:bottom w:type="dxa" w:w="40"/>
+              <w:right w:type="dxa" w:w="60"/>
+            </w:tcMar>
+          </w:tcPr>
+          <w:p>
+            <w:pPr>
+              <w:jc w:val="left"/>
+            </w:pPr>
+            <w:r>
+              <w:rPr>
+                <w:rFonts w:ascii="Times New Roman" w:cs="Times New Roman" w:eastAsia="Times New Roman" w:hAnsi="Times New Roman"/>
+                <w:b w:val="false"/>
+                <w:bCs w:val="false"/>
+                <w:sz w:val="16"/>
+                <w:szCs w:val="16"/>
+              </w:rPr>
+              <w:t xml:space="preserve">Fixes to AI-suggested cloud SDK usage and naming/config issues identified in Sections III-D and VI</w:t>
+            </w:r>
+          </w:p>
+        </w:tc>
+        <w:tc>
+          <w:tcPr>
+            <w:tcW w:type="dxa" w:w="2900"/>
+            <w:tcMar>
+              <w:top w:type="dxa" w:w="40"/>
+              <w:left w:type="dxa" w:w="60"/>
+              <w:bottom w:type="dxa" w:w="40"/>
+              <w:right w:type="dxa" w:w="60"/>
+            </w:tcMar>
+          </w:tcPr>
+          <w:p>
+            <w:pPr>
+              <w:jc w:val="left"/>
+            </w:pPr>
+            <w:r>
+              <w:rPr>
+                <w:rFonts w:ascii="Times New Roman" w:cs="Times New Roman" w:eastAsia="Times New Roman" w:hAnsi="Times New Roman"/>
+                <w:b w:val="false"/>
+                <w:bCs w:val="false"/>
+                <w:sz w:val="16"/>
+                <w:szCs w:val="16"/>
+              </w:rPr>
+              <w:t xml:space="preserve">PROMPTS.md; Sections III-D, VI</w:t>
             </w:r>
           </w:p>
         </w:tc>
@@ -3357,25 +3241,25 @@
         </w:trPr>
         <w:tc>
           <w:tcPr>
-            <w:tcW w:type="dxa" w:w="1200"/>
-            <w:tcMar>
-              <w:top w:type="dxa" w:w="40"/>
-              <w:left w:type="dxa" w:w="60"/>
-              <w:bottom w:type="dxa" w:w="40"/>
-              <w:right w:type="dxa" w:w="60"/>
-            </w:tcMar>
-          </w:tcPr>
-          <w:p>
-            <w:pPr>
-              <w:jc w:val="left"/>
-            </w:pPr>
-            <w:r>
-              <w:rPr>
-                <w:rFonts w:ascii="Times New Roman" w:cs="Times New Roman" w:eastAsia="Times New Roman" w:hAnsi="Times New Roman"/>
-                <w:b w:val="false"/>
-                <w:bCs w:val="false"/>
-                <w:sz w:val="15"/>
-                <w:szCs w:val="15"/>
+            <w:tcW w:type="dxa" w:w="2200"/>
+            <w:tcMar>
+              <w:top w:type="dxa" w:w="40"/>
+              <w:left w:type="dxa" w:w="60"/>
+              <w:bottom w:type="dxa" w:w="40"/>
+              <w:right w:type="dxa" w:w="60"/>
+            </w:tcMar>
+          </w:tcPr>
+          <w:p>
+            <w:pPr>
+              <w:jc w:val="left"/>
+            </w:pPr>
+            <w:r>
+              <w:rPr>
+                <w:rFonts w:ascii="Times New Roman" w:cs="Times New Roman" w:eastAsia="Times New Roman" w:hAnsi="Times New Roman"/>
+                <w:b w:val="false"/>
+                <w:bCs w:val="false"/>
+                <w:sz w:val="16"/>
+                <w:szCs w:val="16"/>
               </w:rPr>
               <w:t xml:space="preserve">Manually authored, algorithm-critical logic</w:t>
             </w:r>
@@ -3383,25 +3267,25 @@
         </w:tc>
         <w:tc>
           <w:tcPr>
-            <w:tcW w:type="dxa" w:w="2100"/>
-            <w:tcMar>
-              <w:top w:type="dxa" w:w="40"/>
-              <w:left w:type="dxa" w:w="60"/>
-              <w:bottom w:type="dxa" w:w="40"/>
-              <w:right w:type="dxa" w:w="60"/>
-            </w:tcMar>
-          </w:tcPr>
-          <w:p>
-            <w:pPr>
-              <w:jc w:val="left"/>
-            </w:pPr>
-            <w:r>
-              <w:rPr>
-                <w:rFonts w:ascii="Times New Roman" w:cs="Times New Roman" w:eastAsia="Times New Roman" w:hAnsi="Times New Roman"/>
-                <w:b w:val="false"/>
-                <w:bCs w:val="false"/>
-                <w:sz w:val="15"/>
-                <w:szCs w:val="15"/>
+            <w:tcW w:type="dxa" w:w="3900"/>
+            <w:tcMar>
+              <w:top w:type="dxa" w:w="40"/>
+              <w:left w:type="dxa" w:w="60"/>
+              <w:bottom w:type="dxa" w:w="40"/>
+              <w:right w:type="dxa" w:w="60"/>
+            </w:tcMar>
+          </w:tcPr>
+          <w:p>
+            <w:pPr>
+              <w:jc w:val="left"/>
+            </w:pPr>
+            <w:r>
+              <w:rPr>
+                <w:rFonts w:ascii="Times New Roman" w:cs="Times New Roman" w:eastAsia="Times New Roman" w:hAnsi="Times New Roman"/>
+                <w:b w:val="false"/>
+                <w:bCs w:val="false"/>
+                <w:sz w:val="16"/>
+                <w:szCs w:val="16"/>
               </w:rPr>
               <w:t xml:space="preserve">HTM/KNN fusion weighting, similarity scoring (believed hand-designed; to be confirmed against PROMPTS.md)</w:t>
             </w:r>
@@ -3409,25 +3293,25 @@
         </w:tc>
         <w:tc>
           <w:tcPr>
-            <w:tcW w:type="dxa" w:w="1600"/>
-            <w:tcMar>
-              <w:top w:type="dxa" w:w="40"/>
-              <w:left w:type="dxa" w:w="60"/>
-              <w:bottom w:type="dxa" w:w="40"/>
-              <w:right w:type="dxa" w:w="60"/>
-            </w:tcMar>
-          </w:tcPr>
-          <w:p>
-            <w:pPr>
-              <w:jc w:val="left"/>
-            </w:pPr>
-            <w:r>
-              <w:rPr>
-                <w:rFonts w:ascii="Times New Roman" w:cs="Times New Roman" w:eastAsia="Times New Roman" w:hAnsi="Times New Roman"/>
-                <w:b w:val="false"/>
-                <w:bCs w:val="false"/>
-                <w:sz w:val="15"/>
-                <w:szCs w:val="15"/>
+            <w:tcW w:type="dxa" w:w="2900"/>
+            <w:tcMar>
+              <w:top w:type="dxa" w:w="40"/>
+              <w:left w:type="dxa" w:w="60"/>
+              <w:bottom w:type="dxa" w:w="40"/>
+              <w:right w:type="dxa" w:w="60"/>
+            </w:tcMar>
+          </w:tcPr>
+          <w:p>
+            <w:pPr>
+              <w:jc w:val="left"/>
+            </w:pPr>
+            <w:r>
+              <w:rPr>
+                <w:rFonts w:ascii="Times New Roman" w:cs="Times New Roman" w:eastAsia="Times New Roman" w:hAnsi="Times New Roman"/>
+                <w:b w:val="false"/>
+                <w:bCs w:val="false"/>
+                <w:sz w:val="16"/>
+                <w:szCs w:val="16"/>
               </w:rPr>
               <w:t xml:space="preserve">Section III-C</w:t>
             </w:r>
@@ -3437,7 +3321,6 @@
     </w:tbl>
     <w:p>
       <w:pPr>
-        <w:pStyle w:val="Caption"/>
         <w:spacing w:after="120" w:before="60"/>
         <w:jc w:val="center"/>
       </w:pPr>
@@ -3454,7 +3337,18 @@
     </w:p>
     <w:p>
       <w:pPr>
-        <w:pStyle w:val="Heading1"/>
+        <w:sectPr>
+          <w:type w:val="continuous"/>
+          <w:pgSz w:w="11906" w:h="16838" w:orient="portrait"/>
+          <w:pgMar w:top="1077" w:right="812" w:bottom="2438" w:left="812" w:header="708" w:footer="708" w:gutter="0"/>
+          <w:pgNumType/>
+          <w:cols w:num="1"/>
+          <w:docGrid w:linePitch="360"/>
+        </w:sectPr>
+      </w:pPr>
+    </w:p>
+    <w:p>
+      <w:pPr>
         <w:spacing w:after="100" w:before="200"/>
         <w:jc w:val="center"/>
       </w:pPr>
@@ -3472,7 +3366,6 @@
     </w:p>
     <w:p>
       <w:pPr>
-        <w:pStyle w:val="IEEEBodyText"/>
         <w:spacing w:after="40" w:line="230" w:lineRule="auto"/>
         <w:jc w:val="both"/>
       </w:pPr>
@@ -3487,7 +3380,6 @@
     </w:p>
     <w:p>
       <w:pPr>
-        <w:pStyle w:val="IEEEBodyText"/>
         <w:spacing w:after="40" w:line="230" w:lineRule="auto"/>
         <w:jc w:val="both"/>
       </w:pPr>
@@ -3502,7 +3394,6 @@
     </w:p>
     <w:p>
       <w:pPr>
-        <w:pStyle w:val="IEEEBodyText"/>
         <w:spacing w:after="40" w:line="230" w:lineRule="auto"/>
         <w:jc w:val="both"/>
       </w:pPr>
@@ -3517,7 +3408,6 @@
     </w:p>
     <w:p>
       <w:pPr>
-        <w:pStyle w:val="IEEEBodyText"/>
         <w:spacing w:after="40" w:line="230" w:lineRule="auto"/>
         <w:jc w:val="both"/>
       </w:pPr>
@@ -3532,7 +3422,6 @@
     </w:p>
     <w:p>
       <w:pPr>
-        <w:pStyle w:val="Heading2"/>
         <w:spacing w:after="60" w:before="140"/>
       </w:pPr>
       <w:r>
@@ -3548,7 +3437,6 @@
     </w:p>
     <w:p>
       <w:pPr>
-        <w:pStyle w:val="IEEEBodyText"/>
         <w:spacing w:after="40" w:line="230" w:lineRule="auto"/>
         <w:jc w:val="both"/>
       </w:pPr>
@@ -3563,7 +3451,6 @@
     </w:p>
     <w:p>
       <w:pPr>
-        <w:pStyle w:val="Heading1"/>
         <w:spacing w:after="100" w:before="200"/>
         <w:jc w:val="center"/>
       </w:pPr>
@@ -3581,7 +3468,6 @@
     </w:p>
     <w:p>
       <w:pPr>
-        <w:pStyle w:val="IEEEBodyText"/>
         <w:spacing w:after="40" w:line="230" w:lineRule="auto"/>
         <w:jc w:val="both"/>
       </w:pPr>
@@ -3596,7 +3482,6 @@
     </w:p>
     <w:p>
       <w:pPr>
-        <w:pStyle w:val="IEEEBodyText"/>
         <w:spacing w:after="40" w:line="230" w:lineRule="auto"/>
         <w:jc w:val="both"/>
       </w:pPr>
@@ -3606,12 +3491,11 @@
           <w:sz w:val="20"/>
           <w:szCs w:val="20"/>
         </w:rPr>
-        <w:t xml:space="preserve">Future work includes exposing the confidence-weighted HTM/KNN fusion step itself as a live MCP tool call or a documented agent-orchestrated sequence, so the accuracy figures reported here can eventually be reproduced against the deployed server rather than only the offline batch pipeline; improving reconstruction quality for low-contrast, low-edge-density images through adaptive binarization or contrast enhancement; expanding the training and test sets to more diverse garment types and image conditions; and, on the engineering side, validating the newly-closed persistence path under an actual multi-replica deployment: concurrent writes to ReconstructionResults, cold-start latency for loading a persisted model from Blob Storage, and replica-to-replica consistency have not yet been measured, and are the prerequisite for confidently claiming the scaling path laid out in Section III-F. Remaining future work includes adding automated CI/CD deployment to Azure, monitoring and alerting for the hosted MCP server, capturing the populated ReconstructionResults listing still outstanding per Section IV-C and diagnosing the “Issues Detected” runtime status reported there, and cost/performance profiling of the Blob and Table Storage access patterns under sustained, multi-replica, agent-driven load.</w:t>
-      </w:r>
-    </w:p>
-    <w:p>
-      <w:pPr>
-        <w:pStyle w:val="Heading1"/>
+        <w:t xml:space="preserve">Future work includes improving reconstruction quality for low-contrast, low-edge-density images through adaptive binarization or contrast enhancement; expanding the training and test sets to more diverse garment types and image conditions; and, on the engineering side, validating the newly-closed persistence path under an actual multi-replica deployment: concurrent writes to ReconstructionResults, cold-start latency for loading a persisted model from Blob Storage, and replica-to-replica consistency have not yet been measured, and are the prerequisite for confidently claiming the scaling path laid out in Section III-F. Remaining future work includes adding automated CI/CD deployment to Azure, monitoring and alerting for the hosted MCP server, capturing the populated ReconstructionResults listing still outstanding per Section IV-C and diagnosing the “Issues Detected” runtime status reported there, and cost/performance profiling of the Blob and Table Storage access patterns under sustained, multi-replica, agent-driven load.</w:t>
+      </w:r>
+    </w:p>
+    <w:p>
+      <w:pPr>
         <w:spacing w:after="100" w:before="200"/>
         <w:jc w:val="center"/>
       </w:pPr>
@@ -3629,7 +3513,6 @@
     </w:p>
     <w:p>
       <w:pPr>
-        <w:pStyle w:val="IEEEReference"/>
         <w:spacing w:after="50" w:line="220"/>
         <w:ind w:left="260" w:hanging="260"/>
       </w:pPr>
@@ -3644,7 +3527,6 @@
     </w:p>
     <w:p>
       <w:pPr>
-        <w:pStyle w:val="IEEEReference"/>
         <w:spacing w:after="50" w:line="220"/>
         <w:ind w:left="260" w:hanging="260"/>
       </w:pPr>
@@ -3659,7 +3541,6 @@
     </w:p>
     <w:p>
       <w:pPr>
-        <w:pStyle w:val="IEEEReference"/>
         <w:spacing w:after="50" w:line="220"/>
         <w:ind w:left="260" w:hanging="260"/>
       </w:pPr>
@@ -3674,7 +3555,6 @@
     </w:p>
     <w:p>
       <w:pPr>
-        <w:pStyle w:val="IEEEReference"/>
         <w:spacing w:after="50" w:line="220"/>
         <w:ind w:left="260" w:hanging="260"/>
       </w:pPr>
@@ -3689,7 +3569,6 @@
     </w:p>
     <w:p>
       <w:pPr>
-        <w:pStyle w:val="IEEEReference"/>
         <w:spacing w:after="50" w:line="220"/>
         <w:ind w:left="260" w:hanging="260"/>
       </w:pPr>
@@ -3704,7 +3583,6 @@
     </w:p>
     <w:p>
       <w:pPr>
-        <w:pStyle w:val="IEEEReference"/>
         <w:spacing w:after="50" w:line="220"/>
         <w:ind w:left="260" w:hanging="260"/>
       </w:pPr>
@@ -3719,7 +3597,6 @@
     </w:p>
     <w:p>
       <w:pPr>
-        <w:pStyle w:val="IEEEReference"/>
         <w:spacing w:after="50" w:line="220"/>
         <w:ind w:left="260" w:hanging="260"/>
       </w:pPr>
@@ -3734,7 +3611,6 @@
     </w:p>
     <w:p>
       <w:pPr>
-        <w:pStyle w:val="IEEEReference"/>
         <w:spacing w:after="50" w:line="220"/>
         <w:ind w:left="260" w:hanging="260"/>
       </w:pPr>
@@ -3749,7 +3625,6 @@
     </w:p>
     <w:p>
       <w:pPr>
-        <w:pStyle w:val="IEEEReference"/>
         <w:spacing w:after="50" w:line="220"/>
         <w:ind w:left="260" w:hanging="260"/>
       </w:pPr>
@@ -3764,7 +3639,6 @@
     </w:p>
     <w:p>
       <w:pPr>
-        <w:pStyle w:val="IEEEReference"/>
         <w:spacing w:after="50" w:line="220"/>
         <w:ind w:left="260" w:hanging="260"/>
       </w:pPr>
@@ -3779,7 +3653,6 @@
     </w:p>
     <w:p>
       <w:pPr>
-        <w:pStyle w:val="IEEEReference"/>
         <w:spacing w:after="50" w:line="220"/>
         <w:ind w:left="260" w:hanging="260"/>
       </w:pPr>
@@ -3794,7 +3667,6 @@
     </w:p>
     <w:p>
       <w:pPr>
-        <w:pStyle w:val="IEEEReference"/>
         <w:spacing w:after="50" w:line="220"/>
         <w:ind w:left="260" w:hanging="260"/>
       </w:pPr>
@@ -4169,86 +4041,5 @@
       <w:szCs w:val="20"/>
     </w:rPr>
   </w:style>
-  <w:style w:type="paragraph" w:styleId="Heading1">
-    <w:name w:val="Heading 1"/>
-    <w:basedOn w:val="Normal"/>
-    <w:next w:val="Normal"/>
-    <w:qFormat/>
-    <w:pPr>
-      <w:spacing w:after="100" w:before="200"/>
-      <w:jc w:val="center"/>
-    </w:pPr>
-    <w:rPr>
-      <w:rFonts w:ascii="Times New Roman" w:cs="Times New Roman" w:eastAsia="Times New Roman" w:hAnsi="Times New Roman"/>
-      <w:b/>
-      <w:bCs/>
-      <w:caps/>
-      <w:sz w:val="20"/>
-      <w:szCs w:val="20"/>
-    </w:rPr>
-  </w:style>
-  <w:style w:type="paragraph" w:styleId="Heading2">
-    <w:name w:val="Heading 2"/>
-    <w:basedOn w:val="Normal"/>
-    <w:next w:val="Normal"/>
-    <w:qFormat/>
-    <w:pPr>
-      <w:spacing w:after="60" w:before="140"/>
-    </w:pPr>
-    <w:rPr>
-      <w:rFonts w:ascii="Times New Roman" w:cs="Times New Roman" w:eastAsia="Times New Roman" w:hAnsi="Times New Roman"/>
-      <w:i/>
-      <w:iCs/>
-      <w:sz w:val="20"/>
-      <w:szCs w:val="20"/>
-    </w:rPr>
-  </w:style>
-  <w:style w:type="paragraph" w:styleId="Caption">
-    <w:name w:val="Caption"/>
-    <w:basedOn w:val="Normal"/>
-    <w:next w:val="Normal"/>
-    <w:qFormat/>
-    <w:pPr>
-      <w:spacing w:after="120" w:before="60"/>
-      <w:jc w:val="center"/>
-    </w:pPr>
-    <w:rPr>
-      <w:rFonts w:ascii="Times New Roman" w:cs="Times New Roman" w:eastAsia="Times New Roman" w:hAnsi="Times New Roman"/>
-      <w:i/>
-      <w:iCs/>
-      <w:sz w:val="16"/>
-      <w:szCs w:val="16"/>
-    </w:rPr>
-  </w:style>
-  <w:style w:type="paragraph" w:styleId="IEEEBodyText">
-    <w:name w:val="IEEE Body Text"/>
-    <w:basedOn w:val="Normal"/>
-    <w:next w:val="IEEEBodyText"/>
-    <w:qFormat/>
-    <w:pPr>
-      <w:spacing w:after="40" w:line="230" w:lineRule="auto"/>
-      <w:jc w:val="both"/>
-    </w:pPr>
-    <w:rPr>
-      <w:rFonts w:ascii="Times New Roman" w:cs="Times New Roman" w:eastAsia="Times New Roman" w:hAnsi="Times New Roman"/>
-      <w:sz w:val="20"/>
-      <w:szCs w:val="20"/>
-    </w:rPr>
-  </w:style>
-  <w:style w:type="paragraph" w:styleId="IEEEReference">
-    <w:name w:val="IEEE Reference"/>
-    <w:basedOn w:val="Normal"/>
-    <w:next w:val="IEEEReference"/>
-    <w:qFormat/>
-    <w:pPr>
-      <w:spacing w:after="50" w:line="220"/>
-      <w:ind w:left="260" w:hanging="260"/>
-    </w:pPr>
-    <w:rPr>
-      <w:rFonts w:ascii="Times New Roman" w:cs="Times New Roman" w:eastAsia="Times New Roman" w:hAnsi="Times New Roman"/>
-      <w:sz w:val="18"/>
-      <w:szCs w:val="18"/>
-    </w:rPr>
-  </w:style>
 </w:styles>
 </file>
--- a/Image_Reconstruction_Classifier/Documentation/ImageReconstruction_Code_Avengers-Paper.docx
+++ b/Image_Reconstruction_Classifier/Documentation/ImageReconstruction_Code_Avengers-Paper.docx
@@ -286,61 +286,6 @@
     </w:tbl>
     <w:p>
       <w:pPr>
-        <w:spacing w:after="200" w:before="200"/>
-        <w:jc w:val="both"/>
-      </w:pPr>
-      <w:r>
-        <w:rPr>
-          <w:rFonts w:ascii="Times New Roman" w:cs="Times New Roman" w:eastAsia="Times New Roman" w:hAnsi="Times New Roman"/>
-          <w:b/>
-          <w:bCs/>
-          <w:i/>
-          <w:iCs/>
-          <w:sz w:val="20"/>
-          <w:szCs w:val="20"/>
-        </w:rPr>
-        <w:t xml:space="preserve">Abstract—</w:t>
-      </w:r>
-      <w:r>
-        <w:rPr>
-          <w:rFonts w:ascii="Times New Roman" w:cs="Times New Roman" w:eastAsia="Times New Roman" w:hAnsi="Times New Roman"/>
-          <w:i/>
-          <w:iCs/>
-          <w:sz w:val="20"/>
-          <w:szCs w:val="20"/>
-        </w:rPr>
-        <w:t xml:space="preserve">Efficient image storage and reconstruction remain critical challenges as digital content volumes grow. This paper presents a cloud-native image reconstruction system that compresses Fashion-MNIST images into Sparse Distributed Representations (SDRs) using a Hierarchical Temporal Memory (HTM) spatial pooler, and reconstructs them using a fusion of K-Nearest Neighbors (KNN) and HTM-based classifiers. Beyond the underlying machine-learning contribution, this report documents the software-engineering process behind the system: a Model Context Protocol (MCP) server that exposes the reconstruction pipeline as independently callable tools running in a single Docker container, an Azure Blob Storage layer holding the train/test image sets and persisted classifier models, an Azure Table Storage layer recording per-reconstruction similarity metrics, and a companion AI agent that connects to that server — locally during development or, by changing a single endpoint setting, to an Azure-hosted instance in production — to orchestrate the pipeline through natural-language instructions. The pipeline was trained on 10,000 and evaluated on 2,000 Fashion-MNIST images; the fusion classifier achieved an average vector similarity of 86.22% and binary similarity of 88.12%, outperforming either individual classifier. Equally central to this report is a transparent account of how AI coding assistants were used throughout development, consistent with this course's requirement to disclose and critically review AI-assisted engineering work; the complete, verifiable per-prompt log is maintained separately in the project's PROMPTS.md file, as the guideline permits. We further discuss the limitations of the reconstruction approach, an architectural persistence gap identified during manual review and since closed by persisting classifier models to Blob Storage and reconstruction metrics to Azure Table Storage, the remaining scalability validation this closure still requires, concrete code-quality issues surfaced during review, and lessons learned from combining AI-assisted coding with cloud engineering.</w:t>
-      </w:r>
-    </w:p>
-    <w:p>
-      <w:pPr>
-        <w:spacing w:after="200"/>
-      </w:pPr>
-      <w:r>
-        <w:rPr>
-          <w:rFonts w:ascii="Times New Roman" w:cs="Times New Roman" w:eastAsia="Times New Roman" w:hAnsi="Times New Roman"/>
-          <w:b/>
-          <w:bCs/>
-          <w:i/>
-          <w:iCs/>
-          <w:sz w:val="20"/>
-          <w:szCs w:val="20"/>
-        </w:rPr>
-        <w:t xml:space="preserve">Keywords—</w:t>
-      </w:r>
-      <w:r>
-        <w:rPr>
-          <w:rFonts w:ascii="Times New Roman" w:cs="Times New Roman" w:eastAsia="Times New Roman" w:hAnsi="Times New Roman"/>
-          <w:i/>
-          <w:iCs/>
-          <w:sz w:val="20"/>
-          <w:szCs w:val="20"/>
-        </w:rPr>
-        <w:t xml:space="preserve">Hierarchical Temporal Memory; Sparse Distributed Representations; Image Reconstruction; K-Nearest Neighbors; Model Context Protocol; Azure Blob Storage; AI-Assisted Software Engineering</w:t>
-      </w:r>
-    </w:p>
-    <w:p>
-      <w:pPr>
         <w:sectPr>
           <w:type w:val="continuous"/>
           <w:pgSz w:w="11906" w:h="16838" w:orient="portrait"/>
@@ -352,6 +297,62 @@
     </w:p>
     <w:p>
       <w:pPr>
+        <w:spacing w:after="200" w:before="200"/>
+        <w:jc w:val="both"/>
+      </w:pPr>
+      <w:r>
+        <w:rPr>
+          <w:rFonts w:ascii="Times New Roman" w:cs="Times New Roman" w:eastAsia="Times New Roman" w:hAnsi="Times New Roman"/>
+          <w:b/>
+          <w:bCs/>
+          <w:i/>
+          <w:iCs/>
+          <w:sz w:val="20"/>
+          <w:szCs w:val="20"/>
+        </w:rPr>
+        <w:t xml:space="preserve">Abstract—</w:t>
+      </w:r>
+      <w:r>
+        <w:rPr>
+          <w:rFonts w:ascii="Times New Roman" w:cs="Times New Roman" w:eastAsia="Times New Roman" w:hAnsi="Times New Roman"/>
+          <w:i/>
+          <w:iCs/>
+          <w:sz w:val="20"/>
+          <w:szCs w:val="20"/>
+        </w:rPr>
+        <w:t xml:space="preserve">Efficient image storage and reconstruction remain critical challenges as digital content volumes grow. This paper presents a cloud-native image reconstruction system that compresses Fashion-MNIST images into Sparse Distributed Representations (SDRs) using a Hierarchical Temporal Memory (HTM) spatial pooler, and reconstructs them using a fusion of K-Nearest Neighbors (KNN) and HTM-based classifiers. Beyond the underlying machine-learning contribution, this report documents the software-engineering process behind the system: a Model Context Protocol (MCP) server that exposes the reconstruction pipeline's individual stages as independently callable tools running in a single Docker container, an Azure Blob Storage layer holding the train/test image sets and persisted classifier models, an Azure Table Storage layer recording per-reconstruction similarity metrics, and a companion AI agent that connects to that server — locally during development or, by changing a single endpoint setting, to an Azure-hosted instance in production — to orchestrate the pipeline through natural-language instructions. The pipeline was trained on 10,000 and evaluated on 2,000 Fashion-MNIST images via an offline batch evaluation of the underlying classifier and fusion logic, not via live requests against the deployed server; the fusion classifier achieved an average vector similarity of 86.22% and binary similarity of 88.12%, outperforming either individual classifier. Equally central to this report is a transparent account of how AI coding assistants were used throughout development, consistent with this course's requirement to disclose and critically review AI-assisted engineering work; the complete, verifiable per-prompt log is maintained separately in the project's PROMPTS.md file, as the guideline permits. We further discuss the limitations of the reconstruction approach, an architectural persistence gap identified during manual review and since closed by persisting classifier models to Blob Storage and reconstruction metrics to Azure Table Storage, the remaining scalability validation this closure still requires, concrete code-quality issues surfaced during review, and lessons learned from combining AI-assisted coding with cloud engineering.</w:t>
+      </w:r>
+    </w:p>
+    <w:p>
+      <w:pPr>
+        <w:spacing w:after="200"/>
+      </w:pPr>
+      <w:r>
+        <w:rPr>
+          <w:rFonts w:ascii="Times New Roman" w:cs="Times New Roman" w:eastAsia="Times New Roman" w:hAnsi="Times New Roman"/>
+          <w:b/>
+          <w:bCs/>
+          <w:i/>
+          <w:iCs/>
+          <w:sz w:val="20"/>
+          <w:szCs w:val="20"/>
+        </w:rPr>
+        <w:t xml:space="preserve">Keywords—</w:t>
+      </w:r>
+      <w:r>
+        <w:rPr>
+          <w:rFonts w:ascii="Times New Roman" w:cs="Times New Roman" w:eastAsia="Times New Roman" w:hAnsi="Times New Roman"/>
+          <w:i/>
+          <w:iCs/>
+          <w:sz w:val="20"/>
+          <w:szCs w:val="20"/>
+        </w:rPr>
+        <w:t xml:space="preserve">Hierarchical Temporal Memory; Sparse Distributed Representations; Image Reconstruction; K-Nearest Neighbors; Model Context Protocol; Azure Blob Storage; AI-Assisted Software Engineering</w:t>
+      </w:r>
+    </w:p>
+    <w:p>
+      <w:pPr>
+        <w:pStyle w:val="Heading1"/>
         <w:spacing w:after="100" w:before="200"/>
         <w:jc w:val="center"/>
       </w:pPr>
@@ -369,6 +370,7 @@
     </w:p>
     <w:p>
       <w:pPr>
+        <w:pStyle w:val="IEEEBodyText"/>
         <w:spacing w:after="40" w:line="230" w:lineRule="auto"/>
         <w:jc w:val="both"/>
       </w:pPr>
@@ -383,6 +385,7 @@
     </w:p>
     <w:p>
       <w:pPr>
+        <w:pStyle w:val="IEEEBodyText"/>
         <w:spacing w:after="40" w:line="230" w:lineRule="auto"/>
         <w:jc w:val="both"/>
       </w:pPr>
@@ -392,11 +395,12 @@
           <w:sz w:val="20"/>
           <w:szCs w:val="20"/>
         </w:rPr>
-        <w:t xml:space="preserve">This paper reframes and extends that pipeline as the subject of a software-engineering and cloud-deployment case study. The goals of this work are threefold: (1) package the existing HTM/KNN reconstruction pipeline as a set of independently callable tools behind a Model Context Protocol (MCP) server, so that it can be driven either directly or by an AI agent — and so that the same agent can reach either a local development instance of that server or an Azure-hosted production instance without any code change; (2) move image storage from the local filesystem to Azure Blob Storage and containerize the service with Docker so it can run on a managed Azure compute target; and (3) document, transparently and verifiably, which parts of the resulting codebase were produced with the help of AI coding assistants, what was changed by hand and why, exactly as required by this course's assessment criteria. This agent-to-Azure-hosted-server relationship is the project's main architectural approach, and it is also the seam along which the system is designed to scale, as discussed in Section III-F.</w:t>
-      </w:r>
-    </w:p>
-    <w:p>
-      <w:pPr>
+        <w:t xml:space="preserve">This paper reframes and extends that pipeline as the subject of a software-engineering and cloud-deployment case study. The goals of this work are threefold: (1) package the existing HTM/KNN reconstruction pipeline's individual stages — loading, binarization, spatial pooling, each classifier, denoising, similarity scoring, and PNG conversion — as independently callable tools behind a Model Context Protocol (MCP) server, so that each stage can be driven either directly or by an AI agent, and so that the same agent can reach either a local development instance of that server or an Azure-hosted production instance without any code change (the specific confidence-weighted HTM/KNN fusion recipe reported below remains an offline-only algorithm, not yet one of those live tools); (2) move image storage from the local filesystem to Azure Blob Storage and containerize the service with Docker so it can run on a managed Azure compute target; and (3) document, transparently and verifiably, which parts of the resulting codebase were produced with the help of AI coding assistants, what was changed by hand and why, exactly as required by this course's assessment criteria. This agent-to-Azure-hosted-server relationship is the project's main architectural approach, and it is also the seam along which the system is designed to scale.</w:t>
+      </w:r>
+    </w:p>
+    <w:p>
+      <w:pPr>
+        <w:pStyle w:val="IEEEBodyText"/>
         <w:spacing w:after="40" w:line="230" w:lineRule="auto"/>
         <w:jc w:val="both"/>
       </w:pPr>
@@ -406,11 +410,12 @@
           <w:sz w:val="20"/>
           <w:szCs w:val="20"/>
         </w:rPr>
-        <w:t xml:space="preserve">The chosen architecture, shown in Fig. 1, favors Azure Blob Storage for the Fashion-MNIST image payloads, using exactly two containers ('train' and 'test') that carry each image through a fixed file-format chain: PNG, binarized text, spatial-pooler (SDR) text, and reconstructed output. The reconstruction pipeline itself is wrapped in Model Context Protocol tools rather than a conventional REST controller, so that the same pipeline stages are addressable both by a human operator and by an LLM-driven agent without duplicating logic. Trained classifiers are held in an in-memory cache for fast repeated access during a running process, backed by persisted model files in Blob Storage and per-reconstruction metrics in Azure Table Storage, so state is no longer confined to a single process's memory; what this persistence still needs is validation under an actual multi-replica deployment, as discussed in Section III-F. Docker is used to keep the deployment target-agnostic, matching the containerized deployment pattern shown in the course's reference example.</w:t>
-      </w:r>
-    </w:p>
-    <w:p>
-      <w:pPr>
+        <w:t xml:space="preserve">The chosen architecture, shown in Fig. 1, favors Azure Blob Storage for the Fashion-MNIST image payloads, using exactly two containers ('train' and 'test') that carry each image through a fixed file-format chain: PNG, binarized text, spatial-pooler (SDR) text, and reconstructed output. The reconstruction pipeline itself is wrapped in Model Context Protocol tools rather than a conventional REST controller, so that the same pipeline stages are addressable both by a human operator and by an LLM-driven agent without duplicating logic. Trained classifiers are held in an in-memory cache for fast repeated access during a running process, backed by persisted model files in Blob Storage and per-reconstruction metrics in Azure Table Storage, so state is no longer confined to a single process's memory; what this persistence still needs is validation under an actual multi-replica deployment. Docker is used to keep the deployment target-agnostic, matching the containerized deployment pattern shown in the course's reference example.</w:t>
+      </w:r>
+    </w:p>
+    <w:p>
+      <w:pPr>
+        <w:pStyle w:val="IEEEBodyText"/>
         <w:spacing w:after="40" w:line="230" w:lineRule="auto"/>
         <w:jc w:val="both"/>
       </w:pPr>
@@ -420,11 +425,12 @@
           <w:sz w:val="20"/>
           <w:szCs w:val="20"/>
         </w:rPr>
-        <w:t xml:space="preserve">The remainder of this paper is organized as follows. Section II reviews the related work underlying the reconstruction algorithm and positions this paper's contribution relative to it. Section III describes the system design, cloud architecture, and AI-assisted development workflow. Section IV reports reconstruction accuracy, computational performance, and (pending) deployment evidence. Section V documents AI tool usage in the structured format required by this course. Section VI discusses limitations, threats to validity, and lessons learned, and Section VII concludes with a summary and future work.</w:t>
-      </w:r>
-    </w:p>
-    <w:p>
-      <w:pPr>
+        <w:t xml:space="preserve">The remainder of this paper first reviews the related work underlying the reconstruction algorithm and positions this paper's contribution relative to it, then describes the system design, cloud architecture, and AI-assisted development workflow, then reports reconstruction accuracy, computational performance, and deployment evidence, then documents AI tool usage in the structured format required by this course, then discusses limitations, threats to validity, and lessons learned, and finally concludes with a summary and future work.</w:t>
+      </w:r>
+    </w:p>
+    <w:p>
+      <w:pPr>
+        <w:pStyle w:val="Heading1"/>
         <w:spacing w:after="100" w:before="200"/>
         <w:jc w:val="center"/>
       </w:pPr>
@@ -442,6 +448,7 @@
     </w:p>
     <w:p>
       <w:pPr>
+        <w:pStyle w:val="IEEEBodyText"/>
         <w:spacing w:after="40" w:line="230" w:lineRule="auto"/>
         <w:jc w:val="both"/>
       </w:pPr>
@@ -456,6 +463,7 @@
     </w:p>
     <w:p>
       <w:pPr>
+        <w:pStyle w:val="IEEEBodyText"/>
         <w:spacing w:after="40" w:line="230" w:lineRule="auto"/>
         <w:jc w:val="both"/>
       </w:pPr>
@@ -465,11 +473,12 @@
           <w:sz w:val="20"/>
           <w:szCs w:val="20"/>
         </w:rPr>
-        <w:t xml:space="preserve">These works establish the algorithmic building blocks used in the pipeline evaluated in Section IV, but none of them address the engineering concerns this course requires: packaging an ML pipeline as a cloud-hosted, tool-callable service, or disclosing how AI coding assistants contributed to that engineering work. The Model Context Protocol [8] is used here specifically to standardize how an external agent can discover and invoke the pipeline's stages as tools, and Azure Blob Storage [9] provides the managed persistence layer for image payloads; both are treated in this paper as engineering building blocks rather than research contributions in themselves.</w:t>
-      </w:r>
-    </w:p>
-    <w:p>
-      <w:pPr>
+        <w:t xml:space="preserve">These works establish the algorithmic building blocks used in this paper's reconstruction pipeline, but none of them address the engineering concerns this course requires: packaging an ML pipeline as a cloud-hosted, tool-callable service, or disclosing how AI coding assistants contributed to that engineering work. The Model Context Protocol [8] is used here specifically to standardize how an external agent can discover and invoke the pipeline's stages as tools, and Azure Blob Storage [9] provides the managed persistence layer for image payloads; both are treated in this paper as engineering building blocks rather than research contributions in themselves.</w:t>
+      </w:r>
+    </w:p>
+    <w:p>
+      <w:pPr>
+        <w:pStyle w:val="IEEEBodyText"/>
         <w:spacing w:after="40" w:line="230" w:lineRule="auto"/>
         <w:jc w:val="both"/>
       </w:pPr>
@@ -479,11 +488,12 @@
           <w:sz w:val="20"/>
           <w:szCs w:val="20"/>
         </w:rPr>
-        <w:t xml:space="preserve">Positioning relative to the earlier, ML-focused version of this work: that evaluation established that a fusion of HTM and KNN classifiers reconstructs Fashion-MNIST images more accurately and more consistently than either classifier alone, but it was executed and measured entirely on local hardware, with no externally callable interface and no discussion of how the implementation itself was produced. The present paper treats those results as an established baseline (Section IV-A) and focuses its contribution on the surrounding engineering: how the same pipeline is packaged, deployed, operated, and — per this course's explicit requirement — how its construction with AI coding assistance is disclosed and reviewed (Sections III-D, V, and VI).</w:t>
-      </w:r>
-    </w:p>
-    <w:p>
-      <w:pPr>
+        <w:t xml:space="preserve">Positioning relative to the earlier, ML-focused version of this work: that evaluation established that a fusion of HTM and KNN classifiers reconstructs Fashion-MNIST images more accurately and more consistently than either classifier alone, but it was executed and measured entirely on local hardware, with no externally callable interface and no discussion of how the implementation itself was produced. The present paper treats those results as an established baseline and focuses its contribution on the surrounding engineering: how the same pipeline is packaged, deployed, operated, and — per this course's explicit requirement — how its construction with AI coding assistance is disclosed and reviewed.</w:t>
+      </w:r>
+    </w:p>
+    <w:p>
+      <w:pPr>
+        <w:pStyle w:val="IEEEBodyText"/>
         <w:spacing w:after="40" w:line="230" w:lineRule="auto"/>
         <w:jc w:val="both"/>
       </w:pPr>
@@ -498,6 +508,7 @@
     </w:p>
     <w:p>
       <w:pPr>
+        <w:pStyle w:val="Heading1"/>
         <w:spacing w:after="100" w:before="200"/>
         <w:jc w:val="center"/>
       </w:pPr>
@@ -515,6 +526,7 @@
     </w:p>
     <w:p>
       <w:pPr>
+        <w:pStyle w:val="Heading2"/>
         <w:spacing w:after="60" w:before="140"/>
       </w:pPr>
       <w:r>
@@ -530,6 +542,7 @@
     </w:p>
     <w:p>
       <w:pPr>
+        <w:pStyle w:val="IEEEBodyText"/>
         <w:spacing w:after="40" w:line="230" w:lineRule="auto"/>
         <w:jc w:val="both"/>
       </w:pPr>
@@ -539,11 +552,12 @@
           <w:sz w:val="20"/>
           <w:szCs w:val="20"/>
         </w:rPr>
-        <w:t xml:space="preserve">The service is implemented in C# on .NET 9. The core component, Image_Reconstruction_Classifier, is an ASP.NET Core application hosted as a Model Context Protocol server (via the ModelContextProtocol.AspNetCore SDK) that runs as a single process inside one Docker container and exposes seven tools, one per pipeline stage. A companion console application, ImageReconstructionAgent, uses Microsoft.Agents.AI together with an OpenAI chat model (gpt-4o-mini by default) to connect to the MCP server over HTTP and drive the pipeline through natural-language instructions — training the classifiers, reconstructing images, and evaluating similarity. The server endpoint the agent connects to is a single configuration value, MCP_SERVER_URL: it defaults to a local instance (http://localhost:5280) for development, and is repointed at an Azure-hosted instance for production use, with no change to the agent's code. This agent-accesses-tools-via-Azure relationship is the main approach of the delivered product — the agent never touches the reconstruction pipeline directly, only ever through this MCP boundary — and it is what is meant to be scaled in Section III-F. The agent is itself an architectural component of the delivered product, distinct from the AI coding assistants used to help write the code, which are addressed separately in Section III-D.</w:t>
-      </w:r>
-    </w:p>
-    <w:p>
-      <w:pPr>
+        <w:t xml:space="preserve">The service is implemented in C# on .NET 9. The core component, Image_Reconstruction_Classifier, is an ASP.NET Core application hosted as a Model Context Protocol server (via the ModelContextProtocol.AspNetCore SDK) that runs as a single process inside one Docker container and exposes eight tools, one per pipeline stage. A companion console application, ImageReconstructionAgent, uses Microsoft.Agents.AI together with an OpenAI chat model (gpt-4o-mini by default) to connect to the MCP server over HTTP and drive the pipeline through natural-language instructions — training the classifiers, reconstructing images, and evaluating similarity. The server endpoint the agent connects to is a single configuration value, MCP_SERVER_URL: it defaults to a local instance (http://localhost:5280) for development, and is repointed at an Azure-hosted instance for production use, with no change to the agent's code. This agent-accesses-tools-via-Azure relationship is the main approach of the delivered product — the agent never touches the reconstruction pipeline directly, only ever through this MCP boundary. The agent is itself an architectural component of the delivered product, distinct from the AI coding assistants used to help write the code, which are addressed separately below.</w:t>
+      </w:r>
+    </w:p>
+    <w:p>
+      <w:pPr>
+        <w:pStyle w:val="IEEEBodyText"/>
         <w:spacing w:after="40" w:line="230" w:lineRule="auto"/>
         <w:jc w:val="both"/>
       </w:pPr>
@@ -576,7 +590,7 @@
       <w:r>
         <w:drawing>
           <wp:inline distT="0" distB="0" distL="0" distR="0">
-            <wp:extent cx="3238500" cy="3924300"/>
+            <wp:extent cx="3238500" cy="3486150"/>
             <wp:effectExtent t="0" r="0" b="0" l="0"/>
             <wp:docPr id="1" name="" descr="" title=""/>
             <wp:cNvGraphicFramePr>
@@ -601,7 +615,7 @@
                   <pic:spPr bwMode="auto">
                     <a:xfrm>
                       <a:off x="0" y="0"/>
-                      <a:ext cx="3238500" cy="3924300"/>
+                      <a:ext cx="3238500" cy="3486150"/>
                     </a:xfrm>
                     <a:prstGeom prst="rect">
                       <a:avLst/>
@@ -616,6 +630,7 @@
     </w:p>
     <w:p>
       <w:pPr>
+        <w:pStyle w:val="Caption"/>
         <w:spacing w:after="120" w:before="60"/>
         <w:jc w:val="center"/>
       </w:pPr>
@@ -641,7 +656,7 @@
           <w:sz w:val="20"/>
           <w:szCs w:val="20"/>
         </w:rPr>
-        <w:t xml:space="preserve">As Fig. 1 shows, the MCP server exposes its seven tools behind a single in-process boundary and keeps trained HTM classifiers in an in-memory dictionary (Dictionary&lt;objectType, MyHtmClassifier&gt;) for fast repeated access during a running process; trained HTM/KNN model state is additionally persisted as JSON files in the Blob 'train' container, so a classifier's trained state is no longer confined to that single process's memory. Table I lists the seven MCP tools and the pipeline responsibility each one wraps, and Fig. 2 traces the exact sequence of tool calls a single reconstruction request makes through this boundary.</w:t>
+        <w:t xml:space="preserve">As Fig. 1 shows, the MCP server exposes its eight tools behind a single in-process boundary and keeps trained HTM classifiers in an in-memory dictionary (Dictionary&lt;objectType, MyHtmClassifier&gt;) for fast repeated access during a running process; trained HTM/KNN model state is additionally persisted as JSON files in the Blob 'train' container via each classifier tool's own save/load methods, so a classifier's trained state is no longer confined to that single process's memory. Table I lists the eight MCP tools and the pipeline responsibility each one wraps, and Fig. 2 traces the exact sequence of tool calls a single reconstruction request makes through this boundary.</w:t>
       </w:r>
     </w:p>
     <w:p>
@@ -652,7 +667,7 @@
       <w:r>
         <w:drawing>
           <wp:inline distT="0" distB="0" distL="0" distR="0">
-            <wp:extent cx="2762250" cy="3495675"/>
+            <wp:extent cx="2762250" cy="3257550"/>
             <wp:effectExtent t="0" r="0" b="0" l="0"/>
             <wp:docPr id="1" name="" descr="" title=""/>
             <wp:cNvGraphicFramePr>
@@ -677,7 +692,7 @@
                   <pic:spPr bwMode="auto">
                     <a:xfrm>
                       <a:off x="0" y="0"/>
-                      <a:ext cx="2762250" cy="3495675"/>
+                      <a:ext cx="2762250" cy="3257550"/>
                     </a:xfrm>
                     <a:prstGeom prst="rect">
                       <a:avLst/>
@@ -692,6 +707,7 @@
     </w:p>
     <w:p>
       <w:pPr>
+        <w:pStyle w:val="Caption"/>
         <w:spacing w:after="120" w:before="60"/>
         <w:jc w:val="center"/>
       </w:pPr>
@@ -703,7 +719,7 @@
           <w:sz w:val="16"/>
           <w:szCs w:val="16"/>
         </w:rPr>
-        <w:t xml:space="preserve">Fig. 2. Per-request tool-call flow: a single image travels from the Blob 'train' container through binarization, spatial pooling, dual HTM/KNN classification, confidence-weighted fusion, median filtering, and reconstruction, with the final similarity scores written to Azure Table Storage.</w:t>
+        <w:t xml:space="preserve">Fig. 2. Per-request tool flow: a single image travels from the Blob 'train' container through binarization, spatial pooling, and dual HTM/KNN classification — all live MCP tool calls, shaded orange. Either candidate can then be denoised, converted, and scored (also live). The dashed, separately shaded fusion step is not a live tool call; it exists only in the offline LocalPipelineRunner.cs batch pipeline and is shown here to make that distinction explicit rather than implying it happens in the deployed request path.</w:t>
       </w:r>
     </w:p>
     <w:p>
@@ -720,6 +736,7 @@
     </w:p>
     <w:p>
       <w:pPr>
+        <w:pStyle w:val="Caption"/>
         <w:spacing w:after="120" w:before="60"/>
         <w:jc w:val="center"/>
       </w:pPr>
@@ -1069,7 +1086,7 @@
                 <w:sz w:val="16"/>
                 <w:szCs w:val="16"/>
               </w:rPr>
-              <w:t xml:space="preserve">ImageSimilarityTool</w:t>
+              <w:t xml:space="preserve">KnnClassifierTool</w:t>
             </w:r>
           </w:p>
         </w:tc>
@@ -1095,7 +1112,7 @@
                 <w:sz w:val="16"/>
                 <w:szCs w:val="16"/>
               </w:rPr>
-              <w:t xml:space="preserve">Computes cosine and binary similarity between original and reconstructed images.</w:t>
+              <w:t xml:space="preserve">Trains/queries the KNN classifier over SDR overlap, and persists/reloads its model to and from Blob Storage.</w:t>
             </w:r>
           </w:p>
         </w:tc>
@@ -1127,7 +1144,7 @@
                 <w:sz w:val="16"/>
                 <w:szCs w:val="16"/>
               </w:rPr>
-              <w:t xml:space="preserve">ImageFilterTool</w:t>
+              <w:t xml:space="preserve">ImageSimilarityTool</w:t>
             </w:r>
           </w:p>
         </w:tc>
@@ -1153,7 +1170,7 @@
                 <w:sz w:val="16"/>
                 <w:szCs w:val="16"/>
               </w:rPr>
-              <w:t xml:space="preserve">Applies Gaussian-weighted local voting and median filtering to fuse candidate reconstructions.</w:t>
+              <w:t xml:space="preserve">Computes cosine and binary similarity between original and reconstructed images.</w:t>
             </w:r>
           </w:p>
         </w:tc>
@@ -1185,7 +1202,7 @@
                 <w:sz w:val="16"/>
                 <w:szCs w:val="16"/>
               </w:rPr>
-              <w:t xml:space="preserve">BinaryToImageConverterTool</w:t>
+              <w:t xml:space="preserve">ImageFilterTool</w:t>
             </w:r>
           </w:p>
         </w:tc>
@@ -1211,6 +1228,64 @@
                 <w:sz w:val="16"/>
                 <w:szCs w:val="16"/>
               </w:rPr>
+              <w:t xml:space="preserve">Applies a 3x3 median filter to a single binary image to reduce noise (does not itself perform HTM/KNN fusion; see below).</w:t>
+            </w:r>
+          </w:p>
+        </w:tc>
+      </w:tr>
+      <w:tr>
+        <w:trPr>
+          <w:cantSplit/>
+          <w:tblHeader w:val="false"/>
+        </w:trPr>
+        <w:tc>
+          <w:tcPr>
+            <w:tcW w:type="dxa" w:w="1700"/>
+            <w:tcMar>
+              <w:top w:type="dxa" w:w="40"/>
+              <w:left w:type="dxa" w:w="60"/>
+              <w:bottom w:type="dxa" w:w="40"/>
+              <w:right w:type="dxa" w:w="60"/>
+            </w:tcMar>
+          </w:tcPr>
+          <w:p>
+            <w:pPr>
+              <w:jc w:val="left"/>
+            </w:pPr>
+            <w:r>
+              <w:rPr>
+                <w:rFonts w:ascii="Times New Roman" w:cs="Times New Roman" w:eastAsia="Times New Roman" w:hAnsi="Times New Roman"/>
+                <w:b w:val="false"/>
+                <w:bCs w:val="false"/>
+                <w:sz w:val="16"/>
+                <w:szCs w:val="16"/>
+              </w:rPr>
+              <w:t xml:space="preserve">BinaryToImageConverterTool</w:t>
+            </w:r>
+          </w:p>
+        </w:tc>
+        <w:tc>
+          <w:tcPr>
+            <w:tcW w:type="dxa" w:w="3200"/>
+            <w:tcMar>
+              <w:top w:type="dxa" w:w="40"/>
+              <w:left w:type="dxa" w:w="60"/>
+              <w:bottom w:type="dxa" w:w="40"/>
+              <w:right w:type="dxa" w:w="60"/>
+            </w:tcMar>
+          </w:tcPr>
+          <w:p>
+            <w:pPr>
+              <w:jc w:val="left"/>
+            </w:pPr>
+            <w:r>
+              <w:rPr>
+                <w:rFonts w:ascii="Times New Roman" w:cs="Times New Roman" w:eastAsia="Times New Roman" w:hAnsi="Times New Roman"/>
+                <w:b w:val="false"/>
+                <w:bCs w:val="false"/>
+                <w:sz w:val="16"/>
+                <w:szCs w:val="16"/>
+              </w:rPr>
               <w:t xml:space="preserve">Converts the fused binary reconstruction back into a viewable PNG image.</w:t>
             </w:r>
           </w:p>
@@ -1219,6 +1294,7 @@
     </w:tbl>
     <w:p>
       <w:pPr>
+        <w:pStyle w:val="IEEEBodyText"/>
         <w:spacing w:after="40" w:line="230" w:lineRule="auto"/>
         <w:jc w:val="both"/>
       </w:pPr>
@@ -1228,11 +1304,12 @@
           <w:sz w:val="20"/>
           <w:szCs w:val="20"/>
         </w:rPr>
-        <w:t xml:space="preserve">A single reconstruction request flows through the server as follows: (1) the caller selects a test image and invokes ImageLoaderTool/ImageProcessorTool to obtain its binarized vector; (2) ImageSpatialTool converts that vector into an SDR; (3) HtmClassifierTool and the KNN classifier logic each produce a candidate reconstruction from the SDR, drawing on the in-memory classifier cache; (4) ImageFilterTool fuses the two candidates via cosine-similarity weighting, Gaussian-weighted local voting, and median filtering; (5) BinaryToImageConverterTool renders the fused result as a PNG and writes it back to the appropriate Azure Blob Storage container; and (6) ImageSimilarityTool scores the result against the original image. Each step corresponds to a distinct, independently testable MCP tool call, which is what allows the same pipeline to be driven by a human, a test harness, or the ImageReconstructionAgent without branching logic.</w:t>
-      </w:r>
-    </w:p>
-    <w:p>
-      <w:pPr>
+        <w:t xml:space="preserve">A single reconstruction request can flow through the server as follows: (1) the caller selects a test image and invokes ImageLoaderTool/ImageProcessorTool to obtain its binarized vector; (2) ImageSpatialTool converts that vector into an SDR; (3) HtmClassifierTool and KnnClassifierTool each produce a candidate reconstruction from the SDR, drawing on the in-memory classifier cache; (4) either candidate can be denoised via ImageFilterTool's median filter and rendered as a PNG via BinaryToImageConverterTool; and (5) ImageSimilarityTool scores a reconstruction against the original image. Each of these steps is a distinct, independently testable MCP tool call, which is what lets a human, a test harness, or the ImageReconstructionAgent exercise the HTM and KNN classifiers separately today. Combining the two classifiers' outputs into the single fused reconstruction reported in this paper's results — confidence-weighted averaging plus Gaussian-weighted local voting — is not currently one of those live tool calls or an agent-orchestrated sequence; that specific fusion algorithm exists only in the offline LocalPipelineRunner.cs batch pipeline described further below.</w:t>
+      </w:r>
+    </w:p>
+    <w:p>
+      <w:pPr>
+        <w:pStyle w:val="Heading2"/>
         <w:spacing w:after="60" w:before="140"/>
       </w:pPr>
       <w:r>
@@ -1248,6 +1325,7 @@
     </w:p>
     <w:p>
       <w:pPr>
+        <w:pStyle w:val="IEEEBodyText"/>
         <w:spacing w:after="40" w:line="230" w:lineRule="auto"/>
         <w:jc w:val="both"/>
       </w:pPr>
@@ -1257,11 +1335,12 @@
           <w:sz w:val="20"/>
           <w:szCs w:val="20"/>
         </w:rPr>
-        <w:t xml:space="preserve">Each tool method is annotated with [McpServerTool] plus a natural-language Description attribute on the method and on every parameter (e.g., HtmClassifierTool.TrainClassifier is described as training "the HTM classifier for a specific object type (0-9) using spatial SDR blobs...paired with their matching binarized original images..."). These descriptions are not documentation for a human reader; they are the interface the LLM agent actually uses at run time to decide which tool to call and how to fill its parameters from a natural-language request, which is what makes the ReAct/Toolformer-style tool-calling pattern discussed in Section II concretely work here. Several tools expose more than one MCP-callable method rather than a single entry point — ImageLoaderTool offers both a bulk LoadImagesFromBlob(containerName, numberOfImages) and a single-image LoadSingleImageFromBlob, and HtmClassifierTool offers both a per-class TrainClassifier(containerName, objectType, maxImages) and an all-classes variant — giving the agent a choice of granularity depending on the request. Tool parameters are restricted to primitive and array types (string, int, int[]) rather than custom objects, which keeps the schema the LLM must populate simple and reduces the chance of malformed tool calls.</w:t>
-      </w:r>
-    </w:p>
-    <w:p>
-      <w:pPr>
+        <w:t xml:space="preserve">Each tool method is annotated with [McpServerTool] plus a natural-language Description attribute on the method and on every parameter (e.g., HtmClassifierTool.TrainClassifier is described as training "the HTM classifier for a specific object type (0-9) using spatial SDR blobs...paired with their matching binarized original images..."). These descriptions are not documentation for a human reader; they are the interface the LLM agent actually uses at run time to decide which tool to call and how to fill its parameters from a natural-language request, which is what makes the ReAct/Toolformer-style tool-calling pattern discussed in Section II concretely work here. Several tools expose more than one MCP-callable method rather than a single entry point — ImageLoaderTool offers both a bulk LoadImagesFromBlob(containerName, numberOfImages) and a single-image LoadSingleImageFromBlob, HtmClassifierTool offers both a per-class TrainClassifier(containerName, objectType, maxImages) and an all-classes variant, and KnnClassifierTool exposes four methods covering training (TrainKnnClassifier), prediction (PredictWithKnn), and explicit Blob-backed model persistence (SaveModelToBlob/LoadModelFromBlob) — giving the agent a choice of granularity depending on the request. Tool parameters are restricted to primitive and array types (string, int, int[]) rather than custom objects, which keeps the schema the LLM must populate simple and reduces the chance of malformed tool calls.</w:t>
+      </w:r>
+    </w:p>
+    <w:p>
+      <w:pPr>
+        <w:pStyle w:val="IEEEBodyText"/>
         <w:spacing w:after="40" w:line="230" w:lineRule="auto"/>
         <w:jc w:val="both"/>
       </w:pPr>
@@ -1271,11 +1350,12 @@
           <w:sz w:val="20"/>
           <w:szCs w:val="20"/>
         </w:rPr>
-        <w:t xml:space="preserve">A second, previously unstated architectural consequence follows directly from the tool signatures: every stage-specific tool (ImageProcessorTool, ImageSpatialTool, HtmClassifierTool, BinaryToImageConverterTool) both downloads its input from and uploads its output back to the same containerName in Azure Blob Storage, rather than passing intermediate arrays directly between tool calls in memory. Blob Storage is therefore not only the pipeline's image store, as Fig. 1 shows, but also its de facto inter-tool data-exchange medium: each stage's output must round-trip through Blob Storage before the next tool call can consume it. This keeps individual tool calls stateless and independently retriable, which is valuable for an LLM-driven caller that may retry a failed step, but it also means every pipeline stage pays a network round-trip to Blob Storage that a purely in-process pipeline would not, a cost not captured in the local baseline reported in Section IV-B.</w:t>
-      </w:r>
-    </w:p>
-    <w:p>
-      <w:pPr>
+        <w:t xml:space="preserve">A second, previously unstated architectural consequence follows directly from the tool signatures: every stage-specific tool (ImageProcessorTool, ImageSpatialTool, HtmClassifierTool, KnnClassifierTool, BinaryToImageConverterTool) both downloads its input from and uploads its output back to the same containerName in Azure Blob Storage, rather than passing intermediate arrays directly between tool calls in memory. Blob Storage is therefore not only the pipeline's image store, as Fig. 1 shows, but also its de facto inter-tool data-exchange medium: each stage's output must round-trip through Blob Storage before the next tool call can consume it. This keeps individual tool calls stateless and independently retriable, which is valuable for an LLM-driven caller that may retry a failed step, but it also means every pipeline stage pays a network round-trip to Blob Storage that a purely in-process pipeline would not, a cost not captured in this paper's local baseline measurement.</w:t>
+      </w:r>
+    </w:p>
+    <w:p>
+      <w:pPr>
+        <w:pStyle w:val="Heading2"/>
         <w:spacing w:after="60" w:before="140"/>
       </w:pPr>
       <w:r>
@@ -1291,6 +1371,7 @@
     </w:p>
     <w:p>
       <w:pPr>
+        <w:pStyle w:val="IEEEBodyText"/>
         <w:spacing w:after="40" w:line="230" w:lineRule="auto"/>
         <w:jc w:val="both"/>
       </w:pPr>
@@ -1305,6 +1386,7 @@
     </w:p>
     <w:p>
       <w:pPr>
+        <w:pStyle w:val="IEEEBodyText"/>
         <w:spacing w:after="40" w:line="230" w:lineRule="auto"/>
         <w:jc w:val="both"/>
       </w:pPr>
@@ -1314,11 +1396,12 @@
           <w:sz w:val="20"/>
           <w:szCs w:val="20"/>
         </w:rPr>
-        <w:t xml:space="preserve">The MCP server is packaged with a multi-stage Dockerfile that builds on mcr.microsoft.com/dotnet/sdk:9.0 and runs on the smaller mcr.microsoft.com/dotnet/runtime:9.0 image. It is deployed to Azure App Service for Containers (Linux) as the Web App image-reconstruction-application (App Service plan AnnApiPlan, Basic B1), pulling the image imgreconstructioncr.azurecr.io/image-reconstruction-mcp:v1 from Azure Container Registry imgreconstructioncr via a system-assigned Managed Identity granted the AcrPull role rather than embedded registry credentials. The app listens on the port declared by the WEBSITES_PORT=8080 app setting, and the Blob Storage connection string is supplied via the AZURE_STORAGE_CONNECTION_STRING app setting rather than being hardcoded, so no connection secret lives in source control. No automated health check, monitoring, or CI/CD deployment pipeline exists yet for the containerized service; Section IV-C reports the Portal-captured deployment evidence, including a runtime-status caveat.</w:t>
-      </w:r>
-    </w:p>
-    <w:p>
-      <w:pPr>
+        <w:t xml:space="preserve">The MCP server is packaged with a multi-stage Dockerfile that builds on mcr.microsoft.com/dotnet/sdk:9.0 and runs on the smaller mcr.microsoft.com/dotnet/runtime:9.0 image. It is deployed to Azure App Service for Containers (Linux) as the Web App image-reconstruction-application (App Service plan AnnApiPlan, Basic B1), pulling the image imgreconstructioncr.azurecr.io/image-reconstruction-mcp:v1 from Azure Container Registry imgreconstructioncr via a system-assigned Managed Identity granted the AcrPull role rather than embedded registry credentials. The app listens on the port declared by the WEBSITES_PORT=8080 app setting, and the Blob Storage connection string is supplied via the AZURE_STORAGE_CONNECTION_STRING app setting rather than being hardcoded, so no connection secret lives in source control. No automated health check, monitoring, or CI/CD deployment pipeline exists yet for the containerized service.</w:t>
+      </w:r>
+    </w:p>
+    <w:p>
+      <w:pPr>
+        <w:pStyle w:val="Heading2"/>
         <w:spacing w:after="60" w:before="140"/>
       </w:pPr>
       <w:r>
@@ -1334,6 +1417,7 @@
     </w:p>
     <w:p>
       <w:pPr>
+        <w:pStyle w:val="IEEEBodyText"/>
         <w:spacing w:after="40" w:line="230" w:lineRule="auto"/>
         <w:jc w:val="both"/>
       </w:pPr>
@@ -1394,6 +1478,7 @@
     </w:p>
     <w:p>
       <w:pPr>
+        <w:pStyle w:val="Caption"/>
         <w:spacing w:after="120" w:before="60"/>
         <w:jc w:val="center"/>
       </w:pPr>
@@ -1410,6 +1495,7 @@
     </w:p>
     <w:p>
       <w:pPr>
+        <w:pStyle w:val="IEEEBodyText"/>
         <w:spacing w:after="40" w:line="230" w:lineRule="auto"/>
         <w:jc w:val="both"/>
       </w:pPr>
@@ -1424,6 +1510,7 @@
     </w:p>
     <w:p>
       <w:pPr>
+        <w:pStyle w:val="IEEEBodyText"/>
         <w:spacing w:after="40" w:line="230" w:lineRule="auto"/>
         <w:jc w:val="both"/>
       </w:pPr>
@@ -1433,11 +1520,12 @@
           <w:sz w:val="20"/>
           <w:szCs w:val="20"/>
         </w:rPr>
-        <w:t xml:space="preserve">At inference time, both classifiers are queried and their binary and vector-valued outputs are fused (Fig. 4): vector outputs are combined using cosine-similarity weighting via ImageSimilarityTool, while binary outputs go through Gaussian-weighted local voting to resolve pixel-level disagreements, followed by median filtering to suppress residual noise. The fused binary result is converted back into a PNG via BinaryToImageConverter.cs, and both cosine and binary similarity scores are computed against the ground-truth test image and exported to Excel via ExcelHelper.cs for offline analysis.</w:t>
-      </w:r>
-    </w:p>
-    <w:p>
-      <w:pPr>
+        <w:t xml:space="preserve">At inference time, both classifiers are queried and their binary and vector-valued outputs are fused (Fig. 4): vector outputs are combined using cosine-similarity weighting, while binary outputs go through Gaussian-weighted local voting to resolve pixel-level disagreements, followed by median filtering to suppress residual noise. This entire fusion step, exactly as evaluated later in this paper, is implemented in LocalPipelineRunner.cs and runs as an offline batch job over local files — it is not a live MCP tool call. The individual classifiers (HtmClassifierTool, KnnClassifierTool) and a generic median filter (ImageFilterTool) are separately exposed as live tools (Table I), but no live tool or agent-orchestrated sequence currently reproduces the confidence-weighted combination step itself; closing that gap is listed as future work at the end of this paper. The fused binary result is converted back into a PNG via BinaryToImageConverter.cs within that offline pipeline, and both cosine and binary similarity scores are computed against the ground-truth test image and exported to Excel via ExcelHelper.cs for offline analysis.</w:t>
+      </w:r>
+    </w:p>
+    <w:p>
+      <w:pPr>
+        <w:pStyle w:val="Heading2"/>
         <w:spacing w:after="60" w:before="140"/>
       </w:pPr>
       <w:r>
@@ -1453,6 +1541,7 @@
     </w:p>
     <w:p>
       <w:pPr>
+        <w:pStyle w:val="IEEEBodyText"/>
         <w:spacing w:after="40" w:line="230" w:lineRule="auto"/>
         <w:jc w:val="both"/>
       </w:pPr>
@@ -1467,6 +1556,7 @@
     </w:p>
     <w:p>
       <w:pPr>
+        <w:pStyle w:val="IEEEBodyText"/>
         <w:spacing w:after="40" w:line="230" w:lineRule="auto"/>
         <w:jc w:val="both"/>
       </w:pPr>
@@ -1476,11 +1566,12 @@
           <w:sz w:val="20"/>
           <w:szCs w:val="20"/>
         </w:rPr>
-        <w:t xml:space="preserve">A full per-component breakdown of AI-generated versus hand-written code requires the team's actual commit history, which belongs in PROMPTS.md (Section V) rather than being estimated here. Two artifacts already visible in the repository are worth flagging as concrete starting points for that review, independent of who or what produced them. First, two of the seven tool files break the project's otherwise consistent PascalCase file-naming convention (Tools/ImageprocessingTool.cs and Tools/binaryToImageConverterTool.cs) — the kind of small inconsistency that is easy to miss when accepting AI-suggested file scaffolding without a final pass. Second, Properties/launchSettings.json defines a Training_Image_Spartial environment variable — a misspelling of Spatial — alongside absolute, machine-specific Windows paths that will not resolve on any other machine or inside the Docker container described in Section III-B. Both should be corrected and the paths externalized (e.g., to appsettings.json or environment variables injected at deploy time) regardless of their origin; whether they trace back to an AI suggestion or manual entry is exactly the kind of detail the per-prompt log in PROMPTS.md should settle.</w:t>
-      </w:r>
-    </w:p>
-    <w:p>
-      <w:pPr>
+        <w:t xml:space="preserve">A full per-component breakdown of AI-generated versus hand-written code requires the team's actual commit history, which belongs in PROMPTS.md rather than being estimated here. One artifact is worth flagging as a concrete starting point for that review, independent of who or what produced it: Properties/launchSettings.json defines a Training_Image_Spartial environment variable — a misspelling of Spatial — alongside absolute, machine-specific Windows paths that will not resolve on any other machine or inside the Docker container described in Section III-B. This should be corrected and the paths externalized (e.g., to appsettings.json or environment variables injected at deploy time) regardless of its origin; whether it traces back to an AI suggestion or manual entry is exactly the kind of detail the per-prompt log in PROMPTS.md should settle. A previously-noted second issue — two tool files breaking the project's otherwise consistent PascalCase file-naming convention — has since been renamed (Tools/ImageProcessorTool.cs and Tools/BinaryToImageConverterTool.cs now follow the convention) and is not carried forward here as still-open.</w:t>
+      </w:r>
+    </w:p>
+    <w:p>
+      <w:pPr>
+        <w:pStyle w:val="IEEEBodyText"/>
         <w:spacing w:after="40" w:line="230" w:lineRule="auto"/>
         <w:jc w:val="both"/>
       </w:pPr>
@@ -1490,11 +1581,12 @@
           <w:sz w:val="20"/>
           <w:szCs w:val="20"/>
         </w:rPr>
-        <w:t xml:space="preserve">The structured, per-prompt disclosure required by the course (prompt text, tool and version, raw AI output, manual changes, and iteration count) is provided in Section V and in the project's PROMPTS.md log, referenced there by commit hash.</w:t>
-      </w:r>
-    </w:p>
-    <w:p>
-      <w:pPr>
+        <w:t xml:space="preserve">The structured, per-prompt disclosure required by the course (prompt text, tool and version, raw AI output, manual changes, and iteration count) is provided in the project's PROMPTS.md log, referenced there by commit hash.</w:t>
+      </w:r>
+    </w:p>
+    <w:p>
+      <w:pPr>
+        <w:pStyle w:val="Heading2"/>
         <w:spacing w:after="60" w:before="140"/>
       </w:pPr>
       <w:r>
@@ -1510,6 +1602,7 @@
     </w:p>
     <w:p>
       <w:pPr>
+        <w:pStyle w:val="IEEEBodyText"/>
         <w:spacing w:after="40" w:line="230" w:lineRule="auto"/>
         <w:jc w:val="both"/>
       </w:pPr>
@@ -1519,11 +1612,12 @@
           <w:sz w:val="20"/>
           <w:szCs w:val="20"/>
         </w:rPr>
-        <w:t xml:space="preserve">For transparency, this subsection reports the codebase's actual size and third-party dependencies as measured directly from the repository rather than estimated. The Image_Reconstruction_Classifier MCP server comprises 22 C# source files and 2,948 lines of code (excluding generated obj/bin artifacts), while the companion ImageReconstructionAgent console application is a single 89-line Program.cs, reflecting its role as a thin orchestration layer that delegates all reconstruction logic to the MCP server rather than duplicating it. Table II breaks this down further.</w:t>
-      </w:r>
-    </w:p>
-    <w:p>
-      <w:pPr>
+        <w:t xml:space="preserve">For transparency, this subsection reports the codebase's actual size and third-party dependencies as measured directly from the repository rather than estimated. The Image_Reconstruction_Classifier MCP server comprises 23 C# source files and 3,118 lines of code (excluding generated obj/bin artifacts), while the companion ImageReconstructionAgent console application is a single 90-line Program.cs, reflecting its role as a thin orchestration layer that delegates all reconstruction logic to the MCP server rather than duplicating it. Table II breaks this down further.</w:t>
+      </w:r>
+    </w:p>
+    <w:p>
+      <w:pPr>
+        <w:pStyle w:val="Caption"/>
         <w:spacing w:after="120" w:before="60"/>
         <w:jc w:val="center"/>
       </w:pPr>
@@ -1723,7 +1817,7 @@
                 <w:sz w:val="15"/>
                 <w:szCs w:val="15"/>
               </w:rPr>
-              <w:t xml:space="preserve">22</w:t>
+              <w:t xml:space="preserve">23</w:t>
             </w:r>
           </w:p>
         </w:tc>
@@ -1749,7 +1843,7 @@
                 <w:sz w:val="15"/>
                 <w:szCs w:val="15"/>
               </w:rPr>
-              <w:t xml:space="preserve">2,948</w:t>
+              <w:t xml:space="preserve">3,118</w:t>
             </w:r>
           </w:p>
         </w:tc>
@@ -1859,7 +1953,7 @@
                 <w:sz w:val="15"/>
                 <w:szCs w:val="15"/>
               </w:rPr>
-              <w:t xml:space="preserve">89</w:t>
+              <w:t xml:space="preserve">90</w:t>
             </w:r>
           </w:p>
         </w:tc>
@@ -1885,7 +1979,7 @@
                 <w:sz w:val="15"/>
                 <w:szCs w:val="15"/>
               </w:rPr>
-              <w:t xml:space="preserve">Program.cs (89)</w:t>
+              <w:t xml:space="preserve">Program.cs (90)</w:t>
             </w:r>
           </w:p>
         </w:tc>
@@ -1893,6 +1987,7 @@
     </w:tbl>
     <w:p>
       <w:pPr>
+        <w:pStyle w:val="IEEEBodyText"/>
         <w:spacing w:after="40" w:line="230" w:lineRule="auto"/>
         <w:jc w:val="both"/>
       </w:pPr>
@@ -1902,11 +1997,27 @@
           <w:sz w:val="20"/>
           <w:szCs w:val="20"/>
         </w:rPr>
-        <w:t xml:space="preserve">Two details in Table II are worth calling out. First, the single largest file in the server project is LocalPipelineRunner.cs (526 lines), a standalone driver that runs the full train/test/evaluate pipeline directly, outside of any MCP tool call or agent interaction — evidence that the pipeline was validated end-to-end as a plain console workflow before being decomposed into the seven independently callable tools in Table I. Second, the server's dependency list (Image_Reconstruction_Classifier.csproj) pulls in ModelContextProtocol.AspNetCore 2.2.0 for the MCP transport, NeoCortexApi 1.1.5 and LearningApi 1.3.1 for the HTM implementation, Azure.Storage.Blobs 12.29.1 for image persistence, Azure.Data.Tables 12.11.0 for the Table Storage-backed result persistence described in Section III-B, and ClosedXML 0.105.1 for the parallel Excel export described in Section III-B. The agent project depends on Microsoft.Agents.AI 1.17.0, Microsoft.Extensions.AI(.OpenAI) 10.9.0, and the matching ModelContextProtocol 2.2.0 client package, confirming that both sides of the MCP boundary in Fig. 1 are pinned to the same protocol version.</w:t>
-      </w:r>
-    </w:p>
-    <w:p>
-      <w:pPr>
+        <w:t xml:space="preserve">Two details in Table II are worth calling out. First, the single largest file in the server project is LocalPipelineRunner.cs (526 lines), a standalone driver that runs the full train/test/evaluate pipeline directly, outside of any MCP tool call or agent interaction — evidence that the pipeline was validated end-to-end as a plain console workflow before being decomposed into the eight independently callable tools in Table I. Second, the server's dependency list (Image_Reconstruction_Classifier.csproj) pulls in ModelContextProtocol.AspNetCore 2.2.0 for the MCP transport, NeoCortexApi 1.1.5 and LearningApi 1.3.1 for the HTM implementation, Azure.Storage.Blobs 12.29.1 for image persistence, Azure.Data.Tables 12.11.0 for the Table Storage-backed result persistence described in Section III-B, and ClosedXML 0.105.1 for the parallel Excel export described in Section III-B. The agent project depends on Microsoft.Agents.AI 1.17.0, Microsoft.Extensions.AI(.OpenAI) 10.9.0, and the matching ModelContextProtocol 2.2.0 client package, confirming that both sides of the MCP boundary in Fig. 1 are pinned to the same protocol version.</w:t>
+      </w:r>
+    </w:p>
+    <w:p>
+      <w:pPr>
+        <w:pStyle w:val="IEEEBodyText"/>
+        <w:spacing w:after="40" w:line="230" w:lineRule="auto"/>
+        <w:jc w:val="both"/>
+      </w:pPr>
+      <w:r>
+        <w:rPr>
+          <w:rFonts w:ascii="Times New Roman" w:cs="Times New Roman" w:eastAsia="Times New Roman" w:hAnsi="Times New Roman"/>
+          <w:sz w:val="20"/>
+          <w:szCs w:val="20"/>
+        </w:rPr>
+        <w:t xml:space="preserve">A separate Tools_UnitTests solution folder holds six MSTest projects (one per tested tool), together comprising six [TestClass] classes, 25 [TestMethod] tests, and 32 Assert calls, covering ImageLoaderTool, ImageProcessorTool, ImageSpatialTool, HtmClassifierTool, KnnClassifierTool, and BinaryToImageConverterTool; ImageSimilarityTool and ImageFilterTool do not yet have a corresponding test project.</w:t>
+      </w:r>
+    </w:p>
+    <w:p>
+      <w:pPr>
+        <w:pStyle w:val="Heading2"/>
         <w:spacing w:after="60" w:before="140"/>
       </w:pPr>
       <w:r>
@@ -1922,6 +2033,7 @@
     </w:p>
     <w:p>
       <w:pPr>
+        <w:pStyle w:val="IEEEBodyText"/>
         <w:spacing w:after="40" w:line="230" w:lineRule="auto"/>
         <w:jc w:val="both"/>
       </w:pPr>
@@ -1936,6 +2048,7 @@
     </w:p>
     <w:p>
       <w:pPr>
+        <w:pStyle w:val="Heading1"/>
         <w:spacing w:after="100" w:before="200"/>
         <w:jc w:val="center"/>
       </w:pPr>
@@ -1953,6 +2066,7 @@
     </w:p>
     <w:p>
       <w:pPr>
+        <w:pStyle w:val="Heading2"/>
         <w:spacing w:after="60" w:before="140"/>
       </w:pPr>
       <w:r>
@@ -1968,6 +2082,7 @@
     </w:p>
     <w:p>
       <w:pPr>
+        <w:pStyle w:val="IEEEBodyText"/>
         <w:spacing w:after="40" w:line="230" w:lineRule="auto"/>
         <w:jc w:val="both"/>
       </w:pPr>
@@ -1977,7 +2092,22 @@
           <w:sz w:val="20"/>
           <w:szCs w:val="20"/>
         </w:rPr>
-        <w:t xml:space="preserve">Table III summarizes similarity results across the full 2,000-image test set for each classifier. Vector similarity is the cosine similarity between the original and reconstructed pixel vectors; binary similarity is the fraction of matching pixel values after thresholding. The fusion classifier outperformed both individual classifiers on both metrics.</w:t>
+        <w:t xml:space="preserve">Table III summarizes similarity results across the full 2,000-image test set for each classifier. Vector similarity is the cosine similarity between the original and reconstructed pixel vectors; binary similarity is the fraction of matching pixel values after thresholding. These figures were produced by the offline LocalPipelineRunner.cs batch pipeline described in Section III-C, run once over the full training/test split; they are not a live measurement of the deployed MCP server, which does not yet expose the fusion step as a callable tool (Section III-A). The fusion classifier outperformed both individual classifiers on both metrics.</w:t>
+      </w:r>
+    </w:p>
+    <w:p>
+      <w:pPr>
+        <w:pStyle w:val="IEEEBodyText"/>
+        <w:spacing w:after="40" w:line="230" w:lineRule="auto"/>
+        <w:jc w:val="both"/>
+      </w:pPr>
+      <w:r>
+        <w:rPr>
+          <w:rFonts w:ascii="Times New Roman" w:cs="Times New Roman" w:eastAsia="Times New Roman" w:hAnsi="Times New Roman"/>
+          <w:sz w:val="20"/>
+          <w:szCs w:val="20"/>
+        </w:rPr>
+        <w:t xml:space="preserve">Counted directly from that pipeline's file-writing logic (LocalPipelineRunner.cs, ImageSpatial.cs): three preprocessing files (binarized, vectorized, spatial) per training image (30,000 across 10,000 images), plus the same three per test image plus a reconstructed vector and binary file for each of the HTM, KNN, and combined outputs (20,000 across 2,000 images) — a computed total of just over 50,000 artifacts, before the small attrition from images skipped on a logged parsing error. This offline evaluation corpus, distinct from and larger than the live Blob Storage object count in Section IV-C, is the artefact count this paper's Cloud Computing corpus-size figure refers to.</w:t>
       </w:r>
     </w:p>
     <w:p>
@@ -2028,6 +2158,7 @@
     </w:p>
     <w:p>
       <w:pPr>
+        <w:pStyle w:val="Caption"/>
         <w:spacing w:after="120" w:before="60"/>
         <w:jc w:val="center"/>
       </w:pPr>
@@ -2044,6 +2175,7 @@
     </w:p>
     <w:p>
       <w:pPr>
+        <w:pStyle w:val="Caption"/>
         <w:spacing w:after="120" w:before="60"/>
         <w:jc w:val="center"/>
       </w:pPr>
@@ -2523,6 +2655,7 @@
     </w:tbl>
     <w:p>
       <w:pPr>
+        <w:pStyle w:val="IEEEBodyText"/>
         <w:spacing w:after="40" w:line="230" w:lineRule="auto"/>
         <w:jc w:val="both"/>
       </w:pPr>
@@ -2537,6 +2670,7 @@
     </w:p>
     <w:p>
       <w:pPr>
+        <w:pStyle w:val="IEEEBodyText"/>
         <w:spacing w:after="40" w:line="230" w:lineRule="auto"/>
         <w:jc w:val="both"/>
       </w:pPr>
@@ -2597,6 +2731,7 @@
     </w:p>
     <w:p>
       <w:pPr>
+        <w:pStyle w:val="Caption"/>
         <w:spacing w:after="120" w:before="60"/>
         <w:jc w:val="center"/>
       </w:pPr>
@@ -2659,6 +2794,7 @@
     </w:p>
     <w:p>
       <w:pPr>
+        <w:pStyle w:val="Caption"/>
         <w:spacing w:after="120" w:before="60"/>
         <w:jc w:val="center"/>
       </w:pPr>
@@ -2675,6 +2811,7 @@
     </w:p>
     <w:p>
       <w:pPr>
+        <w:pStyle w:val="IEEEBodyText"/>
         <w:spacing w:after="40" w:line="230" w:lineRule="auto"/>
         <w:jc w:val="both"/>
       </w:pPr>
@@ -2735,6 +2872,7 @@
     </w:p>
     <w:p>
       <w:pPr>
+        <w:pStyle w:val="Caption"/>
         <w:spacing w:after="120" w:before="60"/>
         <w:jc w:val="center"/>
       </w:pPr>
@@ -2751,6 +2889,7 @@
     </w:p>
     <w:p>
       <w:pPr>
+        <w:pStyle w:val="Heading2"/>
         <w:spacing w:after="60" w:before="140"/>
       </w:pPr>
       <w:r>
@@ -2766,6 +2905,7 @@
     </w:p>
     <w:p>
       <w:pPr>
+        <w:pStyle w:val="IEEEBodyText"/>
         <w:spacing w:after="40" w:line="230" w:lineRule="auto"/>
         <w:jc w:val="both"/>
       </w:pPr>
@@ -2780,6 +2920,7 @@
     </w:p>
     <w:p>
       <w:pPr>
+        <w:pStyle w:val="IEEEBodyText"/>
         <w:spacing w:after="40" w:line="230" w:lineRule="auto"/>
         <w:jc w:val="both"/>
       </w:pPr>
@@ -2794,6 +2935,7 @@
     </w:p>
     <w:p>
       <w:pPr>
+        <w:pStyle w:val="Heading2"/>
         <w:spacing w:after="60" w:before="140"/>
       </w:pPr>
       <w:r>
@@ -2809,6 +2951,7 @@
     </w:p>
     <w:p>
       <w:pPr>
+        <w:pStyle w:val="IEEEBodyText"/>
         <w:spacing w:after="40" w:line="230" w:lineRule="auto"/>
         <w:jc w:val="both"/>
       </w:pPr>
@@ -2818,11 +2961,12 @@
           <w:sz w:val="20"/>
           <w:szCs w:val="20"/>
         </w:rPr>
-        <w:t xml:space="preserve">The documentary evidence the guideline asks for beyond the architecture description itself has since been captured directly from the Azure Portal: a resource-group screenshot for RG-ImageReconstruction (Germany West Central) listing the imgreconstructioncr container registry and imgreconstructionstr storage account; the storage account's Overview and Access Keys blades confirming its name, region, and StorageV2/LRS configuration; a Containers listing confirming exactly 'train' and 'test' plus the platform-managed $logs container; the registry's Overview blade (login server imgreconstructioncr.azurecr.io, Basic tier); and the Web App's Overview blade (image-reconstruction-application, plan AnnApiPlan, Basic B1, Linux). That last screenshot also corrected two facts this section had carried from notes rather than the live system: the deployed image tag is :v1, not :v2, and the Portal reports the runtime status as “Issues Detected” rather than healthy — corrected here rather than left standing, per this paper’s practice of disclosing a mismatch rather than erasing it (Section III-B; Section VI).</w:t>
-      </w:r>
-    </w:p>
-    <w:p>
-      <w:pPr>
+        <w:t xml:space="preserve">The documentary evidence the guideline asks for beyond the architecture description itself has since been captured directly from the Azure Portal: a resource-group screenshot for RG-ImageReconstruction (Germany West Central) listing the imgreconstructioncr container registry and imgreconstructionstr storage account; the storage account's Overview and Access Keys blades confirming its name, region, and StorageV2/LRS configuration; a Containers listing confirming exactly 'train' and 'test' plus the platform-managed $logs container; the registry's Overview blade (login server imgreconstructioncr.azurecr.io, Basic tier); and the Web App's Overview blade (image-reconstruction-application, plan AnnApiPlan, Basic B1, Linux). That last screenshot also corrected two facts this section had carried from notes rather than the live system: the deployed image tag is :v1, not :v2, and the Portal reports the runtime status as “Issues Detected” rather than healthy — corrected here rather than left standing, per this paper’s practice of disclosing a mismatch rather than erasing it (Section III-B).</w:t>
+      </w:r>
+    </w:p>
+    <w:p>
+      <w:pPr>
+        <w:pStyle w:val="IEEEBodyText"/>
         <w:spacing w:after="40" w:line="230" w:lineRule="auto"/>
         <w:jc w:val="both"/>
       </w:pPr>
@@ -2849,6 +2993,7 @@
     </w:p>
     <w:p>
       <w:pPr>
+        <w:pStyle w:val="Heading1"/>
         <w:spacing w:after="100" w:before="200"/>
         <w:jc w:val="center"/>
       </w:pPr>
@@ -2866,6 +3011,7 @@
     </w:p>
     <w:p>
       <w:pPr>
+        <w:pStyle w:val="IEEEBodyText"/>
         <w:spacing w:after="40" w:line="230" w:lineRule="auto"/>
         <w:jc w:val="both"/>
       </w:pPr>
@@ -2875,12 +3021,12 @@
           <w:sz w:val="20"/>
           <w:szCs w:val="20"/>
         </w:rPr>
-        <w:t xml:space="preserve">The course guideline (Section 2.2.2) requires that every significant AI-assisted contribution be disclosed with its prompt, the tool and version used, a summary of the raw output, the manual change made, and the reason for that change. Rather than inline an abbreviated table with paraphrased or reconstructed prompt text, the author team is maintaining the complete, verbatim, per-prompt record separately in the project's PROMPTS.md file, which the guideline permits as the source of truth for this disclosure; paraphrasing prompts from memory into a paper table risks misrepresenting what was actually asked, which would itself run counter to the disclosure requirement. Table IV instead summarizes, at a categorical level, where AI involvement occurred in this project and which section or artifact discloses it, so a reader can navigate from this paper to the underlying evidence.</w:t>
+        <w:t xml:space="preserve">The course guideline (Section 2.2.2) requires that every significant AI-assisted contribution be disclosed with its prompt, the tool and version used, a summary of the raw output, the manual change made, and the reason for that change. Rather than inline an abbreviated table with paraphrased or reconstructed prompt text, the author team is maintaining the complete, verbatim, per-prompt record separately in the project's PROMPTS.md file, which the guideline permits as the source of truth for this disclosure; paraphrasing prompts from memory into a paper table risks misrepresenting what was actually asked, which would itself run counter to the disclosure requirement. Table IV instead summarizes, at a categorical level, where AI involvement occurred in this project and which section or artifact discloses it, so a reader can navigate from this paper to the underlying evidence. The table's fourth row was cross-checked directly against PROMPTS.md's complete 20-entry log rather than left as an open question: no entry documents an AI prompt for the HTM/KNN fusion weighting or similarity-scoring logic, so — consistent with PROMPTS.md's role as the exhaustive record of every significant AI-assisted contribution — that logic is stated below as manually authored rather than hedged.</w:t>
       </w:r>
     </w:p>
     <w:tbl>
       <w:tblPr>
-        <w:tblW w:type="dxa" w:w="9000"/>
+        <w:tblW w:type="dxa" w:w="4900"/>
         <w:tblBorders>
           <w:top w:val="single" w:color="auto" w:sz="4"/>
           <w:left w:val="single" w:color="auto" w:sz="4"/>
@@ -2891,9 +3037,9 @@
         </w:tblBorders>
       </w:tblPr>
       <w:tblGrid>
-        <w:gridCol w:w="2200"/>
-        <w:gridCol w:w="3900"/>
-        <w:gridCol w:w="2900"/>
+        <w:gridCol w:w="1200"/>
+        <w:gridCol w:w="2100"/>
+        <w:gridCol w:w="1600"/>
       </w:tblGrid>
       <w:tr>
         <w:trPr>
@@ -2902,7 +3048,7 @@
         </w:trPr>
         <w:tc>
           <w:tcPr>
-            <w:tcW w:type="dxa" w:w="2200"/>
+            <w:tcW w:type="dxa" w:w="1200"/>
             <w:shd w:fill="D9E2F3" w:val="clear"/>
             <w:tcMar>
               <w:top w:type="dxa" w:w="40"/>
@@ -2920,8 +3066,8 @@
                 <w:rFonts w:ascii="Times New Roman" w:cs="Times New Roman" w:eastAsia="Times New Roman" w:hAnsi="Times New Roman"/>
                 <w:b/>
                 <w:bCs/>
-                <w:sz w:val="16"/>
-                <w:szCs w:val="16"/>
+                <w:sz w:val="15"/>
+                <w:szCs w:val="15"/>
               </w:rPr>
               <w:t xml:space="preserve">Category</w:t>
             </w:r>
@@ -2929,7 +3075,7 @@
         </w:tc>
         <w:tc>
           <w:tcPr>
-            <w:tcW w:type="dxa" w:w="3900"/>
+            <w:tcW w:type="dxa" w:w="2100"/>
             <w:shd w:fill="D9E2F3" w:val="clear"/>
             <w:tcMar>
               <w:top w:type="dxa" w:w="40"/>
@@ -2947,8 +3093,8 @@
                 <w:rFonts w:ascii="Times New Roman" w:cs="Times New Roman" w:eastAsia="Times New Roman" w:hAnsi="Times New Roman"/>
                 <w:b/>
                 <w:bCs/>
-                <w:sz w:val="16"/>
-                <w:szCs w:val="16"/>
+                <w:sz w:val="15"/>
+                <w:szCs w:val="15"/>
               </w:rPr>
               <w:t xml:space="preserve">Example Component(s)</w:t>
             </w:r>
@@ -2956,7 +3102,7 @@
         </w:tc>
         <w:tc>
           <w:tcPr>
-            <w:tcW w:type="dxa" w:w="2900"/>
+            <w:tcW w:type="dxa" w:w="1600"/>
             <w:shd w:fill="D9E2F3" w:val="clear"/>
             <w:tcMar>
               <w:top w:type="dxa" w:w="40"/>
@@ -2974,8 +3120,8 @@
                 <w:rFonts w:ascii="Times New Roman" w:cs="Times New Roman" w:eastAsia="Times New Roman" w:hAnsi="Times New Roman"/>
                 <w:b/>
                 <w:bCs/>
-                <w:sz w:val="16"/>
-                <w:szCs w:val="16"/>
+                <w:sz w:val="15"/>
+                <w:szCs w:val="15"/>
               </w:rPr>
               <w:t xml:space="preserve">Disclosed In</w:t>
             </w:r>
@@ -2989,25 +3135,25 @@
         </w:trPr>
         <w:tc>
           <w:tcPr>
-            <w:tcW w:type="dxa" w:w="2200"/>
-            <w:tcMar>
-              <w:top w:type="dxa" w:w="40"/>
-              <w:left w:type="dxa" w:w="60"/>
-              <w:bottom w:type="dxa" w:w="40"/>
-              <w:right w:type="dxa" w:w="60"/>
-            </w:tcMar>
-          </w:tcPr>
-          <w:p>
-            <w:pPr>
-              <w:jc w:val="left"/>
-            </w:pPr>
-            <w:r>
-              <w:rPr>
-                <w:rFonts w:ascii="Times New Roman" w:cs="Times New Roman" w:eastAsia="Times New Roman" w:hAnsi="Times New Roman"/>
-                <w:b w:val="false"/>
-                <w:bCs w:val="false"/>
-                <w:sz w:val="16"/>
-                <w:szCs w:val="16"/>
+            <w:tcW w:type="dxa" w:w="1200"/>
+            <w:tcMar>
+              <w:top w:type="dxa" w:w="40"/>
+              <w:left w:type="dxa" w:w="60"/>
+              <w:bottom w:type="dxa" w:w="40"/>
+              <w:right w:type="dxa" w:w="60"/>
+            </w:tcMar>
+          </w:tcPr>
+          <w:p>
+            <w:pPr>
+              <w:jc w:val="left"/>
+            </w:pPr>
+            <w:r>
+              <w:rPr>
+                <w:rFonts w:ascii="Times New Roman" w:cs="Times New Roman" w:eastAsia="Times New Roman" w:hAnsi="Times New Roman"/>
+                <w:b w:val="false"/>
+                <w:bCs w:val="false"/>
+                <w:sz w:val="15"/>
+                <w:szCs w:val="15"/>
               </w:rPr>
               <w:t xml:space="preserve">Run-time agent tool-calling</w:t>
             </w:r>
@@ -3015,25 +3161,25 @@
         </w:tc>
         <w:tc>
           <w:tcPr>
-            <w:tcW w:type="dxa" w:w="3900"/>
-            <w:tcMar>
-              <w:top w:type="dxa" w:w="40"/>
-              <w:left w:type="dxa" w:w="60"/>
-              <w:bottom w:type="dxa" w:w="40"/>
-              <w:right w:type="dxa" w:w="60"/>
-            </w:tcMar>
-          </w:tcPr>
-          <w:p>
-            <w:pPr>
-              <w:jc w:val="left"/>
-            </w:pPr>
-            <w:r>
-              <w:rPr>
-                <w:rFonts w:ascii="Times New Roman" w:cs="Times New Roman" w:eastAsia="Times New Roman" w:hAnsi="Times New Roman"/>
-                <w:b w:val="false"/>
-                <w:bCs w:val="false"/>
-                <w:sz w:val="16"/>
-                <w:szCs w:val="16"/>
+            <w:tcW w:type="dxa" w:w="2100"/>
+            <w:tcMar>
+              <w:top w:type="dxa" w:w="40"/>
+              <w:left w:type="dxa" w:w="60"/>
+              <w:bottom w:type="dxa" w:w="40"/>
+              <w:right w:type="dxa" w:w="60"/>
+            </w:tcMar>
+          </w:tcPr>
+          <w:p>
+            <w:pPr>
+              <w:jc w:val="left"/>
+            </w:pPr>
+            <w:r>
+              <w:rPr>
+                <w:rFonts w:ascii="Times New Roman" w:cs="Times New Roman" w:eastAsia="Times New Roman" w:hAnsi="Times New Roman"/>
+                <w:b w:val="false"/>
+                <w:bCs w:val="false"/>
+                <w:sz w:val="15"/>
+                <w:szCs w:val="15"/>
               </w:rPr>
               <w:t xml:space="preserve">ImageReconstructionAgent (Microsoft.Agents.AI, gpt-4o-mini) invoking MCP tools</w:t>
             </w:r>
@@ -3041,25 +3187,25 @@
         </w:tc>
         <w:tc>
           <w:tcPr>
-            <w:tcW w:type="dxa" w:w="2900"/>
-            <w:tcMar>
-              <w:top w:type="dxa" w:w="40"/>
-              <w:left w:type="dxa" w:w="60"/>
-              <w:bottom w:type="dxa" w:w="40"/>
-              <w:right w:type="dxa" w:w="60"/>
-            </w:tcMar>
-          </w:tcPr>
-          <w:p>
-            <w:pPr>
-              <w:jc w:val="left"/>
-            </w:pPr>
-            <w:r>
-              <w:rPr>
-                <w:rFonts w:ascii="Times New Roman" w:cs="Times New Roman" w:eastAsia="Times New Roman" w:hAnsi="Times New Roman"/>
-                <w:b w:val="false"/>
-                <w:bCs w:val="false"/>
-                <w:sz w:val="16"/>
-                <w:szCs w:val="16"/>
+            <w:tcW w:type="dxa" w:w="1600"/>
+            <w:tcMar>
+              <w:top w:type="dxa" w:w="40"/>
+              <w:left w:type="dxa" w:w="60"/>
+              <w:bottom w:type="dxa" w:w="40"/>
+              <w:right w:type="dxa" w:w="60"/>
+            </w:tcMar>
+          </w:tcPr>
+          <w:p>
+            <w:pPr>
+              <w:jc w:val="left"/>
+            </w:pPr>
+            <w:r>
+              <w:rPr>
+                <w:rFonts w:ascii="Times New Roman" w:cs="Times New Roman" w:eastAsia="Times New Roman" w:hAnsi="Times New Roman"/>
+                <w:b w:val="false"/>
+                <w:bCs w:val="false"/>
+                <w:sz w:val="15"/>
+                <w:szCs w:val="15"/>
               </w:rPr>
               <w:t xml:space="preserve">Section III-A, III-D</w:t>
             </w:r>
@@ -3073,25 +3219,25 @@
         </w:trPr>
         <w:tc>
           <w:tcPr>
-            <w:tcW w:type="dxa" w:w="2200"/>
-            <w:tcMar>
-              <w:top w:type="dxa" w:w="40"/>
-              <w:left w:type="dxa" w:w="60"/>
-              <w:bottom w:type="dxa" w:w="40"/>
-              <w:right w:type="dxa" w:w="60"/>
-            </w:tcMar>
-          </w:tcPr>
-          <w:p>
-            <w:pPr>
-              <w:jc w:val="left"/>
-            </w:pPr>
-            <w:r>
-              <w:rPr>
-                <w:rFonts w:ascii="Times New Roman" w:cs="Times New Roman" w:eastAsia="Times New Roman" w:hAnsi="Times New Roman"/>
-                <w:b w:val="false"/>
-                <w:bCs w:val="false"/>
-                <w:sz w:val="16"/>
-                <w:szCs w:val="16"/>
+            <w:tcW w:type="dxa" w:w="1200"/>
+            <w:tcMar>
+              <w:top w:type="dxa" w:w="40"/>
+              <w:left w:type="dxa" w:w="60"/>
+              <w:bottom w:type="dxa" w:w="40"/>
+              <w:right w:type="dxa" w:w="60"/>
+            </w:tcMar>
+          </w:tcPr>
+          <w:p>
+            <w:pPr>
+              <w:jc w:val="left"/>
+            </w:pPr>
+            <w:r>
+              <w:rPr>
+                <w:rFonts w:ascii="Times New Roman" w:cs="Times New Roman" w:eastAsia="Times New Roman" w:hAnsi="Times New Roman"/>
+                <w:b w:val="false"/>
+                <w:bCs w:val="false"/>
+                <w:sz w:val="15"/>
+                <w:szCs w:val="15"/>
               </w:rPr>
               <w:t xml:space="preserve">AI-assisted coding during development</w:t>
             </w:r>
@@ -3099,25 +3245,25 @@
         </w:tc>
         <w:tc>
           <w:tcPr>
-            <w:tcW w:type="dxa" w:w="3900"/>
-            <w:tcMar>
-              <w:top w:type="dxa" w:w="40"/>
-              <w:left w:type="dxa" w:w="60"/>
-              <w:bottom w:type="dxa" w:w="40"/>
-              <w:right w:type="dxa" w:w="60"/>
-            </w:tcMar>
-          </w:tcPr>
-          <w:p>
-            <w:pPr>
-              <w:jc w:val="left"/>
-            </w:pPr>
-            <w:r>
-              <w:rPr>
-                <w:rFonts w:ascii="Times New Roman" w:cs="Times New Roman" w:eastAsia="Times New Roman" w:hAnsi="Times New Roman"/>
-                <w:b w:val="false"/>
-                <w:bCs w:val="false"/>
-                <w:sz w:val="16"/>
-                <w:szCs w:val="16"/>
+            <w:tcW w:type="dxa" w:w="2100"/>
+            <w:tcMar>
+              <w:top w:type="dxa" w:w="40"/>
+              <w:left w:type="dxa" w:w="60"/>
+              <w:bottom w:type="dxa" w:w="40"/>
+              <w:right w:type="dxa" w:w="60"/>
+            </w:tcMar>
+          </w:tcPr>
+          <w:p>
+            <w:pPr>
+              <w:jc w:val="left"/>
+            </w:pPr>
+            <w:r>
+              <w:rPr>
+                <w:rFonts w:ascii="Times New Roman" w:cs="Times New Roman" w:eastAsia="Times New Roman" w:hAnsi="Times New Roman"/>
+                <w:b w:val="false"/>
+                <w:bCs w:val="false"/>
+                <w:sz w:val="15"/>
+                <w:szCs w:val="15"/>
               </w:rPr>
               <w:t xml:space="preserve">MCP tool scaffolding, classifier and pipeline helper code</w:t>
             </w:r>
@@ -3125,25 +3271,25 @@
         </w:tc>
         <w:tc>
           <w:tcPr>
-            <w:tcW w:type="dxa" w:w="2900"/>
-            <w:tcMar>
-              <w:top w:type="dxa" w:w="40"/>
-              <w:left w:type="dxa" w:w="60"/>
-              <w:bottom w:type="dxa" w:w="40"/>
-              <w:right w:type="dxa" w:w="60"/>
-            </w:tcMar>
-          </w:tcPr>
-          <w:p>
-            <w:pPr>
-              <w:jc w:val="left"/>
-            </w:pPr>
-            <w:r>
-              <w:rPr>
-                <w:rFonts w:ascii="Times New Roman" w:cs="Times New Roman" w:eastAsia="Times New Roman" w:hAnsi="Times New Roman"/>
-                <w:b w:val="false"/>
-                <w:bCs w:val="false"/>
-                <w:sz w:val="16"/>
-                <w:szCs w:val="16"/>
+            <w:tcW w:type="dxa" w:w="1600"/>
+            <w:tcMar>
+              <w:top w:type="dxa" w:w="40"/>
+              <w:left w:type="dxa" w:w="60"/>
+              <w:bottom w:type="dxa" w:w="40"/>
+              <w:right w:type="dxa" w:w="60"/>
+            </w:tcMar>
+          </w:tcPr>
+          <w:p>
+            <w:pPr>
+              <w:jc w:val="left"/>
+            </w:pPr>
+            <w:r>
+              <w:rPr>
+                <w:rFonts w:ascii="Times New Roman" w:cs="Times New Roman" w:eastAsia="Times New Roman" w:hAnsi="Times New Roman"/>
+                <w:b w:val="false"/>
+                <w:bCs w:val="false"/>
+                <w:sz w:val="15"/>
+                <w:szCs w:val="15"/>
               </w:rPr>
               <w:t xml:space="preserve">PROMPTS.md (full log)</w:t>
             </w:r>
@@ -3157,25 +3303,25 @@
         </w:trPr>
         <w:tc>
           <w:tcPr>
-            <w:tcW w:type="dxa" w:w="2200"/>
-            <w:tcMar>
-              <w:top w:type="dxa" w:w="40"/>
-              <w:left w:type="dxa" w:w="60"/>
-              <w:bottom w:type="dxa" w:w="40"/>
-              <w:right w:type="dxa" w:w="60"/>
-            </w:tcMar>
-          </w:tcPr>
-          <w:p>
-            <w:pPr>
-              <w:jc w:val="left"/>
-            </w:pPr>
-            <w:r>
-              <w:rPr>
-                <w:rFonts w:ascii="Times New Roman" w:cs="Times New Roman" w:eastAsia="Times New Roman" w:hAnsi="Times New Roman"/>
-                <w:b w:val="false"/>
-                <w:bCs w:val="false"/>
-                <w:sz w:val="16"/>
-                <w:szCs w:val="16"/>
+            <w:tcW w:type="dxa" w:w="1200"/>
+            <w:tcMar>
+              <w:top w:type="dxa" w:w="40"/>
+              <w:left w:type="dxa" w:w="60"/>
+              <w:bottom w:type="dxa" w:w="40"/>
+              <w:right w:type="dxa" w:w="60"/>
+            </w:tcMar>
+          </w:tcPr>
+          <w:p>
+            <w:pPr>
+              <w:jc w:val="left"/>
+            </w:pPr>
+            <w:r>
+              <w:rPr>
+                <w:rFonts w:ascii="Times New Roman" w:cs="Times New Roman" w:eastAsia="Times New Roman" w:hAnsi="Times New Roman"/>
+                <w:b w:val="false"/>
+                <w:bCs w:val="false"/>
+                <w:sz w:val="15"/>
+                <w:szCs w:val="15"/>
               </w:rPr>
               <w:t xml:space="preserve">AI-assisted debugging / correction</w:t>
             </w:r>
@@ -3183,53 +3329,53 @@
         </w:tc>
         <w:tc>
           <w:tcPr>
-            <w:tcW w:type="dxa" w:w="3900"/>
-            <w:tcMar>
-              <w:top w:type="dxa" w:w="40"/>
-              <w:left w:type="dxa" w:w="60"/>
-              <w:bottom w:type="dxa" w:w="40"/>
-              <w:right w:type="dxa" w:w="60"/>
-            </w:tcMar>
-          </w:tcPr>
-          <w:p>
-            <w:pPr>
-              <w:jc w:val="left"/>
-            </w:pPr>
-            <w:r>
-              <w:rPr>
-                <w:rFonts w:ascii="Times New Roman" w:cs="Times New Roman" w:eastAsia="Times New Roman" w:hAnsi="Times New Roman"/>
-                <w:b w:val="false"/>
-                <w:bCs w:val="false"/>
-                <w:sz w:val="16"/>
-                <w:szCs w:val="16"/>
-              </w:rPr>
-              <w:t xml:space="preserve">Fixes to AI-suggested cloud SDK usage and naming/config issues identified in Sections III-D and VI</w:t>
-            </w:r>
-          </w:p>
-        </w:tc>
-        <w:tc>
-          <w:tcPr>
-            <w:tcW w:type="dxa" w:w="2900"/>
-            <w:tcMar>
-              <w:top w:type="dxa" w:w="40"/>
-              <w:left w:type="dxa" w:w="60"/>
-              <w:bottom w:type="dxa" w:w="40"/>
-              <w:right w:type="dxa" w:w="60"/>
-            </w:tcMar>
-          </w:tcPr>
-          <w:p>
-            <w:pPr>
-              <w:jc w:val="left"/>
-            </w:pPr>
-            <w:r>
-              <w:rPr>
-                <w:rFonts w:ascii="Times New Roman" w:cs="Times New Roman" w:eastAsia="Times New Roman" w:hAnsi="Times New Roman"/>
-                <w:b w:val="false"/>
-                <w:bCs w:val="false"/>
-                <w:sz w:val="16"/>
-                <w:szCs w:val="16"/>
-              </w:rPr>
-              <w:t xml:space="preserve">PROMPTS.md; Sections III-D, VI</w:t>
+            <w:tcW w:type="dxa" w:w="2100"/>
+            <w:tcMar>
+              <w:top w:type="dxa" w:w="40"/>
+              <w:left w:type="dxa" w:w="60"/>
+              <w:bottom w:type="dxa" w:w="40"/>
+              <w:right w:type="dxa" w:w="60"/>
+            </w:tcMar>
+          </w:tcPr>
+          <w:p>
+            <w:pPr>
+              <w:jc w:val="left"/>
+            </w:pPr>
+            <w:r>
+              <w:rPr>
+                <w:rFonts w:ascii="Times New Roman" w:cs="Times New Roman" w:eastAsia="Times New Roman" w:hAnsi="Times New Roman"/>
+                <w:b w:val="false"/>
+                <w:bCs w:val="false"/>
+                <w:sz w:val="15"/>
+                <w:szCs w:val="15"/>
+              </w:rPr>
+              <w:t xml:space="preserve">Fixes to AI-suggested cloud SDK usage and naming/config issues identified in Section III-D</w:t>
+            </w:r>
+          </w:p>
+        </w:tc>
+        <w:tc>
+          <w:tcPr>
+            <w:tcW w:type="dxa" w:w="1600"/>
+            <w:tcMar>
+              <w:top w:type="dxa" w:w="40"/>
+              <w:left w:type="dxa" w:w="60"/>
+              <w:bottom w:type="dxa" w:w="40"/>
+              <w:right w:type="dxa" w:w="60"/>
+            </w:tcMar>
+          </w:tcPr>
+          <w:p>
+            <w:pPr>
+              <w:jc w:val="left"/>
+            </w:pPr>
+            <w:r>
+              <w:rPr>
+                <w:rFonts w:ascii="Times New Roman" w:cs="Times New Roman" w:eastAsia="Times New Roman" w:hAnsi="Times New Roman"/>
+                <w:b w:val="false"/>
+                <w:bCs w:val="false"/>
+                <w:sz w:val="15"/>
+                <w:szCs w:val="15"/>
+              </w:rPr>
+              <w:t xml:space="preserve">PROMPTS.md; Section III-D</w:t>
             </w:r>
           </w:p>
         </w:tc>
@@ -3241,25 +3387,25 @@
         </w:trPr>
         <w:tc>
           <w:tcPr>
-            <w:tcW w:type="dxa" w:w="2200"/>
-            <w:tcMar>
-              <w:top w:type="dxa" w:w="40"/>
-              <w:left w:type="dxa" w:w="60"/>
-              <w:bottom w:type="dxa" w:w="40"/>
-              <w:right w:type="dxa" w:w="60"/>
-            </w:tcMar>
-          </w:tcPr>
-          <w:p>
-            <w:pPr>
-              <w:jc w:val="left"/>
-            </w:pPr>
-            <w:r>
-              <w:rPr>
-                <w:rFonts w:ascii="Times New Roman" w:cs="Times New Roman" w:eastAsia="Times New Roman" w:hAnsi="Times New Roman"/>
-                <w:b w:val="false"/>
-                <w:bCs w:val="false"/>
-                <w:sz w:val="16"/>
-                <w:szCs w:val="16"/>
+            <w:tcW w:type="dxa" w:w="1200"/>
+            <w:tcMar>
+              <w:top w:type="dxa" w:w="40"/>
+              <w:left w:type="dxa" w:w="60"/>
+              <w:bottom w:type="dxa" w:w="40"/>
+              <w:right w:type="dxa" w:w="60"/>
+            </w:tcMar>
+          </w:tcPr>
+          <w:p>
+            <w:pPr>
+              <w:jc w:val="left"/>
+            </w:pPr>
+            <w:r>
+              <w:rPr>
+                <w:rFonts w:ascii="Times New Roman" w:cs="Times New Roman" w:eastAsia="Times New Roman" w:hAnsi="Times New Roman"/>
+                <w:b w:val="false"/>
+                <w:bCs w:val="false"/>
+                <w:sz w:val="15"/>
+                <w:szCs w:val="15"/>
               </w:rPr>
               <w:t xml:space="preserve">Manually authored, algorithm-critical logic</w:t>
             </w:r>
@@ -3267,51 +3413,51 @@
         </w:tc>
         <w:tc>
           <w:tcPr>
-            <w:tcW w:type="dxa" w:w="3900"/>
-            <w:tcMar>
-              <w:top w:type="dxa" w:w="40"/>
-              <w:left w:type="dxa" w:w="60"/>
-              <w:bottom w:type="dxa" w:w="40"/>
-              <w:right w:type="dxa" w:w="60"/>
-            </w:tcMar>
-          </w:tcPr>
-          <w:p>
-            <w:pPr>
-              <w:jc w:val="left"/>
-            </w:pPr>
-            <w:r>
-              <w:rPr>
-                <w:rFonts w:ascii="Times New Roman" w:cs="Times New Roman" w:eastAsia="Times New Roman" w:hAnsi="Times New Roman"/>
-                <w:b w:val="false"/>
-                <w:bCs w:val="false"/>
-                <w:sz w:val="16"/>
-                <w:szCs w:val="16"/>
-              </w:rPr>
-              <w:t xml:space="preserve">HTM/KNN fusion weighting, similarity scoring (believed hand-designed; to be confirmed against PROMPTS.md)</w:t>
-            </w:r>
-          </w:p>
-        </w:tc>
-        <w:tc>
-          <w:tcPr>
-            <w:tcW w:type="dxa" w:w="2900"/>
-            <w:tcMar>
-              <w:top w:type="dxa" w:w="40"/>
-              <w:left w:type="dxa" w:w="60"/>
-              <w:bottom w:type="dxa" w:w="40"/>
-              <w:right w:type="dxa" w:w="60"/>
-            </w:tcMar>
-          </w:tcPr>
-          <w:p>
-            <w:pPr>
-              <w:jc w:val="left"/>
-            </w:pPr>
-            <w:r>
-              <w:rPr>
-                <w:rFonts w:ascii="Times New Roman" w:cs="Times New Roman" w:eastAsia="Times New Roman" w:hAnsi="Times New Roman"/>
-                <w:b w:val="false"/>
-                <w:bCs w:val="false"/>
-                <w:sz w:val="16"/>
-                <w:szCs w:val="16"/>
+            <w:tcW w:type="dxa" w:w="2100"/>
+            <w:tcMar>
+              <w:top w:type="dxa" w:w="40"/>
+              <w:left w:type="dxa" w:w="60"/>
+              <w:bottom w:type="dxa" w:w="40"/>
+              <w:right w:type="dxa" w:w="60"/>
+            </w:tcMar>
+          </w:tcPr>
+          <w:p>
+            <w:pPr>
+              <w:jc w:val="left"/>
+            </w:pPr>
+            <w:r>
+              <w:rPr>
+                <w:rFonts w:ascii="Times New Roman" w:cs="Times New Roman" w:eastAsia="Times New Roman" w:hAnsi="Times New Roman"/>
+                <w:b w:val="false"/>
+                <w:bCs w:val="false"/>
+                <w:sz w:val="15"/>
+                <w:szCs w:val="15"/>
+              </w:rPr>
+              <w:t xml:space="preserve">HTM/KNN fusion weighting, similarity scoring (no PROMPTS.md entry documents AI assistance for this logic)</w:t>
+            </w:r>
+          </w:p>
+        </w:tc>
+        <w:tc>
+          <w:tcPr>
+            <w:tcW w:type="dxa" w:w="1600"/>
+            <w:tcMar>
+              <w:top w:type="dxa" w:w="40"/>
+              <w:left w:type="dxa" w:w="60"/>
+              <w:bottom w:type="dxa" w:w="40"/>
+              <w:right w:type="dxa" w:w="60"/>
+            </w:tcMar>
+          </w:tcPr>
+          <w:p>
+            <w:pPr>
+              <w:jc w:val="left"/>
+            </w:pPr>
+            <w:r>
+              <w:rPr>
+                <w:rFonts w:ascii="Times New Roman" w:cs="Times New Roman" w:eastAsia="Times New Roman" w:hAnsi="Times New Roman"/>
+                <w:b w:val="false"/>
+                <w:bCs w:val="false"/>
+                <w:sz w:val="15"/>
+                <w:szCs w:val="15"/>
               </w:rPr>
               <w:t xml:space="preserve">Section III-C</w:t>
             </w:r>
@@ -3321,6 +3467,7 @@
     </w:tbl>
     <w:p>
       <w:pPr>
+        <w:pStyle w:val="Caption"/>
         <w:spacing w:after="120" w:before="60"/>
         <w:jc w:val="center"/>
       </w:pPr>
@@ -3337,18 +3484,7 @@
     </w:p>
     <w:p>
       <w:pPr>
-        <w:sectPr>
-          <w:type w:val="continuous"/>
-          <w:pgSz w:w="11906" w:h="16838" w:orient="portrait"/>
-          <w:pgMar w:top="1077" w:right="812" w:bottom="2438" w:left="812" w:header="708" w:footer="708" w:gutter="0"/>
-          <w:pgNumType/>
-          <w:cols w:num="1"/>
-          <w:docGrid w:linePitch="360"/>
-        </w:sectPr>
-      </w:pPr>
-    </w:p>
-    <w:p>
-      <w:pPr>
+        <w:pStyle w:val="Heading1"/>
         <w:spacing w:after="100" w:before="200"/>
         <w:jc w:val="center"/>
       </w:pPr>
@@ -3366,6 +3502,7 @@
     </w:p>
     <w:p>
       <w:pPr>
+        <w:pStyle w:val="IEEEBodyText"/>
         <w:spacing w:after="40" w:line="230" w:lineRule="auto"/>
         <w:jc w:val="both"/>
       </w:pPr>
@@ -3380,6 +3517,7 @@
     </w:p>
     <w:p>
       <w:pPr>
+        <w:pStyle w:val="IEEEBodyText"/>
         <w:spacing w:after="40" w:line="230" w:lineRule="auto"/>
         <w:jc w:val="both"/>
       </w:pPr>
@@ -3389,11 +3527,12 @@
           <w:sz w:val="20"/>
           <w:szCs w:val="20"/>
         </w:rPr>
-        <w:t xml:space="preserve">Two concrete examples, both visible directly in the codebase rather than reconstructed from memory, illustrate the kind of AI-output review this course's guideline asks for (Section 2.2.2, "depth of manual review/correction shown"). First, a manual review pass during development found that ImageReconstructionAgent's system prompt instructed the agent to "...and save results to Azure Table Storage" while ResultStorageService/ReconstructionResultEntity was not yet being called from the reconstruction pipeline — the agent was, at that point, promising a persistence step the running system did not perform. This is exactly the kind of AI-authored-looking mismatch a manual pass is meant to catch: identifying it is what led to actually wiring ResultStorageService into the pipeline (Section III-B, Fig. 1), so the system prompt now describes real behavior rather than an aspirational one. Because the team's chat/commit history has not yet been cross-referenced to confirm exactly who or what introduced the original mismatch, that attribution is left open even though the fix itself is confirmed. Second, the naming and configuration inconsistencies noted in Section III-D — Tools/binaryToImageConverterTool.cs's lowercase-leading name against the project's otherwise PascalCase convention, and the Training_Image_Spartial folder name together with hardcoded Windows-style paths in launchSettings.json — are the kind of low-severity but real defects that AI-assisted scaffolding can introduce and that a manual review pass is expected to catch; here they are documented rather than silently fixed, since deciding whether to rename a path that other configuration or scripts may depend on is a team decision outside the scope of this paper.</w:t>
-      </w:r>
-    </w:p>
-    <w:p>
-      <w:pPr>
+        <w:t xml:space="preserve">Two concrete examples, both visible directly in the codebase rather than reconstructed from memory, illustrate the kind of AI-output review this course's guideline asks for (Section 2.2.2, "depth of manual review/correction shown"). First, a manual review pass during development found that ImageReconstructionAgent's system prompt instructed the agent to "...and save results to Azure Table Storage" while ResultStorageService/ReconstructionResultEntity was not yet being called from the reconstruction pipeline — the agent was, at that point, promising a persistence step the running system did not perform. This is exactly the kind of AI-authored-looking mismatch a manual pass is meant to catch: identifying it is what led to actually wiring ResultStorageService into the pipeline (Section III-B, Fig. 1), so the system prompt now describes real behavior rather than an aspirational one. Because the team's chat/commit history has not yet been cross-referenced to confirm exactly who or what introduced the original mismatch, that attribution is left open even though the fix itself is confirmed. Second, the configuration inconsistency noted in Section III-D — the Training_Image_Spartial folder name together with hardcoded Windows-style paths in launchSettings.json — is the kind of low-severity but real defect that AI-assisted scaffolding can introduce and that a manual review pass is expected to catch; it is documented rather than silently fixed, since deciding whether to rename a path that other configuration or scripts may depend on is a team decision outside the scope of this paper. A previously-noted file-naming inconsistency (Tools/binaryToImageConverterTool.cs's lowercase-leading name) has since been corrected and is no longer an open item.</w:t>
+      </w:r>
+    </w:p>
+    <w:p>
+      <w:pPr>
+        <w:pStyle w:val="IEEEBodyText"/>
         <w:spacing w:after="40" w:line="230" w:lineRule="auto"/>
         <w:jc w:val="both"/>
       </w:pPr>
@@ -3408,6 +3547,7 @@
     </w:p>
     <w:p>
       <w:pPr>
+        <w:pStyle w:val="IEEEBodyText"/>
         <w:spacing w:after="40" w:line="230" w:lineRule="auto"/>
         <w:jc w:val="both"/>
       </w:pPr>
@@ -3422,6 +3562,7 @@
     </w:p>
     <w:p>
       <w:pPr>
+        <w:pStyle w:val="Heading2"/>
         <w:spacing w:after="60" w:before="140"/>
       </w:pPr>
       <w:r>
@@ -3437,6 +3578,7 @@
     </w:p>
     <w:p>
       <w:pPr>
+        <w:pStyle w:val="IEEEBodyText"/>
         <w:spacing w:after="40" w:line="230" w:lineRule="auto"/>
         <w:jc w:val="both"/>
       </w:pPr>
@@ -3451,6 +3593,7 @@
     </w:p>
     <w:p>
       <w:pPr>
+        <w:pStyle w:val="Heading1"/>
         <w:spacing w:after="100" w:before="200"/>
         <w:jc w:val="center"/>
       </w:pPr>
@@ -3468,6 +3611,7 @@
     </w:p>
     <w:p>
       <w:pPr>
+        <w:pStyle w:val="IEEEBodyText"/>
         <w:spacing w:after="40" w:line="230" w:lineRule="auto"/>
         <w:jc w:val="both"/>
       </w:pPr>
@@ -3482,6 +3626,7 @@
     </w:p>
     <w:p>
       <w:pPr>
+        <w:pStyle w:val="IEEEBodyText"/>
         <w:spacing w:after="40" w:line="230" w:lineRule="auto"/>
         <w:jc w:val="both"/>
       </w:pPr>
@@ -3491,11 +3636,12 @@
           <w:sz w:val="20"/>
           <w:szCs w:val="20"/>
         </w:rPr>
-        <w:t xml:space="preserve">Future work includes improving reconstruction quality for low-contrast, low-edge-density images through adaptive binarization or contrast enhancement; expanding the training and test sets to more diverse garment types and image conditions; and, on the engineering side, validating the newly-closed persistence path under an actual multi-replica deployment: concurrent writes to ReconstructionResults, cold-start latency for loading a persisted model from Blob Storage, and replica-to-replica consistency have not yet been measured, and are the prerequisite for confidently claiming the scaling path laid out in Section III-F. Remaining future work includes adding automated CI/CD deployment to Azure, monitoring and alerting for the hosted MCP server, capturing the populated ReconstructionResults listing still outstanding per Section IV-C and diagnosing the “Issues Detected” runtime status reported there, and cost/performance profiling of the Blob and Table Storage access patterns under sustained, multi-replica, agent-driven load.</w:t>
-      </w:r>
-    </w:p>
-    <w:p>
-      <w:pPr>
+        <w:t xml:space="preserve">Future work includes exposing the confidence-weighted HTM/KNN fusion step itself as a live MCP tool call or a documented agent-orchestrated sequence, so the accuracy figures reported here can eventually be reproduced against the deployed server rather than only the offline batch pipeline; improving reconstruction quality for low-contrast, low-edge-density images through adaptive binarization or contrast enhancement; expanding the training and test sets to more diverse garment types and image conditions; and, on the engineering side, validating the newly-closed persistence path under an actual multi-replica deployment: concurrent writes to ReconstructionResults, cold-start latency for loading a persisted model from Blob Storage, and replica-to-replica consistency have not yet been measured, and are the prerequisite for confidently claiming the scaling path laid out in Section III-F. Remaining future work includes adding automated CI/CD deployment to Azure, monitoring and alerting for the hosted MCP server, capturing the populated ReconstructionResults listing still outstanding per Section IV-C and diagnosing the “Issues Detected” runtime status reported there, and cost/performance profiling of the Blob and Table Storage access patterns under sustained, multi-replica, agent-driven load.</w:t>
+      </w:r>
+    </w:p>
+    <w:p>
+      <w:pPr>
+        <w:pStyle w:val="Heading1"/>
         <w:spacing w:after="100" w:before="200"/>
         <w:jc w:val="center"/>
       </w:pPr>
@@ -3513,6 +3659,7 @@
     </w:p>
     <w:p>
       <w:pPr>
+        <w:pStyle w:val="IEEEReference"/>
         <w:spacing w:after="50" w:line="220"/>
         <w:ind w:left="260" w:hanging="260"/>
       </w:pPr>
@@ -3527,6 +3674,7 @@
     </w:p>
     <w:p>
       <w:pPr>
+        <w:pStyle w:val="IEEEReference"/>
         <w:spacing w:after="50" w:line="220"/>
         <w:ind w:left="260" w:hanging="260"/>
       </w:pPr>
@@ -3541,6 +3689,7 @@
     </w:p>
     <w:p>
       <w:pPr>
+        <w:pStyle w:val="IEEEReference"/>
         <w:spacing w:after="50" w:line="220"/>
         <w:ind w:left="260" w:hanging="260"/>
       </w:pPr>
@@ -3555,6 +3704,7 @@
     </w:p>
     <w:p>
       <w:pPr>
+        <w:pStyle w:val="IEEEReference"/>
         <w:spacing w:after="50" w:line="220"/>
         <w:ind w:left="260" w:hanging="260"/>
       </w:pPr>
@@ -3569,6 +3719,7 @@
     </w:p>
     <w:p>
       <w:pPr>
+        <w:pStyle w:val="IEEEReference"/>
         <w:spacing w:after="50" w:line="220"/>
         <w:ind w:left="260" w:hanging="260"/>
       </w:pPr>
@@ -3583,6 +3734,7 @@
     </w:p>
     <w:p>
       <w:pPr>
+        <w:pStyle w:val="IEEEReference"/>
         <w:spacing w:after="50" w:line="220"/>
         <w:ind w:left="260" w:hanging="260"/>
       </w:pPr>
@@ -3597,6 +3749,7 @@
     </w:p>
     <w:p>
       <w:pPr>
+        <w:pStyle w:val="IEEEReference"/>
         <w:spacing w:after="50" w:line="220"/>
         <w:ind w:left="260" w:hanging="260"/>
       </w:pPr>
@@ -3611,6 +3764,7 @@
     </w:p>
     <w:p>
       <w:pPr>
+        <w:pStyle w:val="IEEEReference"/>
         <w:spacing w:after="50" w:line="220"/>
         <w:ind w:left="260" w:hanging="260"/>
       </w:pPr>
@@ -3625,6 +3779,7 @@
     </w:p>
     <w:p>
       <w:pPr>
+        <w:pStyle w:val="IEEEReference"/>
         <w:spacing w:after="50" w:line="220"/>
         <w:ind w:left="260" w:hanging="260"/>
       </w:pPr>
@@ -3639,6 +3794,7 @@
     </w:p>
     <w:p>
       <w:pPr>
+        <w:pStyle w:val="IEEEReference"/>
         <w:spacing w:after="50" w:line="220"/>
         <w:ind w:left="260" w:hanging="260"/>
       </w:pPr>
@@ -3653,6 +3809,7 @@
     </w:p>
     <w:p>
       <w:pPr>
+        <w:pStyle w:val="IEEEReference"/>
         <w:spacing w:after="50" w:line="220"/>
         <w:ind w:left="260" w:hanging="260"/>
       </w:pPr>
@@ -3667,6 +3824,7 @@
     </w:p>
     <w:p>
       <w:pPr>
+        <w:pStyle w:val="IEEEReference"/>
         <w:spacing w:after="50" w:line="220"/>
         <w:ind w:left="260" w:hanging="260"/>
       </w:pPr>
@@ -4041,5 +4199,86 @@
       <w:szCs w:val="20"/>
     </w:rPr>
   </w:style>
+  <w:style w:type="paragraph" w:styleId="Heading1">
+    <w:name w:val="Heading 1"/>
+    <w:basedOn w:val="Normal"/>
+    <w:next w:val="Normal"/>
+    <w:qFormat/>
+    <w:pPr>
+      <w:spacing w:after="100" w:before="200"/>
+      <w:jc w:val="center"/>
+    </w:pPr>
+    <w:rPr>
+      <w:rFonts w:ascii="Times New Roman" w:cs="Times New Roman" w:eastAsia="Times New Roman" w:hAnsi="Times New Roman"/>
+      <w:b/>
+      <w:bCs/>
+      <w:caps/>
+      <w:sz w:val="20"/>
+      <w:szCs w:val="20"/>
+    </w:rPr>
+  </w:style>
+  <w:style w:type="paragraph" w:styleId="Heading2">
+    <w:name w:val="Heading 2"/>
+    <w:basedOn w:val="Normal"/>
+    <w:next w:val="Normal"/>
+    <w:qFormat/>
+    <w:pPr>
+      <w:spacing w:after="60" w:before="140"/>
+    </w:pPr>
+    <w:rPr>
+      <w:rFonts w:ascii="Times New Roman" w:cs="Times New Roman" w:eastAsia="Times New Roman" w:hAnsi="Times New Roman"/>
+      <w:i/>
+      <w:iCs/>
+      <w:sz w:val="20"/>
+      <w:szCs w:val="20"/>
+    </w:rPr>
+  </w:style>
+  <w:style w:type="paragraph" w:styleId="Caption">
+    <w:name w:val="Caption"/>
+    <w:basedOn w:val="Normal"/>
+    <w:next w:val="Normal"/>
+    <w:qFormat/>
+    <w:pPr>
+      <w:spacing w:after="120" w:before="60"/>
+      <w:jc w:val="center"/>
+    </w:pPr>
+    <w:rPr>
+      <w:rFonts w:ascii="Times New Roman" w:cs="Times New Roman" w:eastAsia="Times New Roman" w:hAnsi="Times New Roman"/>
+      <w:i/>
+      <w:iCs/>
+      <w:sz w:val="16"/>
+      <w:szCs w:val="16"/>
+    </w:rPr>
+  </w:style>
+  <w:style w:type="paragraph" w:styleId="IEEEBodyText">
+    <w:name w:val="IEEE Body Text"/>
+    <w:basedOn w:val="Normal"/>
+    <w:next w:val="IEEEBodyText"/>
+    <w:qFormat/>
+    <w:pPr>
+      <w:spacing w:after="40" w:line="230" w:lineRule="auto"/>
+      <w:jc w:val="both"/>
+    </w:pPr>
+    <w:rPr>
+      <w:rFonts w:ascii="Times New Roman" w:cs="Times New Roman" w:eastAsia="Times New Roman" w:hAnsi="Times New Roman"/>
+      <w:sz w:val="20"/>
+      <w:szCs w:val="20"/>
+    </w:rPr>
+  </w:style>
+  <w:style w:type="paragraph" w:styleId="IEEEReference">
+    <w:name w:val="IEEE Reference"/>
+    <w:basedOn w:val="Normal"/>
+    <w:next w:val="IEEEReference"/>
+    <w:qFormat/>
+    <w:pPr>
+      <w:spacing w:after="50" w:line="220"/>
+      <w:ind w:left="260" w:hanging="260"/>
+    </w:pPr>
+    <w:rPr>
+      <w:rFonts w:ascii="Times New Roman" w:cs="Times New Roman" w:eastAsia="Times New Roman" w:hAnsi="Times New Roman"/>
+      <w:sz w:val="18"/>
+      <w:szCs w:val="18"/>
+    </w:rPr>
+  </w:style>
 </w:styles>
 </file>